--- a/2025/电赛报告_巡线小车.docx
+++ b/2025/电赛报告_巡线小车.docx
@@ -516,24 +516,6 @@
         </w:rPr>
         <w:t>方案</w:t>
       </w:r>
-      <w:r>
-        <w:rPr>
-          <w:rFonts w:hint="eastAsia"/>
-        </w:rPr>
-        <w:t>（</w:t>
-      </w:r>
-      <w:r>
-        <w:rPr>
-          <w:rFonts w:hint="eastAsia"/>
-        </w:rPr>
-        <w:t>zpb</w:t>
-      </w:r>
-      <w:r>
-        <w:rPr>
-          <w:rFonts w:hint="eastAsia"/>
-        </w:rPr>
-        <w:t>）</w:t>
-      </w:r>
     </w:p>
     <w:p>
       <w:pPr>
@@ -548,7 +530,16 @@
         <w:rPr>
           <w:rFonts w:hint="eastAsia"/>
         </w:rPr>
-        <w:t>xxx</w:t>
+        <w:t>树莓派</w:t>
+      </w:r>
+      <w:r>
+        <w:rPr>
+          <w:rFonts w:hint="eastAsia"/>
+        </w:rPr>
+        <w:t>4</w:t>
+      </w:r>
+      <w:r>
+        <w:t>B</w:t>
       </w:r>
       <w:r>
         <w:t>方案</w:t>
@@ -566,7 +557,34 @@
         <w:rPr>
           <w:rFonts w:hint="eastAsia"/>
         </w:rPr>
-        <w:t>优点是……</w:t>
+        <w:t>优点是</w:t>
+      </w:r>
+      <w:r>
+        <w:rPr>
+          <w:rFonts w:hint="eastAsia"/>
+        </w:rPr>
+        <w:t>C</w:t>
+      </w:r>
+      <w:r>
+        <w:t>PU</w:t>
+      </w:r>
+      <w:r>
+        <w:rPr>
+          <w:rFonts w:hint="eastAsia"/>
+        </w:rPr>
+        <w:t>算力较强，能流畅运行</w:t>
+      </w:r>
+      <w:r>
+        <w:rPr>
+          <w:rFonts w:hint="eastAsia"/>
+        </w:rPr>
+        <w:t>OpenCV</w:t>
+      </w:r>
+      <w:r>
+        <w:rPr>
+          <w:rFonts w:hint="eastAsia"/>
+        </w:rPr>
+        <w:t>传统图像处理</w:t>
       </w:r>
       <w:r>
         <w:t>；缺点是</w:t>
@@ -575,7 +593,22 @@
         <w:rPr>
           <w:rFonts w:hint="eastAsia"/>
         </w:rPr>
-        <w:t>……</w:t>
+        <w:t>缺少</w:t>
+      </w:r>
+      <w:r>
+        <w:rPr>
+          <w:rFonts w:hint="eastAsia"/>
+        </w:rPr>
+        <w:t>N</w:t>
+      </w:r>
+      <w:r>
+        <w:t>PU</w:t>
+      </w:r>
+      <w:r>
+        <w:rPr>
+          <w:rFonts w:hint="eastAsia"/>
+        </w:rPr>
+        <w:t>，无法运行目标检测模型进行字符识别，且功耗较高</w:t>
       </w:r>
       <w:r>
         <w:t>。</w:t>
@@ -590,10 +623,7 @@
         <w:t>方案二：</w:t>
       </w:r>
       <w:r>
-        <w:rPr>
-          <w:rFonts w:hint="eastAsia"/>
-        </w:rPr>
-        <w:t>xxx</w:t>
+        <w:t>K230</w:t>
       </w:r>
       <w:r>
         <w:t>方案</w:t>
@@ -611,7 +641,22 @@
         <w:rPr>
           <w:rFonts w:hint="eastAsia"/>
         </w:rPr>
-        <w:t>是……</w:t>
+        <w:t>是有独立</w:t>
+      </w:r>
+      <w:r>
+        <w:rPr>
+          <w:rFonts w:hint="eastAsia"/>
+        </w:rPr>
+        <w:t>K</w:t>
+      </w:r>
+      <w:r>
+        <w:t>PU</w:t>
+      </w:r>
+      <w:r>
+        <w:rPr>
+          <w:rFonts w:hint="eastAsia"/>
+        </w:rPr>
+        <w:t>，可流畅运行字符识别</w:t>
       </w:r>
       <w:r>
         <w:t>；缺点是</w:t>
@@ -620,7 +665,19 @@
         <w:rPr>
           <w:rFonts w:hint="eastAsia"/>
         </w:rPr>
-        <w:t>……</w:t>
+        <w:t>对</w:t>
+      </w:r>
+      <w:r>
+        <w:rPr>
+          <w:rFonts w:hint="eastAsia"/>
+        </w:rPr>
+        <w:t>OpenCV</w:t>
+      </w:r>
+      <w:r>
+        <w:rPr>
+          <w:rFonts w:hint="eastAsia"/>
+        </w:rPr>
+        <w:t>支持不佳</w:t>
       </w:r>
       <w:r>
         <w:t>。</w:t>
@@ -636,31 +693,10 @@
         <w:t>方案比较与选择：</w:t>
       </w:r>
       <w:r>
-        <w:t>鉴于系统设计要求</w:t>
-      </w:r>
-      <w:r>
-        <w:rPr>
-          <w:rFonts w:hint="eastAsia"/>
-        </w:rPr>
-        <w:t>……</w:t>
-      </w:r>
-      <w:r>
-        <w:t>。因此方案选择</w:t>
-      </w:r>
-      <w:r>
-        <w:rPr>
-          <w:rFonts w:hint="eastAsia"/>
-        </w:rPr>
-        <w:t>……</w:t>
-      </w:r>
-      <w:r>
-        <w:t>方案</w:t>
-      </w:r>
-      <w:r>
-        <w:rPr>
-          <w:rFonts w:hint="eastAsia"/>
-        </w:rPr>
-        <w:t>x</w:t>
+        <w:rPr>
+          <w:rFonts w:hint="eastAsia"/>
+        </w:rPr>
+        <w:t>鉴于手头硬件限制，且本题对功耗要求不高，选择方案一作为视觉模块设计方案</w:t>
       </w:r>
       <w:r>
         <w:t>。</w:t>
@@ -893,298 +929,270 @@
     </w:p>
     <w:p>
       <w:pPr>
-        <w:pStyle w:val="af3"/>
-      </w:pPr>
-      <w:r>
-        <w:rPr>
+        <w:pStyle w:val="10"/>
+      </w:pPr>
+      <w:r>
+        <w:rPr>
+          <w:rFonts w:hint="eastAsia"/>
+        </w:rPr>
+        <w:t>理论分析</w:t>
+      </w:r>
+      <w:r>
+        <w:rPr>
+          <w:rFonts w:hint="eastAsia"/>
+        </w:rPr>
+        <w:t>（</w:t>
+      </w:r>
+      <w:r>
+        <w:rPr>
+          <w:rFonts w:hint="eastAsia"/>
+        </w:rPr>
+        <w:t>lx</w:t>
+      </w:r>
+      <w:r>
+        <w:rPr>
+          <w:rFonts w:hint="eastAsia"/>
+        </w:rPr>
+        <w:t>）</w:t>
+      </w:r>
+    </w:p>
+    <w:p>
+      <w:pPr>
+        <w:pStyle w:val="2"/>
+      </w:pPr>
+      <w:r>
+        <w:rPr>
+          <w:rFonts w:hint="eastAsia"/>
+        </w:rPr>
+        <w:t>光电对管控制</w:t>
+      </w:r>
+      <w:r>
+        <w:rPr>
+          <w:rFonts w:hint="eastAsia"/>
+        </w:rPr>
+        <w:t>pid</w:t>
+      </w:r>
+      <w:r>
+        <w:rPr>
+          <w:rFonts w:hint="eastAsia"/>
+        </w:rPr>
+        <w:t>巡线原理</w:t>
+      </w:r>
+    </w:p>
+    <w:p>
+      <w:pPr>
+        <w:pStyle w:val="2"/>
+      </w:pPr>
+      <w:r>
+        <w:rPr>
+          <w:rFonts w:hint="eastAsia"/>
+        </w:rPr>
+        <w:t>分析与计算</w:t>
+      </w:r>
+    </w:p>
+    <w:p>
+      <w:pPr>
+        <w:pStyle w:val="1"/>
+      </w:pPr>
+      <w:r>
+        <w:tab/>
+      </w:r>
+      <w:r>
+        <w:rPr>
+          <w:rFonts w:hint="eastAsia"/>
+        </w:rPr>
+        <w:t>电路与程序设计</w:t>
+      </w:r>
+    </w:p>
+    <w:p>
+      <w:pPr>
+        <w:pStyle w:val="2"/>
+      </w:pPr>
+      <w:r>
+        <w:rPr>
+          <w:rFonts w:hint="eastAsia"/>
+        </w:rPr>
+        <w:t>电路设计分析</w:t>
+      </w:r>
+      <w:r>
+        <w:t xml:space="preserve"> </w:t>
+      </w:r>
+    </w:p>
+    <w:p>
+      <w:pPr>
+        <w:pStyle w:val="3"/>
+      </w:pPr>
+      <w:r>
+        <w:rPr>
+          <w:rFonts w:hint="eastAsia"/>
+        </w:rPr>
+        <w:t>主电路设计</w:t>
+      </w:r>
+    </w:p>
+    <w:p>
+      <w:pPr>
+        <w:pStyle w:val="af7"/>
+        <w:ind w:firstLine="480"/>
+      </w:pPr>
+      <w:r>
+        <w:rPr>
+          <w:rFonts w:hint="eastAsia"/>
+        </w:rPr>
+        <w:t>主电路集成树莓派</w:t>
+      </w:r>
+      <w:r>
+        <w:rPr>
+          <w:rFonts w:hint="eastAsia"/>
+        </w:rPr>
+        <w:t>4</w:t>
+      </w:r>
+      <w:r>
+        <w:t>B</w:t>
+      </w:r>
+      <w:r>
+        <w:rPr>
+          <w:rFonts w:hint="eastAsia"/>
+        </w:rPr>
+        <w:t>、</w:t>
+      </w:r>
+      <w:r>
+        <w:rPr>
+          <w:rFonts w:hint="eastAsia"/>
+        </w:rPr>
+        <w:t>S</w:t>
+      </w:r>
+      <w:r>
+        <w:t>TM32</w:t>
+      </w:r>
+      <w:r>
+        <w:rPr>
+          <w:rFonts w:hint="eastAsia"/>
+        </w:rPr>
+        <w:t>、</w:t>
+      </w:r>
+      <w:r>
+        <w:rPr>
+          <w:rFonts w:hint="eastAsia"/>
+        </w:rPr>
+        <w:t>O</w:t>
+      </w:r>
+      <w:r>
+        <w:t>LED</w:t>
+      </w:r>
+      <w:r>
+        <w:rPr>
+          <w:rFonts w:hint="eastAsia"/>
+        </w:rPr>
+        <w:t>显示屏、</w:t>
+      </w:r>
+      <w:r>
+        <w:rPr>
+          <w:rFonts w:hint="eastAsia"/>
+        </w:rPr>
+        <w:t>H</w:t>
+      </w:r>
+      <w:r>
+        <w:t>C-06</w:t>
+      </w:r>
+      <w:r>
+        <w:rPr>
+          <w:rFonts w:hint="eastAsia"/>
+        </w:rPr>
+        <w:t>蓝牙模块、</w:t>
+      </w:r>
+      <w:r>
+        <w:rPr>
+          <w:rFonts w:hint="eastAsia"/>
+        </w:rPr>
+        <w:t>M</w:t>
+      </w:r>
+      <w:r>
+        <w:t>PU6050</w:t>
+      </w:r>
+      <w:r>
+        <w:rPr>
+          <w:rFonts w:hint="eastAsia"/>
+        </w:rPr>
+        <w:t>陀螺仪、</w:t>
+      </w:r>
+      <w:r>
+        <w:t>8</w:t>
+      </w:r>
+      <w:r>
+        <w:rPr>
+          <w:rFonts w:hint="eastAsia"/>
+        </w:rPr>
+        <w:t>路循迹模块及电机接口、调试接口等，并采用独立</w:t>
+      </w:r>
+      <w:r>
+        <w:rPr>
+          <w:rFonts w:hint="eastAsia"/>
+        </w:rPr>
+        <w:t>D</w:t>
+      </w:r>
+      <w:r>
+        <w:t>CDC</w:t>
+      </w:r>
+      <w:r>
+        <w:rPr>
+          <w:rFonts w:hint="eastAsia"/>
+        </w:rPr>
+        <w:t>降压板同时为</w:t>
+      </w:r>
+      <w:r>
+        <w:rPr>
+          <w:rFonts w:hint="eastAsia"/>
+        </w:rPr>
+        <w:t>S</w:t>
+      </w:r>
+      <w:r>
+        <w:t>TM32</w:t>
+      </w:r>
+      <w:r>
+        <w:rPr>
+          <w:rFonts w:hint="eastAsia"/>
+        </w:rPr>
+        <w:lastRenderedPageBreak/>
+        <w:t>以及树莓派提供</w:t>
+      </w:r>
+      <w:r>
+        <w:rPr>
+          <w:rFonts w:hint="eastAsia"/>
+        </w:rPr>
+        <w:t>5</w:t>
+      </w:r>
+      <w:r>
+        <w:t>V</w:t>
+      </w:r>
+      <w:r>
+        <w:rPr>
+          <w:rFonts w:hint="eastAsia"/>
+        </w:rPr>
+        <w:t>电源。</w:t>
+      </w:r>
+    </w:p>
+    <w:p>
+      <w:pPr>
+        <w:pStyle w:val="3"/>
+      </w:pPr>
+      <w:r>
+        <w:rPr>
+          <w:rFonts w:hint="eastAsia"/>
+        </w:rPr>
+        <w:t>电路板供电设计</w:t>
+      </w:r>
+    </w:p>
+    <w:p>
+      <w:pPr>
+        <w:pStyle w:val="af7"/>
+        <w:ind w:firstLine="480"/>
+      </w:pPr>
+      <w:r>
+        <w:rPr>
+          <w:rFonts w:asciiTheme="minorHAnsi" w:eastAsiaTheme="minorEastAsia" w:hAnsiTheme="minorHAnsi" w:cstheme="minorBidi"/>
           <w:noProof/>
         </w:rPr>
-        <w:lastRenderedPageBreak/>
-        <w:drawing>
-          <wp:inline distT="0" distB="0" distL="0" distR="0" wp14:anchorId="1D0320CB" wp14:editId="1C0DD2DB">
-            <wp:extent cx="4518660" cy="1619885"/>
-            <wp:effectExtent l="0" t="0" r="0" b="0"/>
-            <wp:docPr id="653966803" name="图形 2"/>
-            <wp:cNvGraphicFramePr>
-              <a:graphicFrameLocks xmlns:a="http://schemas.openxmlformats.org/drawingml/2006/main" noChangeAspect="1"/>
-            </wp:cNvGraphicFramePr>
-            <a:graphic xmlns:a="http://schemas.openxmlformats.org/drawingml/2006/main">
-              <a:graphicData uri="http://schemas.openxmlformats.org/drawingml/2006/picture">
-                <pic:pic xmlns:pic="http://schemas.openxmlformats.org/drawingml/2006/picture">
-                  <pic:nvPicPr>
-                    <pic:cNvPr id="653966803" name="图形 2"/>
-                    <pic:cNvPicPr>
-                      <a:picLocks noChangeAspect="1"/>
-                    </pic:cNvPicPr>
-                  </pic:nvPicPr>
-                  <pic:blipFill>
-                    <a:blip r:embed="rId9">
-                      <a:extLst>
-                        <a:ext uri="{96DAC541-7B7A-43D3-8B79-37D633B846F1}">
-                          <asvg:svgBlip xmlns:asvg="http://schemas.microsoft.com/office/drawing/2016/SVG/main" r:embed="rId10"/>
-                        </a:ext>
-                      </a:extLst>
-                    </a:blip>
-                    <a:srcRect l="3205" t="5220" r="51108" b="71618"/>
-                    <a:stretch>
-                      <a:fillRect/>
-                    </a:stretch>
-                  </pic:blipFill>
-                  <pic:spPr>
-                    <a:xfrm>
-                      <a:off x="0" y="0"/>
-                      <a:ext cx="4519263" cy="1620000"/>
-                    </a:xfrm>
-                    <a:prstGeom prst="rect">
-                      <a:avLst/>
-                    </a:prstGeom>
-                  </pic:spPr>
-                </pic:pic>
-              </a:graphicData>
-            </a:graphic>
-          </wp:inline>
-        </w:drawing>
-      </w:r>
-    </w:p>
-    <w:p>
-      <w:pPr>
-        <w:pStyle w:val="af6"/>
-      </w:pPr>
-      <w:bookmarkStart w:id="4" w:name="_Ref205047973"/>
-      <w:r>
-        <w:rPr>
-          <w:rFonts w:hint="eastAsia"/>
-        </w:rPr>
-        <w:t>图</w:t>
-      </w:r>
-      <w:r>
-        <w:rPr>
-          <w:rFonts w:hint="eastAsia"/>
-        </w:rPr>
-        <w:t xml:space="preserve"> </w:t>
-      </w:r>
-      <w:r>
-        <w:fldChar w:fldCharType="begin"/>
-      </w:r>
-      <w:r>
-        <w:instrText xml:space="preserve"> </w:instrText>
-      </w:r>
-      <w:r>
-        <w:rPr>
-          <w:rFonts w:hint="eastAsia"/>
-        </w:rPr>
-        <w:instrText xml:space="preserve">SEQ </w:instrText>
-      </w:r>
-      <w:r>
-        <w:rPr>
-          <w:rFonts w:hint="eastAsia"/>
-        </w:rPr>
-        <w:instrText>图</w:instrText>
-      </w:r>
-      <w:r>
-        <w:rPr>
-          <w:rFonts w:hint="eastAsia"/>
-        </w:rPr>
-        <w:instrText xml:space="preserve"> \* ARABIC</w:instrText>
-      </w:r>
-      <w:r>
-        <w:instrText xml:space="preserve"> </w:instrText>
-      </w:r>
-      <w:r>
-        <w:fldChar w:fldCharType="separate"/>
-      </w:r>
-      <w:r>
-        <w:rPr>
-          <w:noProof/>
-        </w:rPr>
-        <w:t>1</w:t>
-      </w:r>
-      <w:r>
-        <w:fldChar w:fldCharType="end"/>
-      </w:r>
-      <w:bookmarkStart w:id="5" w:name="_Ref205014916"/>
-      <w:bookmarkEnd w:id="4"/>
-      <w:r>
-        <w:rPr>
-          <w:rFonts w:hint="eastAsia"/>
-        </w:rPr>
-        <w:t xml:space="preserve"> </w:t>
-      </w:r>
-      <w:r>
-        <w:rPr>
-          <w:rFonts w:hint="eastAsia"/>
-        </w:rPr>
-        <w:t>目标物测量装置系统</w:t>
-      </w:r>
-      <w:bookmarkEnd w:id="5"/>
-      <w:r>
-        <w:rPr>
-          <w:rFonts w:hint="eastAsia"/>
-        </w:rPr>
-        <w:t>架构示意图</w:t>
-      </w:r>
-      <w:r>
-        <w:rPr>
-          <w:rFonts w:hint="eastAsia"/>
-        </w:rPr>
-        <w:t>（黑体</w:t>
-      </w:r>
-      <w:r>
-        <w:rPr>
-          <w:rFonts w:hint="eastAsia"/>
-        </w:rPr>
-        <w:t>/</w:t>
-      </w:r>
-      <w:r>
-        <w:rPr>
-          <w:rFonts w:hint="eastAsia"/>
-        </w:rPr>
-        <w:t>新罗马</w:t>
-      </w:r>
-      <w:r>
-        <w:rPr>
-          <w:rFonts w:hint="eastAsia"/>
-        </w:rPr>
-        <w:t>5</w:t>
-      </w:r>
-      <w:r>
-        <w:rPr>
-          <w:rFonts w:hint="eastAsia"/>
-        </w:rPr>
-        <w:t>号加粗</w:t>
-      </w:r>
-      <w:r>
-        <w:rPr>
-          <w:rFonts w:hint="eastAsia"/>
-        </w:rPr>
-        <w:t>，空格分隔</w:t>
-      </w:r>
-      <w:r>
-        <w:rPr>
-          <w:rFonts w:hint="eastAsia"/>
-        </w:rPr>
-        <w:t>）</w:t>
-      </w:r>
-    </w:p>
-    <w:p>
-      <w:pPr>
-        <w:pStyle w:val="10"/>
-      </w:pPr>
-      <w:r>
-        <w:rPr>
-          <w:rFonts w:hint="eastAsia"/>
-        </w:rPr>
-        <w:t>理论分析</w:t>
-      </w:r>
-      <w:r>
-        <w:rPr>
-          <w:rFonts w:hint="eastAsia"/>
-        </w:rPr>
-        <w:t>（</w:t>
-      </w:r>
-      <w:r>
-        <w:rPr>
-          <w:rFonts w:hint="eastAsia"/>
-        </w:rPr>
-        <w:t>lx</w:t>
-      </w:r>
-      <w:r>
-        <w:rPr>
-          <w:rFonts w:hint="eastAsia"/>
-        </w:rPr>
-        <w:t>）</w:t>
-      </w:r>
-    </w:p>
-    <w:p>
-      <w:pPr>
-        <w:pStyle w:val="2"/>
-      </w:pPr>
-      <w:r>
-        <w:rPr>
-          <w:rFonts w:hint="eastAsia"/>
-        </w:rPr>
-        <w:t>光电对管控制</w:t>
-      </w:r>
-      <w:r>
-        <w:rPr>
-          <w:rFonts w:hint="eastAsia"/>
-        </w:rPr>
-        <w:t>pid</w:t>
-      </w:r>
-      <w:r>
-        <w:rPr>
-          <w:rFonts w:hint="eastAsia"/>
-        </w:rPr>
-        <w:t>巡线原理</w:t>
-      </w:r>
-    </w:p>
-    <w:p>
-      <w:pPr>
-        <w:pStyle w:val="2"/>
-      </w:pPr>
-      <w:r>
-        <w:rPr>
-          <w:rFonts w:hint="eastAsia"/>
-        </w:rPr>
-        <w:t>分析与计算</w:t>
-      </w:r>
-    </w:p>
-    <w:p>
-      <w:pPr>
-        <w:pStyle w:val="1"/>
-      </w:pPr>
-      <w:r>
-        <w:tab/>
-      </w:r>
-      <w:r>
-        <w:rPr>
-          <w:rFonts w:hint="eastAsia"/>
-        </w:rPr>
-        <w:t>电路与程序设计</w:t>
-      </w:r>
-    </w:p>
-    <w:p>
-      <w:pPr>
-        <w:pStyle w:val="2"/>
-      </w:pPr>
-      <w:r>
-        <w:rPr>
-          <w:rFonts w:hint="eastAsia"/>
-        </w:rPr>
-        <w:t>电路设计分析</w:t>
-      </w:r>
-      <w:r>
-        <w:t xml:space="preserve"> </w:t>
-      </w:r>
-      <w:r>
-        <w:rPr>
-          <w:rFonts w:hint="eastAsia"/>
-        </w:rPr>
-        <w:t>（</w:t>
-      </w:r>
-      <w:r>
-        <w:rPr>
-          <w:rFonts w:hint="eastAsia"/>
-        </w:rPr>
-        <w:t>zpb</w:t>
-      </w:r>
-      <w:r>
-        <w:rPr>
-          <w:rFonts w:hint="eastAsia"/>
-        </w:rPr>
-        <w:t>）</w:t>
-      </w:r>
-    </w:p>
-    <w:bookmarkStart w:id="6" w:name="_Hlk202262439"/>
-    <w:p>
-      <w:pPr>
-        <w:pStyle w:val="af3"/>
-      </w:pPr>
-      <w:r>
-        <w:rPr>
-          <w:rFonts w:hint="eastAsia"/>
-        </w:rPr>
-        <w:object w:dxaOrig="12121" w:dyaOrig="3397" w14:anchorId="1A5EEF30">
+        <w:object w:dxaOrig="1440" w:dyaOrig="1440" w14:anchorId="1F94523A">
           <v:shapetype id="_x0000_t75" coordsize="21600,21600" o:spt="75" o:preferrelative="t" path="m@4@5l@4@11@9@11@9@5xe" filled="f" stroked="f">
             <v:stroke joinstyle="miter"/>
             <v:formulas>
@@ -1204,18 +1212,82 @@
             <v:path o:extrusionok="f" gradientshapeok="t" o:connecttype="rect"/>
             <o:lock v:ext="edit" aspectratio="t"/>
           </v:shapetype>
-          <v:shape id="_x0000_i1025" type="#_x0000_t75" style="width:453.6pt;height:127.2pt" o:ole="">
-            <v:imagedata r:id="rId11" o:title=""/>
+          <v:shape id="_x0000_s2050" type="#_x0000_t75" style="position:absolute;left:0;text-align:left;margin-left:42.6pt;margin-top:75.5pt;width:367.5pt;height:266.7pt;z-index:251659264;mso-position-horizontal-relative:text;mso-position-vertical-relative:text">
+            <v:imagedata r:id="rId9" o:title=""/>
+            <w10:wrap type="topAndBottom"/>
           </v:shape>
-          <o:OLEObject Type="Embed" ProgID="Visio.Drawing.15" ShapeID="_x0000_i1025" DrawAspect="Content" ObjectID="_1827307168" r:id="rId12"/>
+          <o:OLEObject Type="Embed" ProgID="Visio.Drawing.15" ShapeID="_x0000_s2050" DrawAspect="Content" ObjectID="_1827672087" r:id="rId10"/>
         </w:object>
       </w:r>
+      <w:r>
+        <w:rPr>
+          <w:rFonts w:hint="eastAsia"/>
+        </w:rPr>
+        <w:t>由于电路中使用了独立降压板进行供电，需要使用外界线将</w:t>
+      </w:r>
+      <w:r>
+        <w:rPr>
+          <w:rFonts w:hint="eastAsia"/>
+        </w:rPr>
+        <w:t>5</w:t>
+      </w:r>
+      <w:r>
+        <w:t>V</w:t>
+      </w:r>
+      <w:r>
+        <w:rPr>
+          <w:rFonts w:hint="eastAsia"/>
+        </w:rPr>
+        <w:t>电压引入主电路板，故在电路板中加入</w:t>
+      </w:r>
+      <w:r>
+        <w:rPr>
+          <w:rFonts w:hint="eastAsia"/>
+        </w:rPr>
+        <w:t>U</w:t>
+      </w:r>
+      <w:r>
+        <w:t>SB T</w:t>
+      </w:r>
+      <w:r>
+        <w:rPr>
+          <w:rFonts w:hint="eastAsia"/>
+        </w:rPr>
+        <w:t>ype</w:t>
+      </w:r>
+      <w:r>
+        <w:t>-C</w:t>
+      </w:r>
+      <w:r>
+        <w:rPr>
+          <w:rFonts w:hint="eastAsia"/>
+        </w:rPr>
+        <w:t>接口，保证供电能力的同时占用较小空间。供电逻辑如图</w:t>
+      </w:r>
+      <w:r>
+        <w:rPr>
+          <w:rFonts w:hint="eastAsia"/>
+        </w:rPr>
+        <w:t>3</w:t>
+      </w:r>
+      <w:r>
+        <w:rPr>
+          <w:rFonts w:hint="eastAsia"/>
+        </w:rPr>
+        <w:t>所示：</w:t>
+      </w:r>
+    </w:p>
+    <w:p>
+      <w:pPr>
+        <w:pStyle w:val="af3"/>
+      </w:pPr>
+      <w:bookmarkStart w:id="4" w:name="_Hlk202262439"/>
     </w:p>
     <w:p>
       <w:pPr>
         <w:pStyle w:val="af6"/>
       </w:pPr>
-      <w:bookmarkStart w:id="7" w:name="_Ref204965287"/>
+      <w:bookmarkStart w:id="5" w:name="_Ref204965287"/>
       <w:r>
         <w:rPr>
           <w:rFonts w:hint="eastAsia"/>
@@ -1267,7 +1339,7 @@
       <w:r>
         <w:fldChar w:fldCharType="end"/>
       </w:r>
-      <w:bookmarkEnd w:id="7"/>
+      <w:bookmarkEnd w:id="5"/>
       <w:r>
         <w:rPr>
           <w:rFonts w:hint="eastAsia"/>
@@ -1281,7 +1353,7 @@
         <w:t>电流测量模块电路图</w:t>
       </w:r>
     </w:p>
-    <w:bookmarkEnd w:id="6"/>
+    <w:bookmarkEnd w:id="4"/>
     <w:p>
       <w:pPr>
         <w:pStyle w:val="2"/>
@@ -1321,40 +1393,259 @@
         </w:rPr>
         <w:t>视觉程序设计</w:t>
       </w:r>
-      <w:r>
-        <w:rPr>
-          <w:rFonts w:hint="eastAsia"/>
-        </w:rPr>
-        <w:t>（</w:t>
-      </w:r>
-      <w:r>
-        <w:rPr>
-          <w:rFonts w:hint="eastAsia"/>
-        </w:rPr>
-        <w:t>zpb</w:t>
-      </w:r>
-      <w:r>
-        <w:rPr>
-          <w:rFonts w:hint="eastAsia"/>
-        </w:rPr>
-        <w:t>）</w:t>
-      </w:r>
-    </w:p>
-    <w:p>
-      <w:pPr>
-        <w:pStyle w:val="af3"/>
-      </w:pPr>
-      <w:bookmarkStart w:id="8" w:name="_Ref204982949"/>
+    </w:p>
+    <w:p>
+      <w:pPr>
+        <w:pStyle w:val="af7"/>
+        <w:ind w:firstLine="480"/>
+      </w:pPr>
+      <w:r>
+        <w:rPr>
+          <w:rFonts w:hint="eastAsia"/>
+        </w:rPr>
+        <w:t>视觉部分基于树莓派</w:t>
+      </w:r>
+      <w:r>
+        <w:rPr>
+          <w:rFonts w:hint="eastAsia"/>
+        </w:rPr>
+        <w:t>4</w:t>
+      </w:r>
+      <w:r>
+        <w:t>B</w:t>
+      </w:r>
+      <w:r>
+        <w:rPr>
+          <w:rFonts w:hint="eastAsia"/>
+        </w:rPr>
+        <w:t>，使用</w:t>
+      </w:r>
+      <w:r>
+        <w:rPr>
+          <w:rFonts w:hint="eastAsia"/>
+        </w:rPr>
+        <w:t>OpenCV</w:t>
+      </w:r>
+      <w:r>
+        <w:rPr>
+          <w:rFonts w:hint="eastAsia"/>
+        </w:rPr>
+        <w:t>进行停止标识、等停标识、红绿灯以及路牌的识别。由于树莓派与</w:t>
+      </w:r>
+      <w:r>
+        <w:rPr>
+          <w:rFonts w:hint="eastAsia"/>
+        </w:rPr>
+        <w:t>S</w:t>
+      </w:r>
+      <w:r>
+        <w:t>TM32</w:t>
+      </w:r>
+      <w:r>
+        <w:rPr>
+          <w:rFonts w:hint="eastAsia"/>
+        </w:rPr>
+        <w:t>核心板是单向通信，因此程序采用单线程结构，每一帧信息处理完毕后再进行数据的收发和新一帧的采集，降低复杂度并减少树莓派资源的浪费，系统流程如图所示：</w:t>
+      </w:r>
+    </w:p>
+    <w:p>
+      <w:pPr>
+        <w:pStyle w:val="af7"/>
+        <w:ind w:firstLine="480"/>
+      </w:pPr>
+      <w:r>
+        <w:rPr>
+          <w:rFonts w:hint="eastAsia"/>
+        </w:rPr>
+        <w:t>为</w:t>
+      </w:r>
+      <w:r>
+        <w:t>适应多目标形态及动态测量需求，视觉系统采用多模态处理架构，通过解析串口指令实时切换工作状态。系统基于多线程并行机制，同步执行图像采集处理与串口通信任务，确保实时响应性能，其核心流程如</w:t>
+      </w:r>
+      <w:r>
+        <w:fldChar w:fldCharType="begin"/>
+      </w:r>
+      <w:r>
+        <w:instrText xml:space="preserve"> REF _Ref204988600 \h </w:instrText>
+      </w:r>
+      <w:r>
+        <w:fldChar w:fldCharType="separate"/>
+      </w:r>
+      <w:r>
+        <w:rPr>
+          <w:rFonts w:hint="eastAsia"/>
+        </w:rPr>
+        <w:t>图</w:t>
+      </w:r>
+      <w:r>
+        <w:rPr>
+          <w:rFonts w:hint="eastAsia"/>
+        </w:rPr>
+        <w:t xml:space="preserve"> </w:t>
+      </w:r>
       <w:r>
         <w:rPr>
           <w:noProof/>
         </w:rPr>
+        <w:t>4</w:t>
+      </w:r>
+      <w:r>
+        <w:fldChar w:fldCharType="end"/>
+      </w:r>
+      <w:r>
+        <w:t>所示：</w:t>
+      </w:r>
+    </w:p>
+    <w:p>
+      <w:pPr>
+        <w:pStyle w:val="a"/>
+        <w:ind w:firstLine="482"/>
+      </w:pPr>
+      <w:r>
+        <w:rPr>
+          <w:b/>
+          <w:bCs/>
+        </w:rPr>
+        <w:t>图像采集与预处理：</w:t>
+      </w:r>
+      <w:r>
+        <w:t>通过摄像头捕获视野图像，转换为灰度图后执行固定阈值二值化处理，增强目标物轮廓特征。</w:t>
+      </w:r>
+    </w:p>
+    <w:p>
+      <w:pPr>
+        <w:pStyle w:val="a"/>
+        <w:ind w:firstLine="482"/>
+      </w:pPr>
+      <w:r>
+        <w:rPr>
+          <w:rFonts w:hint="eastAsia"/>
+          <w:b/>
+          <w:bCs/>
+        </w:rPr>
+        <w:t>进行目标识别</w:t>
+      </w:r>
+      <w:r>
+        <w:rPr>
+          <w:b/>
+          <w:bCs/>
+        </w:rPr>
+        <w:t>：</w:t>
+      </w:r>
+      <w:r>
+        <w:rPr>
+          <w:rFonts w:hint="eastAsia"/>
+        </w:rPr>
+        <w:t>仅使用</w:t>
+      </w:r>
+      <w:r>
+        <w:rPr>
+          <w:rFonts w:hint="eastAsia"/>
+        </w:rPr>
+        <w:t>OpenCV</w:t>
+      </w:r>
+      <w:r>
+        <w:rPr>
+          <w:rFonts w:hint="eastAsia"/>
+        </w:rPr>
+        <w:t>以及</w:t>
+      </w:r>
+      <w:r>
+        <w:rPr>
+          <w:rFonts w:hint="eastAsia"/>
+        </w:rPr>
+        <w:t>n</w:t>
+      </w:r>
+      <w:r>
+        <w:t>umpy</w:t>
+      </w:r>
+      <w:r>
+        <w:rPr>
+          <w:rFonts w:hint="eastAsia"/>
+        </w:rPr>
+        <w:t>进行标识、红绿灯以及路牌的识别</w:t>
+      </w:r>
+      <w:r>
+        <w:rPr>
+          <w:rFonts w:hint="eastAsia"/>
+        </w:rPr>
         <w:lastRenderedPageBreak/>
+        <w:t>以获得较好的帧率以及可用的识别准确度。使用</w:t>
+      </w:r>
+      <w:r>
+        <w:rPr>
+          <w:rFonts w:hint="eastAsia"/>
+        </w:rPr>
+        <w:t>n</w:t>
+      </w:r>
+      <w:r>
+        <w:t>umpy</w:t>
+      </w:r>
+      <w:r>
+        <w:rPr>
+          <w:rFonts w:hint="eastAsia"/>
+        </w:rPr>
+        <w:t>对二值化后的图像进行像素计数识别路上的横线以判断停止和等停标识；使用</w:t>
+      </w:r>
+      <w:r>
+        <w:rPr>
+          <w:rFonts w:hint="eastAsia"/>
+        </w:rPr>
+        <w:t>n</w:t>
+      </w:r>
+      <w:r>
+        <w:t>umpy</w:t>
+      </w:r>
+      <w:r>
+        <w:rPr>
+          <w:rFonts w:hint="eastAsia"/>
+        </w:rPr>
+        <w:t>对截取</w:t>
+      </w:r>
+      <w:r>
+        <w:t>ROI</w:t>
+      </w:r>
+      <w:r>
+        <w:rPr>
+          <w:rFonts w:hint="eastAsia"/>
+        </w:rPr>
+        <w:t>区域进行红、绿、黄色像素的计数，当像素数量达到阈值后判断红绿灯状态；使用</w:t>
+      </w:r>
+      <w:r>
+        <w:rPr>
+          <w:rFonts w:hint="eastAsia"/>
+        </w:rPr>
+        <w:t>OpenCV</w:t>
+      </w:r>
+      <w:r>
+        <w:rPr>
+          <w:rFonts w:hint="eastAsia"/>
+        </w:rPr>
+        <w:t>模板匹配方式对路牌进行识别，保持模板和摄像头分辨率相同以防止逐像素匹配导致的帧率下降。</w:t>
+      </w:r>
+    </w:p>
+    <w:p>
+      <w:pPr>
+        <w:pStyle w:val="a"/>
+        <w:ind w:firstLine="480"/>
+      </w:pPr>
+      <w:r>
+        <w:rPr>
+          <w:noProof/>
+        </w:rPr>
         <w:drawing>
-          <wp:inline distT="0" distB="0" distL="0" distR="0" wp14:anchorId="6D179C62" wp14:editId="2D490141">
-            <wp:extent cx="5354438" cy="4500000"/>
+          <wp:anchor distT="0" distB="0" distL="114300" distR="114300" simplePos="0" relativeHeight="251661312" behindDoc="0" locked="0" layoutInCell="1" allowOverlap="1" wp14:anchorId="2DAFD604" wp14:editId="4DB233D7">
+            <wp:simplePos x="0" y="0"/>
+            <wp:positionH relativeFrom="column">
+              <wp:posOffset>296364</wp:posOffset>
+            </wp:positionH>
+            <wp:positionV relativeFrom="paragraph">
+              <wp:posOffset>848178</wp:posOffset>
+            </wp:positionV>
+            <wp:extent cx="4953000" cy="4442460"/>
             <wp:effectExtent l="0" t="0" r="0" b="0"/>
-            <wp:docPr id="707366467" name="图形 6"/>
+            <wp:wrapTopAndBottom/>
+            <wp:docPr id="1" name="图形 1"/>
             <wp:cNvGraphicFramePr>
               <a:graphicFrameLocks xmlns:a="http://schemas.openxmlformats.org/drawingml/2006/main" noChangeAspect="1"/>
             </wp:cNvGraphicFramePr>
@@ -1362,53 +1653,109 @@
               <a:graphicData uri="http://schemas.openxmlformats.org/drawingml/2006/picture">
                 <pic:pic xmlns:pic="http://schemas.openxmlformats.org/drawingml/2006/picture">
                   <pic:nvPicPr>
-                    <pic:cNvPr id="707366467" name="图形 6"/>
-                    <pic:cNvPicPr>
-                      <a:picLocks noChangeAspect="1"/>
-                    </pic:cNvPicPr>
+                    <pic:cNvPr id="1" name=""/>
+                    <pic:cNvPicPr/>
                   </pic:nvPicPr>
-                  <pic:blipFill rotWithShape="1">
-                    <a:blip r:embed="rId13">
+                  <pic:blipFill>
+                    <a:blip r:embed="rId11">
                       <a:extLst>
                         <a:ext uri="{96DAC541-7B7A-43D3-8B79-37D633B846F1}">
-                          <asvg:svgBlip xmlns:asvg="http://schemas.microsoft.com/office/drawing/2016/SVG/main" r:embed="rId14"/>
+                          <asvg:svgBlip xmlns:asvg="http://schemas.microsoft.com/office/drawing/2016/SVG/main" r:embed="rId12"/>
                         </a:ext>
                       </a:extLst>
                     </a:blip>
-                    <a:srcRect l="10066" t="4268" r="19029" b="11450"/>
                     <a:stretch>
                       <a:fillRect/>
                     </a:stretch>
                   </pic:blipFill>
-                  <pic:spPr bwMode="auto">
+                  <pic:spPr>
                     <a:xfrm>
                       <a:off x="0" y="0"/>
-                      <a:ext cx="5354438" cy="4500000"/>
+                      <a:ext cx="4953000" cy="4442460"/>
                     </a:xfrm>
                     <a:prstGeom prst="rect">
                       <a:avLst/>
                     </a:prstGeom>
-                    <a:ln>
-                      <a:noFill/>
-                    </a:ln>
-                    <a:extLst>
-                      <a:ext uri="{53640926-AAD7-44D8-BBD7-CCE9431645EC}">
-                        <a14:shadowObscured xmlns:a14="http://schemas.microsoft.com/office/drawing/2010/main"/>
-                      </a:ext>
-                    </a:extLst>
                   </pic:spPr>
                 </pic:pic>
               </a:graphicData>
             </a:graphic>
-          </wp:inline>
+            <wp14:sizeRelH relativeFrom="margin">
+              <wp14:pctWidth>0</wp14:pctWidth>
+            </wp14:sizeRelH>
+            <wp14:sizeRelV relativeFrom="margin">
+              <wp14:pctHeight>0</wp14:pctHeight>
+            </wp14:sizeRelV>
+          </wp:anchor>
         </w:drawing>
       </w:r>
+      <w:r>
+        <w:rPr>
+          <w:rFonts w:hint="eastAsia"/>
+          <w:b/>
+          <w:bCs/>
+        </w:rPr>
+        <w:t>识别结果打包为数据包</w:t>
+      </w:r>
+      <w:r>
+        <w:rPr>
+          <w:b/>
+          <w:bCs/>
+        </w:rPr>
+        <w:t>：</w:t>
+      </w:r>
+      <w:r>
+        <w:rPr>
+          <w:rFonts w:hint="eastAsia"/>
+        </w:rPr>
+        <w:t>将红绿灯识别结果、路牌识别结果、标识识别结果以及巡线视觉重心的</w:t>
+      </w:r>
+      <w:r>
+        <w:rPr>
+          <w:rFonts w:hint="eastAsia"/>
+        </w:rPr>
+        <w:t>x</w:t>
+      </w:r>
+      <w:r>
+        <w:rPr>
+          <w:rFonts w:hint="eastAsia"/>
+        </w:rPr>
+        <w:t>值分别</w:t>
+      </w:r>
+      <w:r>
+        <w:rPr>
+          <w:rFonts w:hint="eastAsia"/>
+        </w:rPr>
+        <w:t>2</w:t>
+      </w:r>
+      <w:r>
+        <w:rPr>
+          <w:rFonts w:hint="eastAsia"/>
+        </w:rPr>
+        <w:t>字节打包为</w:t>
+      </w:r>
+      <w:r>
+        <w:rPr>
+          <w:rFonts w:hint="eastAsia"/>
+        </w:rPr>
+        <w:t>8</w:t>
+      </w:r>
+      <w:r>
+        <w:rPr>
+          <w:rFonts w:hint="eastAsia"/>
+        </w:rPr>
+        <w:t>字节数据包，自定义帧头帧尾使通信更加高效</w:t>
+      </w:r>
+      <w:r>
+        <w:t>。</w:t>
+      </w:r>
+      <w:bookmarkStart w:id="6" w:name="_Ref204982949"/>
     </w:p>
     <w:p>
       <w:pPr>
         <w:pStyle w:val="af6"/>
       </w:pPr>
-      <w:bookmarkStart w:id="9" w:name="_Ref204988600"/>
+      <w:bookmarkStart w:id="7" w:name="_Ref204988600"/>
       <w:r>
         <w:rPr>
           <w:rFonts w:hint="eastAsia"/>
@@ -1460,8 +1807,8 @@
       <w:r>
         <w:fldChar w:fldCharType="end"/>
       </w:r>
-      <w:bookmarkEnd w:id="8"/>
-      <w:bookmarkEnd w:id="9"/>
+      <w:bookmarkEnd w:id="6"/>
+      <w:bookmarkEnd w:id="7"/>
       <w:r>
         <w:rPr>
           <w:rFonts w:hint="eastAsia"/>
@@ -1473,6 +1820,53 @@
           <w:rFonts w:hint="eastAsia"/>
         </w:rPr>
         <w:t>视觉程序流程图</w:t>
+      </w:r>
+    </w:p>
+    <w:p>
+      <w:pPr>
+        <w:pStyle w:val="a"/>
+        <w:ind w:firstLine="482"/>
+        <w:rPr>
+          <w:rFonts w:hint="eastAsia"/>
+          <w:b/>
+          <w:bCs/>
+        </w:rPr>
+      </w:pPr>
+      <w:r>
+        <w:rPr>
+          <w:rFonts w:hint="eastAsia"/>
+          <w:b/>
+          <w:bCs/>
+        </w:rPr>
+        <w:t>串口发送</w:t>
+      </w:r>
+      <w:r>
+        <w:rPr>
+          <w:b/>
+          <w:bCs/>
+        </w:rPr>
+        <w:t>：</w:t>
+      </w:r>
+      <w:r>
+        <w:rPr>
+          <w:rFonts w:hint="eastAsia"/>
+        </w:rPr>
+        <w:t>串口波特率设置为</w:t>
+      </w:r>
+      <w:r>
+        <w:rPr>
+          <w:rFonts w:hint="eastAsia"/>
+        </w:rPr>
+        <w:t>1</w:t>
+      </w:r>
+      <w:r>
+        <w:t>15200</w:t>
+      </w:r>
+      <w:r>
+        <w:rPr>
+          <w:rFonts w:hint="eastAsia"/>
+        </w:rPr>
+        <w:t>保证传输速度。</w:t>
       </w:r>
     </w:p>
     <w:p>
@@ -1558,11 +1952,12 @@
       <w:pPr>
         <w:pStyle w:val="af6"/>
       </w:pPr>
-      <w:bookmarkStart w:id="10" w:name="_Ref215393316"/>
-      <w:r>
-        <w:rPr>
-          <w:rFonts w:hint="eastAsia"/>
-        </w:rPr>
+      <w:bookmarkStart w:id="8" w:name="_Ref215393316"/>
+      <w:r>
+        <w:rPr>
+          <w:rFonts w:hint="eastAsia"/>
+        </w:rPr>
+        <w:lastRenderedPageBreak/>
         <w:t>表</w:t>
       </w:r>
       <w:r>
@@ -1613,7 +2008,7 @@
         </w:rPr>
         <w:fldChar w:fldCharType="end"/>
       </w:r>
-      <w:bookmarkEnd w:id="10"/>
+      <w:bookmarkEnd w:id="8"/>
       <w:r>
         <w:rPr>
           <w:rFonts w:hint="eastAsia"/>
@@ -2034,14 +2429,7 @@
         <w:rPr>
           <w:rFonts w:hint="eastAsia"/>
         </w:rPr>
-        <w:t>。测量小车行驶时间，小车在等停标志停车时车头与下横线的距离以及在等停标志时的停车</w:t>
-      </w:r>
-      <w:r>
-        <w:rPr>
-          <w:rFonts w:hint="eastAsia"/>
-        </w:rPr>
-        <w:lastRenderedPageBreak/>
-        <w:t>时间。</w:t>
+        <w:t>。测量小车行驶时间，小车在等停标志停车时车头与下横线的距离以及在等停标志时的停车时间。</w:t>
       </w:r>
     </w:p>
     <w:p>
@@ -2165,7 +2553,7 @@
         </w:rPr>
         <w:t>：</w:t>
       </w:r>
-      <w:bookmarkStart w:id="11" w:name="_Hlk215997078"/>
+      <w:bookmarkStart w:id="9" w:name="_Hlk215997078"/>
       <w:r>
         <w:t>将红绿灯和指示牌摆放在场地上，关闭所有红绿灯，将路牌设置在手动模式，听专家老师指令切换路牌方向，小车行驶三圈</w:t>
       </w:r>
@@ -2187,7 +2575,7 @@
         </w:rPr>
         <w:t>圈的总时间</w:t>
       </w:r>
-      <w:bookmarkEnd w:id="11"/>
+      <w:bookmarkEnd w:id="9"/>
       <w:r>
         <w:rPr>
           <w:rFonts w:hint="eastAsia"/>
@@ -2268,7 +2656,7 @@
       <w:pPr>
         <w:pStyle w:val="3"/>
       </w:pPr>
-      <w:bookmarkStart w:id="12" w:name="_Hlk202261333"/>
+      <w:bookmarkStart w:id="10" w:name="_Hlk202261333"/>
       <w:r>
         <w:rPr>
           <w:rFonts w:hint="eastAsia"/>
@@ -2288,7 +2676,7 @@
         <w:t>测试结果</w:t>
       </w:r>
     </w:p>
-    <w:bookmarkEnd w:id="12"/>
+    <w:bookmarkEnd w:id="10"/>
     <w:p>
       <w:pPr>
         <w:pStyle w:val="af7"/>
@@ -2368,12 +2756,13 @@
       <w:pPr>
         <w:pStyle w:val="af6"/>
       </w:pPr>
-      <w:bookmarkStart w:id="13" w:name="_Ref202261639"/>
-      <w:bookmarkStart w:id="14" w:name="_Hlk202261357"/>
-      <w:r>
-        <w:rPr>
-          <w:rFonts w:hint="eastAsia"/>
-        </w:rPr>
+      <w:bookmarkStart w:id="11" w:name="_Ref202261639"/>
+      <w:bookmarkStart w:id="12" w:name="_Hlk202261357"/>
+      <w:r>
+        <w:rPr>
+          <w:rFonts w:hint="eastAsia"/>
+        </w:rPr>
+        <w:lastRenderedPageBreak/>
         <w:t>表</w:t>
       </w:r>
       <w:r>
@@ -2421,7 +2810,7 @@
       <w:r>
         <w:fldChar w:fldCharType="end"/>
       </w:r>
-      <w:bookmarkEnd w:id="13"/>
+      <w:bookmarkEnd w:id="11"/>
       <w:r>
         <w:rPr>
           <w:rFonts w:hint="eastAsia"/>
@@ -2645,7 +3034,7 @@
         </w:tc>
       </w:tr>
     </w:tbl>
-    <w:bookmarkEnd w:id="14"/>
+    <w:bookmarkEnd w:id="12"/>
     <w:p>
       <w:pPr>
         <w:pStyle w:val="3"/>
@@ -2779,7 +3168,7 @@
       <w:pPr>
         <w:pStyle w:val="af6"/>
       </w:pPr>
-      <w:bookmarkStart w:id="15" w:name="_Ref205051762"/>
+      <w:bookmarkStart w:id="13" w:name="_Ref205051762"/>
       <w:r>
         <w:rPr>
           <w:rFonts w:hint="eastAsia"/>
@@ -2832,7 +3221,7 @@
       <w:r>
         <w:fldChar w:fldCharType="end"/>
       </w:r>
-      <w:bookmarkEnd w:id="15"/>
+      <w:bookmarkEnd w:id="13"/>
       <w:r>
         <w:rPr>
           <w:rFonts w:hint="eastAsia"/>
@@ -3238,14 +3627,7 @@
         <w:rPr>
           <w:rFonts w:hint="eastAsia"/>
         </w:rPr>
-        <w:t>。验证</w:t>
-      </w:r>
-      <w:r>
-        <w:rPr>
-          <w:rFonts w:hint="eastAsia"/>
-        </w:rPr>
-        <w:lastRenderedPageBreak/>
-        <w:t>是否可以做到</w:t>
+        <w:t>。验证是否可以做到</w:t>
       </w:r>
       <w:r>
         <w:t>当红绿灯自动交替时，每个周期红灯</w:t>
@@ -3349,8 +3731,8 @@
       <w:pPr>
         <w:pStyle w:val="af6"/>
       </w:pPr>
-      <w:bookmarkStart w:id="16" w:name="_Ref205051765"/>
-      <w:bookmarkStart w:id="17" w:name="_Hlk215996849"/>
+      <w:bookmarkStart w:id="14" w:name="_Ref205051765"/>
+      <w:bookmarkStart w:id="15" w:name="_Hlk215996849"/>
       <w:r>
         <w:rPr>
           <w:rFonts w:hint="eastAsia"/>
@@ -3403,7 +3785,7 @@
       <w:r>
         <w:fldChar w:fldCharType="end"/>
       </w:r>
-      <w:bookmarkEnd w:id="16"/>
+      <w:bookmarkEnd w:id="14"/>
       <w:r>
         <w:rPr>
           <w:rFonts w:hint="eastAsia"/>
@@ -3443,7 +3825,7 @@
           <w:tcPr>
             <w:tcW w:w="2362" w:type="dxa"/>
           </w:tcPr>
-          <w:bookmarkEnd w:id="17"/>
+          <w:bookmarkEnd w:id="15"/>
           <w:p>
             <w:pPr>
               <w:pStyle w:val="af6"/>
@@ -3987,7 +4369,14 @@
         <w:rPr>
           <w:rFonts w:hint="eastAsia"/>
         </w:rPr>
-        <w:t>。观察小车转向是否应该遵从路牌指示，是否停止是否符合红绿灯规则，其测试结果如表</w:t>
+        <w:t>。观察小车转向是否应该遵从路牌指示，是否停</w:t>
+      </w:r>
+      <w:r>
+        <w:rPr>
+          <w:rFonts w:hint="eastAsia"/>
+        </w:rPr>
+        <w:lastRenderedPageBreak/>
+        <w:t>止是否符合红绿灯规则，其测试结果如表</w:t>
       </w:r>
       <w:r>
         <w:rPr>
@@ -4494,7 +4883,7 @@
       </w:r>
     </w:p>
     <w:sectPr>
-      <w:footerReference w:type="default" r:id="rId15"/>
+      <w:footerReference w:type="default" r:id="rId13"/>
       <w:pgSz w:w="11906" w:h="16838"/>
       <w:pgMar w:top="1701" w:right="1418" w:bottom="1134" w:left="1418" w:header="851" w:footer="992" w:gutter="0"/>
       <w:pgNumType w:start="1"/>

--- a/2025/电赛报告_巡线小车.docx
+++ b/2025/电赛报告_巡线小车.docx
@@ -133,13 +133,29 @@
           <w:rStyle w:val="Char0"/>
           <w:rFonts w:hint="eastAsia"/>
         </w:rPr>
-        <w:t>为核心控制器，采用光电对管阵列实现高精度路径循迹，并通过摄像头模块实时采集图像，用于识别具有“</w:t>
-      </w:r>
+        <w:t>为核心控制器，采用</w:t>
+      </w:r>
+      <w:proofErr w:type="gramStart"/>
       <w:r>
         <w:rPr>
           <w:rStyle w:val="Char0"/>
           <w:rFonts w:hint="eastAsia"/>
         </w:rPr>
+        <w:t>光电对</w:t>
+      </w:r>
+      <w:proofErr w:type="gramEnd"/>
+      <w:r>
+        <w:rPr>
+          <w:rStyle w:val="Char0"/>
+          <w:rFonts w:hint="eastAsia"/>
+        </w:rPr>
+        <w:t>管阵列实现高精度路径循迹，并通过摄像头模块实时采集图像，用于识别具有“</w:t>
+      </w:r>
+      <w:r>
+        <w:rPr>
+          <w:rStyle w:val="Char0"/>
+          <w:rFonts w:hint="eastAsia"/>
+        </w:rPr>
         <w:t>R</w:t>
       </w:r>
       <w:r>
@@ -203,7 +219,23 @@
           <w:rStyle w:val="Char0"/>
           <w:rFonts w:hint="eastAsia"/>
         </w:rPr>
-        <w:t>图像处理技术（包括颜色识别、形状检测与字符识别）完成对路牌朝向与红绿灯状态的实时判断与响应。系统能够完整实现任务书所要求的全部功能：在无干扰条件下沿外圈路径快速稳定运行并精准停靠；在设置“等待指示”标识后实现定点停车与计时；根据路牌指示自动选择转向方向，并依据红绿灯规则执行通行或停车；最终在手动或自动模式下，均能完成多圈连续运行，且整体时间与速度符合考核指标。</w:t>
+        <w:t>图像处理技术（包括颜色识别、形状检测与字符识别）完成对路牌朝向与红绿灯状态的实时判断与响应。系统能够完整实现任务书所要求的全部功能：在无干扰条件下沿外圈路径快速稳定运行并精准停靠；在设置“等待指示”标识后实现定点停车与计时；根据路牌指示自动选择转向方向，并依据红绿灯规则执行通行或停车；最终在手动或自动模式下，均能完成多</w:t>
+      </w:r>
+      <w:proofErr w:type="gramStart"/>
+      <w:r>
+        <w:rPr>
+          <w:rStyle w:val="Char0"/>
+          <w:rFonts w:hint="eastAsia"/>
+        </w:rPr>
+        <w:t>圈连续</w:t>
+      </w:r>
+      <w:proofErr w:type="gramEnd"/>
+      <w:r>
+        <w:rPr>
+          <w:rStyle w:val="Char0"/>
+          <w:rFonts w:hint="eastAsia"/>
+        </w:rPr>
+        <w:t>运行，且整体时间与速度符合考核指标。</w:t>
       </w:r>
       <w:r>
         <w:rPr>
@@ -312,7 +344,7 @@
     </w:p>
     <w:p>
       <w:pPr>
-        <w:pStyle w:val="1"/>
+        <w:pStyle w:val="10"/>
       </w:pPr>
       <w:r>
         <w:rPr>
@@ -368,48 +400,29 @@
         <w:ind w:firstLine="480"/>
       </w:pPr>
       <w:r>
-        <w:t>方案一：</w:t>
-      </w:r>
-      <w:r>
-        <w:rPr>
-          <w:rFonts w:hint="eastAsia"/>
-        </w:rPr>
-        <w:t>xxx</w:t>
-      </w:r>
-      <w:r>
         <w:t>方案</w:t>
       </w:r>
-      <w:r>
-        <w:rPr>
-          <w:rFonts w:hint="eastAsia"/>
-        </w:rPr>
-        <w:t>。</w:t>
-      </w:r>
-      <w:r>
-        <w:t>该方案</w:t>
-      </w:r>
-      <w:r>
-        <w:rPr>
-          <w:rFonts w:hint="eastAsia"/>
-        </w:rPr>
-        <w:t>优点是</w:t>
-      </w:r>
-      <w:r>
-        <w:rPr>
-          <w:rFonts w:hint="eastAsia"/>
-        </w:rPr>
-        <w:t>……</w:t>
-      </w:r>
-      <w:r>
-        <w:t>；缺点是</w:t>
-      </w:r>
-      <w:r>
-        <w:rPr>
-          <w:rFonts w:hint="eastAsia"/>
-        </w:rPr>
-        <w:t>……</w:t>
-      </w:r>
-      <w:r>
+      <w:proofErr w:type="gramStart"/>
+      <w:r>
+        <w:t>一</w:t>
+      </w:r>
+      <w:proofErr w:type="gramEnd"/>
+      <w:r>
+        <w:t>：</w:t>
+      </w:r>
+      <w:r>
+        <w:rPr>
+          <w:rFonts w:hint="eastAsia"/>
+        </w:rPr>
+        <w:t>视觉巡线</w:t>
+      </w:r>
+      <w:r>
+        <w:t>方案</w:t>
+      </w:r>
+      <w:r>
+        <w:rPr>
+          <w:rFonts w:hint="eastAsia"/>
+        </w:rPr>
         <w:t>。</w:t>
       </w:r>
     </w:p>
@@ -419,31 +432,19 @@
         <w:ind w:firstLine="480"/>
       </w:pPr>
       <w:r>
-        <w:t>方案二：</w:t>
-      </w:r>
-      <w:r>
-        <w:rPr>
-          <w:rFonts w:hint="eastAsia"/>
-        </w:rPr>
-        <w:t>xxx</w:t>
-      </w:r>
-      <w:r>
-        <w:t>方案</w:t>
-      </w:r>
-      <w:r>
-        <w:rPr>
-          <w:rFonts w:hint="eastAsia"/>
-        </w:rPr>
-        <w:t>。</w:t>
-      </w:r>
-      <w:r>
-        <w:t>该方案优点</w:t>
-      </w:r>
-      <w:r>
-        <w:rPr>
-          <w:rFonts w:hint="eastAsia"/>
-        </w:rPr>
-        <w:t>是……</w:t>
+        <w:t>该方案</w:t>
+      </w:r>
+      <w:r>
+        <w:rPr>
+          <w:rFonts w:hint="eastAsia"/>
+        </w:rPr>
+        <w:t>优点是</w:t>
+      </w:r>
+      <w:r>
+        <w:rPr>
+          <w:rFonts w:hint="eastAsia"/>
+        </w:rPr>
+        <w:t>输出的方位为模拟量，并且黑线判断算法对白布黑点有过滤作用，受到的环境干扰更小</w:t>
       </w:r>
       <w:r>
         <w:t>；缺点是</w:t>
@@ -452,7 +453,37 @@
         <w:rPr>
           <w:rFonts w:hint="eastAsia"/>
         </w:rPr>
-        <w:t>……</w:t>
+        <w:t>摄像头检测的黑线</w:t>
+      </w:r>
+      <w:r>
+        <w:rPr>
+          <w:rFonts w:hint="eastAsia"/>
+        </w:rPr>
+        <w:t>位置</w:t>
+      </w:r>
+      <w:r>
+        <w:rPr>
+          <w:rFonts w:hint="eastAsia"/>
+        </w:rPr>
+        <w:t>与当前小车所在黑线的位置有偏差</w:t>
+      </w:r>
+      <w:r>
+        <w:rPr>
+          <w:rFonts w:hint="eastAsia"/>
+        </w:rPr>
+        <w:t>，并且黑线检测</w:t>
+      </w:r>
+      <w:r>
+        <w:rPr>
+          <w:rFonts w:hint="eastAsia"/>
+        </w:rPr>
+        <w:t>-</w:t>
+      </w:r>
+      <w:r>
+        <w:rPr>
+          <w:rFonts w:hint="eastAsia"/>
+        </w:rPr>
+        <w:t>串口发送位置参数过程有时间间隔，导致即时性不足，同时小车过弯时摄像头可能丢线，导致小车跑偏</w:t>
       </w:r>
       <w:r>
         <w:t>。</w:t>
@@ -464,22 +495,21 @@
         <w:ind w:firstLine="480"/>
       </w:pPr>
       <w:r>
-        <w:t>方案比较与选择：鉴于系统设计要求</w:t>
-      </w:r>
-      <w:r>
-        <w:rPr>
-          <w:rFonts w:hint="eastAsia"/>
-        </w:rPr>
-        <w:t>……</w:t>
-      </w:r>
-      <w:r>
-        <w:t>。因此方案选择</w:t>
-      </w:r>
-      <w:r>
-        <w:rPr>
-          <w:rFonts w:hint="eastAsia"/>
-        </w:rPr>
-        <w:t>……</w:t>
+        <w:t>方案二：</w:t>
+      </w:r>
+      <w:proofErr w:type="gramStart"/>
+      <w:r>
+        <w:rPr>
+          <w:rFonts w:hint="eastAsia"/>
+        </w:rPr>
+        <w:t>光电对</w:t>
+      </w:r>
+      <w:proofErr w:type="gramEnd"/>
+      <w:r>
+        <w:rPr>
+          <w:rFonts w:hint="eastAsia"/>
+        </w:rPr>
+        <w:t>管巡线</w:t>
       </w:r>
       <w:r>
         <w:t>方案</w:t>
@@ -488,51 +518,7 @@
         <w:rPr>
           <w:rFonts w:hint="eastAsia"/>
         </w:rPr>
-        <w:t>x</w:t>
-      </w:r>
-      <w:r>
         <w:t>。</w:t>
-      </w:r>
-    </w:p>
-    <w:p>
-      <w:pPr>
-        <w:pStyle w:val="3"/>
-      </w:pPr>
-      <w:r>
-        <w:rPr>
-          <w:rFonts w:hint="eastAsia"/>
-        </w:rPr>
-        <w:t>视觉模块</w:t>
-      </w:r>
-      <w:r>
-        <w:rPr>
-          <w:rFonts w:hint="eastAsia"/>
-        </w:rPr>
-        <w:t>设计</w:t>
-      </w:r>
-      <w:r>
-        <w:rPr>
-          <w:rFonts w:hint="eastAsia"/>
-        </w:rPr>
-        <w:t>方案</w:t>
-      </w:r>
-      <w:r>
-        <w:rPr>
-          <w:rFonts w:hint="eastAsia"/>
-        </w:rPr>
-        <w:t>（</w:t>
-      </w:r>
-      <w:r>
-        <w:rPr>
-          <w:rFonts w:hint="eastAsia"/>
-        </w:rPr>
-        <w:t>zpb</w:t>
-      </w:r>
-      <w:r>
-        <w:rPr>
-          <w:rFonts w:hint="eastAsia"/>
-        </w:rPr>
-        <w:t>）</w:t>
       </w:r>
     </w:p>
     <w:p>
@@ -540,33 +526,20 @@
         <w:pStyle w:val="af7"/>
         <w:ind w:firstLine="480"/>
       </w:pPr>
-      <w:bookmarkStart w:id="2" w:name="_Hlk215393296"/>
-      <w:r>
-        <w:t>方案一：</w:t>
-      </w:r>
-      <w:r>
-        <w:rPr>
-          <w:rFonts w:hint="eastAsia"/>
-        </w:rPr>
-        <w:t>xxx</w:t>
-      </w:r>
-      <w:r>
-        <w:t>方案</w:t>
-      </w:r>
-      <w:r>
-        <w:rPr>
-          <w:rFonts w:hint="eastAsia"/>
-        </w:rPr>
-        <w:t>。</w:t>
-      </w:r>
-      <w:r>
-        <w:t>该方案</w:t>
-      </w:r>
-      <w:r>
-        <w:rPr>
-          <w:rFonts w:hint="eastAsia"/>
-        </w:rPr>
-        <w:t>优点是……</w:t>
+      <w:r>
+        <w:t>该方案优点</w:t>
+      </w:r>
+      <w:r>
+        <w:rPr>
+          <w:rFonts w:hint="eastAsia"/>
+        </w:rPr>
+        <w:t>是</w:t>
+      </w:r>
+      <w:r>
+        <w:rPr>
+          <w:rFonts w:hint="eastAsia"/>
+        </w:rPr>
+        <w:t>专注于黑线巡线，处理速度快，具有即时性</w:t>
       </w:r>
       <w:r>
         <w:t>；缺点是</w:t>
@@ -575,7 +548,7 @@
         <w:rPr>
           <w:rFonts w:hint="eastAsia"/>
         </w:rPr>
-        <w:t>……</w:t>
+        <w:t>极容易受到光照、地面环境的干扰，需要做更多滤波算法</w:t>
       </w:r>
       <w:r>
         <w:t>。</w:t>
@@ -587,56 +560,150 @@
         <w:ind w:firstLine="480"/>
       </w:pPr>
       <w:r>
-        <w:t>方案二：</w:t>
-      </w:r>
-      <w:r>
-        <w:rPr>
-          <w:rFonts w:hint="eastAsia"/>
-        </w:rPr>
-        <w:t>xxx</w:t>
+        <w:t>方案比较与选择：</w:t>
+      </w:r>
+      <w:r>
+        <w:rPr>
+          <w:rFonts w:hint="eastAsia"/>
+        </w:rPr>
+        <w:t>考虑到巡线即时性的要求和摄像头在其他方面的需要（如灯光检测和字符检测），</w:t>
+      </w:r>
+      <w:proofErr w:type="gramStart"/>
+      <w:r>
+        <w:rPr>
+          <w:rFonts w:hint="eastAsia"/>
+        </w:rPr>
+        <w:t>光电对管</w:t>
+      </w:r>
+      <w:r>
+        <w:rPr>
+          <w:rFonts w:hint="eastAsia"/>
+        </w:rPr>
+        <w:t>更加</w:t>
+      </w:r>
+      <w:proofErr w:type="gramEnd"/>
+      <w:r>
+        <w:rPr>
+          <w:rFonts w:hint="eastAsia"/>
+        </w:rPr>
+        <w:t>适合专门解决巡线问题，同时解放摄像头用于其他方面</w:t>
+      </w:r>
+      <w:r>
+        <w:t>。因此方案选择方案</w:t>
+      </w:r>
+      <w:r>
+        <w:rPr>
+          <w:rFonts w:hint="eastAsia"/>
+        </w:rPr>
+        <w:t>二：</w:t>
+      </w:r>
+      <w:proofErr w:type="gramStart"/>
+      <w:r>
+        <w:rPr>
+          <w:rFonts w:hint="eastAsia"/>
+        </w:rPr>
+        <w:t>光电对</w:t>
+      </w:r>
+      <w:proofErr w:type="gramEnd"/>
+      <w:r>
+        <w:rPr>
+          <w:rFonts w:hint="eastAsia"/>
+        </w:rPr>
+        <w:t>管巡线</w:t>
       </w:r>
       <w:r>
         <w:t>方案</w:t>
       </w:r>
       <w:r>
-        <w:rPr>
-          <w:rFonts w:hint="eastAsia"/>
-        </w:rPr>
         <w:t>。</w:t>
       </w:r>
-      <w:r>
-        <w:t>该方案优点</w:t>
-      </w:r>
-      <w:r>
-        <w:rPr>
-          <w:rFonts w:hint="eastAsia"/>
-        </w:rPr>
-        <w:t>是……</w:t>
-      </w:r>
-      <w:r>
-        <w:t>；缺点是</w:t>
-      </w:r>
-      <w:r>
-        <w:rPr>
-          <w:rFonts w:hint="eastAsia"/>
-        </w:rPr>
-        <w:t>……</w:t>
-      </w:r>
-      <w:r>
-        <w:t>。</w:t>
-      </w:r>
-    </w:p>
-    <w:bookmarkEnd w:id="2"/>
+    </w:p>
+    <w:p>
+      <w:pPr>
+        <w:pStyle w:val="3"/>
+      </w:pPr>
+      <w:r>
+        <w:rPr>
+          <w:rFonts w:hint="eastAsia"/>
+        </w:rPr>
+        <w:t>视觉模块</w:t>
+      </w:r>
+      <w:r>
+        <w:rPr>
+          <w:rFonts w:hint="eastAsia"/>
+        </w:rPr>
+        <w:t>设计</w:t>
+      </w:r>
+      <w:r>
+        <w:rPr>
+          <w:rFonts w:hint="eastAsia"/>
+        </w:rPr>
+        <w:t>方案</w:t>
+      </w:r>
+      <w:r>
+        <w:rPr>
+          <w:rFonts w:hint="eastAsia"/>
+        </w:rPr>
+        <w:t>（</w:t>
+      </w:r>
+      <w:proofErr w:type="spellStart"/>
+      <w:r>
+        <w:rPr>
+          <w:rFonts w:hint="eastAsia"/>
+        </w:rPr>
+        <w:t>zpb</w:t>
+      </w:r>
+      <w:proofErr w:type="spellEnd"/>
+      <w:r>
+        <w:rPr>
+          <w:rFonts w:hint="eastAsia"/>
+        </w:rPr>
+        <w:t>）</w:t>
+      </w:r>
+    </w:p>
     <w:p>
       <w:pPr>
         <w:pStyle w:val="af7"/>
         <w:ind w:firstLine="480"/>
       </w:pPr>
-      <w:r>
-        <w:t>方案比较与选择：</w:t>
-      </w:r>
-      <w:r>
-        <w:t>鉴于系统设计要求</w:t>
+      <w:bookmarkStart w:id="2" w:name="_Hlk215393296"/>
+      <w:r>
+        <w:t>方案</w:t>
+      </w:r>
+      <w:proofErr w:type="gramStart"/>
+      <w:r>
+        <w:t>一</w:t>
+      </w:r>
+      <w:proofErr w:type="gramEnd"/>
+      <w:r>
+        <w:t>：</w:t>
+      </w:r>
+      <w:r>
+        <w:rPr>
+          <w:rFonts w:hint="eastAsia"/>
+        </w:rPr>
+        <w:t>xxx</w:t>
+      </w:r>
+      <w:r>
+        <w:t>方案</w:t>
+      </w:r>
+      <w:r>
+        <w:rPr>
+          <w:rFonts w:hint="eastAsia"/>
+        </w:rPr>
+        <w:t>。</w:t>
+      </w:r>
+      <w:r>
+        <w:t>该方案</w:t>
+      </w:r>
+      <w:r>
+        <w:rPr>
+          <w:rFonts w:hint="eastAsia"/>
+        </w:rPr>
+        <w:t>优点是……</w:t>
+      </w:r>
+      <w:r>
+        <w:t>；缺点是</w:t>
       </w:r>
       <w:r>
         <w:rPr>
@@ -645,36 +712,7 @@
         <w:t>……</w:t>
       </w:r>
       <w:r>
-        <w:t>。因此方案选择</w:t>
-      </w:r>
-      <w:r>
-        <w:rPr>
-          <w:rFonts w:hint="eastAsia"/>
-        </w:rPr>
-        <w:t>……</w:t>
-      </w:r>
-      <w:r>
-        <w:t>方案</w:t>
-      </w:r>
-      <w:r>
-        <w:rPr>
-          <w:rFonts w:hint="eastAsia"/>
-        </w:rPr>
-        <w:t>x</w:t>
-      </w:r>
-      <w:r>
         <w:t>。</w:t>
-      </w:r>
-    </w:p>
-    <w:p>
-      <w:pPr>
-        <w:pStyle w:val="3"/>
-      </w:pPr>
-      <w:r>
-        <w:rPr>
-          <w:rFonts w:hint="eastAsia"/>
-        </w:rPr>
-        <w:t>机械设计方案</w:t>
       </w:r>
     </w:p>
     <w:p>
@@ -682,15 +720,14 @@
         <w:pStyle w:val="af7"/>
         <w:ind w:firstLine="480"/>
       </w:pPr>
-      <w:bookmarkStart w:id="3" w:name="_Hlk202262294"/>
-      <w:r>
-        <w:t>方案一：</w:t>
-      </w:r>
-      <w:r>
-        <w:rPr>
-          <w:rFonts w:hint="eastAsia"/>
-        </w:rPr>
-        <w:t>双层环氧板小车</w:t>
+      <w:r>
+        <w:t>方案二：</w:t>
+      </w:r>
+      <w:r>
+        <w:rPr>
+          <w:rFonts w:hint="eastAsia"/>
+        </w:rPr>
+        <w:t>xxx</w:t>
       </w:r>
       <w:r>
         <w:t>方案</w:t>
@@ -702,19 +739,13 @@
         <w:t>。</w:t>
       </w:r>
       <w:r>
-        <w:t>该方案</w:t>
-      </w:r>
-      <w:r>
-        <w:rPr>
-          <w:rFonts w:hint="eastAsia"/>
-        </w:rPr>
-        <w:t>优点是</w:t>
-      </w:r>
-      <w:r>
-        <w:rPr>
-          <w:rFonts w:hint="eastAsia"/>
-        </w:rPr>
-        <w:t>硬件放置空间更充足，小车空间更加紧凑</w:t>
+        <w:t>该方案优点</w:t>
+      </w:r>
+      <w:r>
+        <w:rPr>
+          <w:rFonts w:hint="eastAsia"/>
+        </w:rPr>
+        <w:t>是……</w:t>
       </w:r>
       <w:r>
         <w:t>；缺点是</w:t>
@@ -723,25 +754,38 @@
         <w:rPr>
           <w:rFonts w:hint="eastAsia"/>
         </w:rPr>
-        <w:t>制作复杂，中途改变一层接线与硬件过程存在困难</w:t>
+        <w:t>……</w:t>
       </w:r>
       <w:r>
         <w:t>。</w:t>
       </w:r>
     </w:p>
+    <w:bookmarkEnd w:id="2"/>
     <w:p>
       <w:pPr>
         <w:pStyle w:val="af7"/>
         <w:ind w:firstLine="480"/>
       </w:pPr>
       <w:r>
-        <w:t>方案二：</w:t>
-      </w:r>
-      <w:r>
-        <w:rPr>
-          <w:rFonts w:hint="eastAsia"/>
-        </w:rPr>
-        <w:t>单层环氧板小车</w:t>
+        <w:t>方案比较与选择：</w:t>
+      </w:r>
+      <w:r>
+        <w:t>鉴于系统设计要求</w:t>
+      </w:r>
+      <w:r>
+        <w:rPr>
+          <w:rFonts w:hint="eastAsia"/>
+        </w:rPr>
+        <w:t>……</w:t>
+      </w:r>
+      <w:r>
+        <w:t>。因此方案选择</w:t>
+      </w:r>
+      <w:r>
+        <w:rPr>
+          <w:rFonts w:hint="eastAsia"/>
+        </w:rPr>
+        <w:t>……</w:t>
       </w:r>
       <w:r>
         <w:t>方案</w:t>
@@ -750,34 +794,21 @@
         <w:rPr>
           <w:rFonts w:hint="eastAsia"/>
         </w:rPr>
+        <w:t>x</w:t>
+      </w:r>
+      <w:r>
         <w:t>。</w:t>
       </w:r>
-      <w:r>
-        <w:t>该方案优点</w:t>
-      </w:r>
-      <w:r>
-        <w:rPr>
-          <w:rFonts w:hint="eastAsia"/>
-        </w:rPr>
-        <w:t>是</w:t>
-      </w:r>
-      <w:r>
-        <w:rPr>
-          <w:rFonts w:hint="eastAsia"/>
-        </w:rPr>
-        <w:t>制作简单，易于接线与硬件的改变</w:t>
-      </w:r>
-      <w:r>
-        <w:t>；缺点是</w:t>
-      </w:r>
-      <w:r>
-        <w:rPr>
-          <w:rFonts w:hint="eastAsia"/>
-        </w:rPr>
-        <w:t>硬件接线布局容易混乱，小车长宽容易偏大</w:t>
-      </w:r>
-      <w:r>
-        <w:t>。</w:t>
+    </w:p>
+    <w:p>
+      <w:pPr>
+        <w:pStyle w:val="3"/>
+      </w:pPr>
+      <w:r>
+        <w:rPr>
+          <w:rFonts w:hint="eastAsia"/>
+        </w:rPr>
+        <w:t>机械设计方案</w:t>
       </w:r>
     </w:p>
     <w:p>
@@ -785,56 +816,67 @@
         <w:pStyle w:val="af7"/>
         <w:ind w:firstLine="480"/>
       </w:pPr>
-      <w:r>
-        <w:t>方案比较与选择：基于题目对</w:t>
-      </w:r>
-      <w:r>
-        <w:rPr>
-          <w:rFonts w:hint="eastAsia"/>
-        </w:rPr>
-        <w:t>硬件</w:t>
-      </w:r>
-      <w:r>
-        <w:t>的要求</w:t>
-      </w:r>
-      <w:r>
-        <w:rPr>
-          <w:rFonts w:hint="eastAsia"/>
-        </w:rPr>
-        <w:t>不复杂</w:t>
-      </w:r>
-      <w:r>
-        <w:t>，同时考虑</w:t>
-      </w:r>
-      <w:r>
-        <w:rPr>
-          <w:rFonts w:hint="eastAsia"/>
-        </w:rPr>
-        <w:t>本项目调试过程需要时常改变接线</w:t>
-      </w:r>
-      <w:r>
-        <w:t>，最终选定方案</w:t>
-      </w:r>
-      <w:r>
-        <w:rPr>
-          <w:rFonts w:hint="eastAsia"/>
-        </w:rPr>
-        <w:t>二</w:t>
-      </w:r>
-      <w:r>
+      <w:bookmarkStart w:id="3" w:name="_Hlk202262294"/>
+      <w:r>
+        <w:t>方案</w:t>
+      </w:r>
+      <w:proofErr w:type="gramStart"/>
+      <w:r>
+        <w:t>一</w:t>
+      </w:r>
+      <w:proofErr w:type="gramEnd"/>
+      <w:r>
+        <w:t>：</w:t>
+      </w:r>
+      <w:r>
+        <w:rPr>
+          <w:rFonts w:hint="eastAsia"/>
+        </w:rPr>
+        <w:t>双层</w:t>
+      </w:r>
+      <w:proofErr w:type="gramStart"/>
+      <w:r>
+        <w:rPr>
+          <w:rFonts w:hint="eastAsia"/>
+        </w:rPr>
+        <w:t>环氧板小车</w:t>
+      </w:r>
+      <w:proofErr w:type="gramEnd"/>
+      <w:r>
+        <w:t>方案</w:t>
+      </w:r>
+      <w:r>
+        <w:rPr>
+          <w:rFonts w:hint="eastAsia"/>
+        </w:rPr>
         <w:t>。</w:t>
       </w:r>
-    </w:p>
-    <w:bookmarkEnd w:id="3"/>
-    <w:p>
-      <w:pPr>
-        <w:pStyle w:val="2"/>
-      </w:pPr>
-      <w:r>
-        <w:rPr>
-          <w:rFonts w:hint="eastAsia"/>
-        </w:rPr>
-        <w:t>总体方案描述</w:t>
+      <w:r>
+        <w:t>该方案</w:t>
+      </w:r>
+      <w:r>
+        <w:rPr>
+          <w:rFonts w:hint="eastAsia"/>
+        </w:rPr>
+        <w:t>优点是</w:t>
+      </w:r>
+      <w:r>
+        <w:rPr>
+          <w:rFonts w:hint="eastAsia"/>
+        </w:rPr>
+        <w:t>硬件放置空间更充足，小车空间更加紧凑</w:t>
+      </w:r>
+      <w:r>
+        <w:t>；缺点是</w:t>
+      </w:r>
+      <w:r>
+        <w:rPr>
+          <w:rFonts w:hint="eastAsia"/>
+        </w:rPr>
+        <w:t>制作复杂，中途改变一层接线与硬件过程存在困难</w:t>
+      </w:r>
+      <w:r>
+        <w:t>。</w:t>
       </w:r>
     </w:p>
     <w:p>
@@ -843,10 +885,140 @@
         <w:ind w:firstLine="480"/>
       </w:pPr>
       <w:r>
-        <w:rPr>
-          <w:rFonts w:hint="eastAsia"/>
-        </w:rPr>
-        <w:t>把你们上面选择的方案全部串在一起，把运行原理说明白就行，有条件的话带张图，比如</w:t>
+        <w:t>方案二：</w:t>
+      </w:r>
+      <w:r>
+        <w:rPr>
+          <w:rFonts w:hint="eastAsia"/>
+        </w:rPr>
+        <w:t>单层</w:t>
+      </w:r>
+      <w:proofErr w:type="gramStart"/>
+      <w:r>
+        <w:rPr>
+          <w:rFonts w:hint="eastAsia"/>
+        </w:rPr>
+        <w:t>环氧板小车</w:t>
+      </w:r>
+      <w:proofErr w:type="gramEnd"/>
+      <w:r>
+        <w:t>方案</w:t>
+      </w:r>
+      <w:r>
+        <w:rPr>
+          <w:rFonts w:hint="eastAsia"/>
+        </w:rPr>
+        <w:t>。</w:t>
+      </w:r>
+      <w:r>
+        <w:t>该方案优点</w:t>
+      </w:r>
+      <w:r>
+        <w:rPr>
+          <w:rFonts w:hint="eastAsia"/>
+        </w:rPr>
+        <w:t>是</w:t>
+      </w:r>
+      <w:r>
+        <w:rPr>
+          <w:rFonts w:hint="eastAsia"/>
+        </w:rPr>
+        <w:t>制作简单，易于接线与硬件的改变</w:t>
+      </w:r>
+      <w:r>
+        <w:t>；缺点是</w:t>
+      </w:r>
+      <w:r>
+        <w:rPr>
+          <w:rFonts w:hint="eastAsia"/>
+        </w:rPr>
+        <w:t>硬件接线布局容易混乱，小车长宽容易偏大</w:t>
+      </w:r>
+      <w:r>
+        <w:t>。</w:t>
+      </w:r>
+    </w:p>
+    <w:p>
+      <w:pPr>
+        <w:pStyle w:val="af7"/>
+        <w:ind w:firstLine="480"/>
+      </w:pPr>
+      <w:r>
+        <w:t>方案比较与选择：基于题目对</w:t>
+      </w:r>
+      <w:r>
+        <w:rPr>
+          <w:rFonts w:hint="eastAsia"/>
+        </w:rPr>
+        <w:t>硬件</w:t>
+      </w:r>
+      <w:r>
+        <w:t>的要求</w:t>
+      </w:r>
+      <w:r>
+        <w:rPr>
+          <w:rFonts w:hint="eastAsia"/>
+        </w:rPr>
+        <w:t>不复杂</w:t>
+      </w:r>
+      <w:r>
+        <w:t>，同时考虑</w:t>
+      </w:r>
+      <w:r>
+        <w:rPr>
+          <w:rFonts w:hint="eastAsia"/>
+        </w:rPr>
+        <w:t>本项目调试过程需要时常改变接线</w:t>
+      </w:r>
+      <w:r>
+        <w:t>，最终选定方案</w:t>
+      </w:r>
+      <w:r>
+        <w:rPr>
+          <w:rFonts w:hint="eastAsia"/>
+        </w:rPr>
+        <w:t>二</w:t>
+      </w:r>
+      <w:r>
+        <w:t>。</w:t>
+      </w:r>
+    </w:p>
+    <w:bookmarkEnd w:id="3"/>
+    <w:p>
+      <w:pPr>
+        <w:pStyle w:val="2"/>
+      </w:pPr>
+      <w:r>
+        <w:rPr>
+          <w:rFonts w:hint="eastAsia"/>
+        </w:rPr>
+        <w:t>总体方案描述</w:t>
+      </w:r>
+    </w:p>
+    <w:p>
+      <w:pPr>
+        <w:pStyle w:val="af7"/>
+        <w:ind w:firstLine="480"/>
+      </w:pPr>
+      <w:r>
+        <w:rPr>
+          <w:rFonts w:hint="eastAsia"/>
+        </w:rPr>
+        <w:t>把你们上面选择的方案全部串在一起，把运行原理说明白就行，有条件</w:t>
+      </w:r>
+      <w:proofErr w:type="gramStart"/>
+      <w:r>
+        <w:rPr>
+          <w:rFonts w:hint="eastAsia"/>
+        </w:rPr>
+        <w:t>的话带</w:t>
+      </w:r>
+      <w:proofErr w:type="gramEnd"/>
+      <w:r>
+        <w:rPr>
+          <w:rFonts w:hint="eastAsia"/>
+        </w:rPr>
+        <w:t>张图，比如</w:t>
       </w:r>
       <w:r>
         <w:t>其系统架构如</w:t>
@@ -1068,13 +1240,278 @@
     </w:p>
     <w:p>
       <w:pPr>
+        <w:pStyle w:val="1"/>
+      </w:pPr>
+      <w:r>
+        <w:rPr>
+          <w:rFonts w:hint="eastAsia"/>
+        </w:rPr>
+        <w:t>理论分析</w:t>
+      </w:r>
+      <w:r>
+        <w:rPr>
+          <w:rFonts w:hint="eastAsia"/>
+        </w:rPr>
+        <w:t>（lx）</w:t>
+      </w:r>
+    </w:p>
+    <w:p>
+      <w:pPr>
+        <w:pStyle w:val="2"/>
+        <w:numPr>
+          <w:ilvl w:val="0"/>
+          <w:numId w:val="0"/>
+        </w:numPr>
+        <w:ind w:left="567" w:hanging="567"/>
+        <w:rPr>
+          <w:rFonts w:ascii="宋体" w:eastAsia="宋体" w:hAnsi="宋体"/>
+          <w:b w:val="0"/>
+          <w:bCs/>
+        </w:rPr>
+      </w:pPr>
+      <w:proofErr w:type="gramStart"/>
+      <w:r>
+        <w:rPr>
+          <w:rFonts w:ascii="宋体" w:eastAsia="宋体" w:hAnsi="宋体" w:hint="eastAsia"/>
+          <w:b w:val="0"/>
+          <w:bCs/>
+        </w:rPr>
+        <w:t>光电对</w:t>
+      </w:r>
+      <w:proofErr w:type="gramEnd"/>
+      <w:r>
+        <w:rPr>
+          <w:rFonts w:ascii="宋体" w:eastAsia="宋体" w:hAnsi="宋体" w:hint="eastAsia"/>
+          <w:b w:val="0"/>
+          <w:bCs/>
+        </w:rPr>
+        <w:t>管控制</w:t>
+      </w:r>
+      <w:proofErr w:type="spellStart"/>
+      <w:r>
+        <w:rPr>
+          <w:rFonts w:ascii="宋体" w:eastAsia="宋体" w:hAnsi="宋体" w:hint="eastAsia"/>
+          <w:b w:val="0"/>
+          <w:bCs/>
+        </w:rPr>
+        <w:t>pid</w:t>
+      </w:r>
+      <w:proofErr w:type="spellEnd"/>
+      <w:r>
+        <w:rPr>
+          <w:rFonts w:ascii="宋体" w:eastAsia="宋体" w:hAnsi="宋体" w:hint="eastAsia"/>
+          <w:b w:val="0"/>
+          <w:bCs/>
+        </w:rPr>
+        <w:t>巡线原理</w:t>
+      </w:r>
+      <w:r>
+        <w:rPr>
+          <w:rFonts w:ascii="宋体" w:eastAsia="宋体" w:hAnsi="宋体" w:hint="eastAsia"/>
+          <w:b w:val="0"/>
+          <w:bCs/>
+        </w:rPr>
+        <w:t>：</w:t>
+      </w:r>
+    </w:p>
+    <w:p>
+      <w:pPr>
+        <w:pStyle w:val="2"/>
+        <w:numPr>
+          <w:ilvl w:val="0"/>
+          <w:numId w:val="0"/>
+        </w:numPr>
+        <w:ind w:left="567" w:hanging="567"/>
+        <w:rPr>
+          <w:rFonts w:ascii="宋体" w:eastAsia="宋体" w:hAnsi="宋体"/>
+          <w:b w:val="0"/>
+          <w:bCs/>
+        </w:rPr>
+      </w:pPr>
+      <w:r>
+        <w:rPr>
+          <w:rFonts w:ascii="宋体" w:eastAsia="宋体" w:hAnsi="宋体" w:hint="eastAsia"/>
+          <w:b w:val="0"/>
+          <w:bCs/>
+        </w:rPr>
+        <w:t>底层代码编写：STM32使用IIC通信从</w:t>
+      </w:r>
+      <w:proofErr w:type="gramStart"/>
+      <w:r>
+        <w:rPr>
+          <w:rFonts w:ascii="宋体" w:eastAsia="宋体" w:hAnsi="宋体" w:hint="eastAsia"/>
+          <w:b w:val="0"/>
+          <w:bCs/>
+        </w:rPr>
+        <w:t>光电对</w:t>
+      </w:r>
+      <w:proofErr w:type="gramEnd"/>
+      <w:r>
+        <w:rPr>
+          <w:rFonts w:ascii="宋体" w:eastAsia="宋体" w:hAnsi="宋体" w:hint="eastAsia"/>
+          <w:b w:val="0"/>
+          <w:bCs/>
+        </w:rPr>
+        <w:t>管读取8个传感器的数据并且存储在数组中供函数调用。</w:t>
+      </w:r>
+    </w:p>
+    <w:p>
+      <w:pPr>
+        <w:pStyle w:val="2"/>
+        <w:numPr>
+          <w:ilvl w:val="0"/>
+          <w:numId w:val="0"/>
+        </w:numPr>
+        <w:ind w:left="567" w:hanging="567"/>
+        <w:rPr>
+          <w:rFonts w:ascii="宋体" w:eastAsia="宋体" w:hAnsi="宋体" w:hint="eastAsia"/>
+          <w:b w:val="0"/>
+          <w:bCs/>
+        </w:rPr>
+      </w:pPr>
+      <w:r>
+        <w:rPr>
+          <w:rFonts w:ascii="宋体" w:eastAsia="宋体" w:hAnsi="宋体" w:hint="eastAsia"/>
+          <w:b w:val="0"/>
+          <w:bCs/>
+        </w:rPr>
+        <w:t>控制代码编写：首先考虑到</w:t>
+      </w:r>
+      <w:proofErr w:type="gramStart"/>
+      <w:r>
+        <w:rPr>
+          <w:rFonts w:ascii="宋体" w:eastAsia="宋体" w:hAnsi="宋体" w:hint="eastAsia"/>
+          <w:b w:val="0"/>
+          <w:bCs/>
+        </w:rPr>
+        <w:t>光电对</w:t>
+      </w:r>
+      <w:proofErr w:type="gramEnd"/>
+      <w:r>
+        <w:rPr>
+          <w:rFonts w:ascii="宋体" w:eastAsia="宋体" w:hAnsi="宋体" w:hint="eastAsia"/>
+          <w:b w:val="0"/>
+          <w:bCs/>
+        </w:rPr>
+        <w:t>管发送的数据为离散量，不适合PID直接处理，所以先进行距离测算得到每个传感器偏离主轴的角度，从而根据单次对管传输的数据即可算出小车的偏移角度，其次测量</w:t>
+      </w:r>
+      <w:proofErr w:type="gramStart"/>
+      <w:r>
+        <w:rPr>
+          <w:rFonts w:ascii="宋体" w:eastAsia="宋体" w:hAnsi="宋体" w:hint="eastAsia"/>
+          <w:b w:val="0"/>
+          <w:bCs/>
+        </w:rPr>
+        <w:t>光电对</w:t>
+      </w:r>
+      <w:proofErr w:type="gramEnd"/>
+      <w:r>
+        <w:rPr>
+          <w:rFonts w:ascii="宋体" w:eastAsia="宋体" w:hAnsi="宋体" w:hint="eastAsia"/>
+          <w:b w:val="0"/>
+          <w:bCs/>
+        </w:rPr>
+        <w:t>管更新数据的周期，大概为400us，而考虑到电机</w:t>
+      </w:r>
+      <w:proofErr w:type="gramStart"/>
+      <w:r>
+        <w:rPr>
+          <w:rFonts w:ascii="宋体" w:eastAsia="宋体" w:hAnsi="宋体" w:hint="eastAsia"/>
+          <w:b w:val="0"/>
+          <w:bCs/>
+        </w:rPr>
+        <w:t>速度环</w:t>
+      </w:r>
+      <w:proofErr w:type="gramEnd"/>
+      <w:r>
+        <w:rPr>
+          <w:rFonts w:ascii="宋体" w:eastAsia="宋体" w:hAnsi="宋体" w:hint="eastAsia"/>
+          <w:b w:val="0"/>
+          <w:bCs/>
+        </w:rPr>
+        <w:t>更新间隔为10ms，而</w:t>
+      </w:r>
+      <w:proofErr w:type="gramStart"/>
+      <w:r>
+        <w:rPr>
+          <w:rFonts w:ascii="宋体" w:eastAsia="宋体" w:hAnsi="宋体" w:hint="eastAsia"/>
+          <w:b w:val="0"/>
+          <w:bCs/>
+        </w:rPr>
+        <w:t>光电对</w:t>
+      </w:r>
+      <w:proofErr w:type="gramEnd"/>
+      <w:r>
+        <w:rPr>
+          <w:rFonts w:ascii="宋体" w:eastAsia="宋体" w:hAnsi="宋体" w:hint="eastAsia"/>
+          <w:b w:val="0"/>
+          <w:bCs/>
+        </w:rPr>
+        <w:t>管的数据是电机PID更新的重要参考因素，所以考虑在一个电机更新周期中读取20次</w:t>
+      </w:r>
+      <w:proofErr w:type="gramStart"/>
+      <w:r>
+        <w:rPr>
+          <w:rFonts w:ascii="宋体" w:eastAsia="宋体" w:hAnsi="宋体" w:hint="eastAsia"/>
+          <w:b w:val="0"/>
+          <w:bCs/>
+        </w:rPr>
+        <w:t>光电对</w:t>
+      </w:r>
+      <w:proofErr w:type="gramEnd"/>
+      <w:r>
+        <w:rPr>
+          <w:rFonts w:ascii="宋体" w:eastAsia="宋体" w:hAnsi="宋体" w:hint="eastAsia"/>
+          <w:b w:val="0"/>
+          <w:bCs/>
+        </w:rPr>
+        <w:t>管输出的偏离角度并进行平均滤波得到一次电机更新周期内的偏离角，作为电机PID更新的参考，从而</w:t>
+      </w:r>
+      <w:proofErr w:type="gramStart"/>
+      <w:r>
+        <w:rPr>
+          <w:rFonts w:ascii="宋体" w:eastAsia="宋体" w:hAnsi="宋体" w:hint="eastAsia"/>
+          <w:b w:val="0"/>
+          <w:bCs/>
+        </w:rPr>
+        <w:t>实现丝滑巡线</w:t>
+      </w:r>
+      <w:proofErr w:type="gramEnd"/>
+      <w:r>
+        <w:rPr>
+          <w:rFonts w:ascii="宋体" w:eastAsia="宋体" w:hAnsi="宋体" w:hint="eastAsia"/>
+          <w:b w:val="0"/>
+          <w:bCs/>
+        </w:rPr>
+        <w:t>。</w:t>
+      </w:r>
+    </w:p>
+    <w:p>
+      <w:pPr>
         <w:pStyle w:val="10"/>
       </w:pPr>
       <w:r>
-        <w:rPr>
-          <w:rFonts w:hint="eastAsia"/>
-        </w:rPr>
-        <w:t>理论分析</w:t>
+        <w:tab/>
+      </w:r>
+      <w:r>
+        <w:rPr>
+          <w:rFonts w:hint="eastAsia"/>
+        </w:rPr>
+        <w:t>电路与程序设计</w:t>
+      </w:r>
+    </w:p>
+    <w:p>
+      <w:pPr>
+        <w:pStyle w:val="2"/>
+      </w:pPr>
+      <w:r>
+        <w:rPr>
+          <w:rFonts w:hint="eastAsia"/>
+        </w:rPr>
+        <w:t>电路设计分析</w:t>
+      </w:r>
+      <w:r>
+        <w:t xml:space="preserve"> </w:t>
       </w:r>
       <w:r>
         <w:rPr>
@@ -1082,92 +1519,14 @@
         </w:rPr>
         <w:t>（</w:t>
       </w:r>
-      <w:r>
-        <w:rPr>
-          <w:rFonts w:hint="eastAsia"/>
-        </w:rPr>
-        <w:t>lx</w:t>
-      </w:r>
-      <w:r>
-        <w:rPr>
-          <w:rFonts w:hint="eastAsia"/>
-        </w:rPr>
-        <w:t>）</w:t>
-      </w:r>
-    </w:p>
-    <w:p>
-      <w:pPr>
-        <w:pStyle w:val="2"/>
-      </w:pPr>
-      <w:r>
-        <w:rPr>
-          <w:rFonts w:hint="eastAsia"/>
-        </w:rPr>
-        <w:t>光电对管控制</w:t>
-      </w:r>
-      <w:r>
-        <w:rPr>
-          <w:rFonts w:hint="eastAsia"/>
-        </w:rPr>
-        <w:t>pid</w:t>
-      </w:r>
-      <w:r>
-        <w:rPr>
-          <w:rFonts w:hint="eastAsia"/>
-        </w:rPr>
-        <w:t>巡线原理</w:t>
-      </w:r>
-    </w:p>
-    <w:p>
-      <w:pPr>
-        <w:pStyle w:val="2"/>
-      </w:pPr>
-      <w:r>
-        <w:rPr>
-          <w:rFonts w:hint="eastAsia"/>
-        </w:rPr>
-        <w:t>分析与计算</w:t>
-      </w:r>
-    </w:p>
-    <w:p>
-      <w:pPr>
-        <w:pStyle w:val="1"/>
-      </w:pPr>
-      <w:r>
-        <w:tab/>
-      </w:r>
-      <w:r>
-        <w:rPr>
-          <w:rFonts w:hint="eastAsia"/>
-        </w:rPr>
-        <w:t>电路与程序设计</w:t>
-      </w:r>
-    </w:p>
-    <w:p>
-      <w:pPr>
-        <w:pStyle w:val="2"/>
-      </w:pPr>
-      <w:r>
-        <w:rPr>
-          <w:rFonts w:hint="eastAsia"/>
-        </w:rPr>
-        <w:t>电路设计分析</w:t>
-      </w:r>
-      <w:r>
-        <w:t xml:space="preserve"> </w:t>
-      </w:r>
-      <w:r>
-        <w:rPr>
-          <w:rFonts w:hint="eastAsia"/>
-        </w:rPr>
-        <w:t>（</w:t>
-      </w:r>
+      <w:proofErr w:type="spellStart"/>
       <w:r>
         <w:rPr>
           <w:rFonts w:hint="eastAsia"/>
         </w:rPr>
         <w:t>zpb</w:t>
       </w:r>
+      <w:proofErr w:type="spellEnd"/>
       <w:r>
         <w:rPr>
           <w:rFonts w:hint="eastAsia"/>
@@ -1204,10 +1563,10 @@
             <v:path o:extrusionok="f" gradientshapeok="t" o:connecttype="rect"/>
             <o:lock v:ext="edit" aspectratio="t"/>
           </v:shapetype>
-          <v:shape id="_x0000_i1025" type="#_x0000_t75" style="width:453.6pt;height:127.2pt" o:ole="">
+          <v:shape id="_x0000_i1060" type="#_x0000_t75" style="width:453.2pt;height:127.05pt" o:ole="">
             <v:imagedata r:id="rId11" o:title=""/>
           </v:shape>
-          <o:OLEObject Type="Embed" ProgID="Visio.Drawing.15" ShapeID="_x0000_i1025" DrawAspect="Content" ObjectID="_1827307168" r:id="rId12"/>
+          <o:OLEObject Type="Embed" ProgID="Visio.Drawing.15" ShapeID="_x0000_i1060" DrawAspect="Content" ObjectID="_1827761398" r:id="rId12"/>
         </w:object>
       </w:r>
     </w:p>
@@ -1313,6 +1672,285 @@
     </w:p>
     <w:p>
       <w:pPr>
+        <w:pStyle w:val="3"/>
+      </w:pPr>
+      <w:r>
+        <w:rPr>
+          <w:rFonts w:hint="eastAsia"/>
+        </w:rPr>
+        <w:t>底盘逻辑</w:t>
+      </w:r>
+    </w:p>
+    <w:p>
+      <w:pPr>
+        <w:pStyle w:val="3"/>
+        <w:numPr>
+          <w:ilvl w:val="0"/>
+          <w:numId w:val="0"/>
+        </w:numPr>
+        <w:ind w:firstLine="420"/>
+        <w:rPr>
+          <w:rFonts w:hint="eastAsia"/>
+          <w:b w:val="0"/>
+          <w:bCs/>
+        </w:rPr>
+      </w:pPr>
+      <w:r>
+        <w:rPr>
+          <w:rFonts w:ascii="宋体" w:hAnsi="宋体" w:hint="eastAsia"/>
+          <w:b w:val="0"/>
+          <w:bCs/>
+        </w:rPr>
+        <w:lastRenderedPageBreak/>
+        <w:t>使用编码器读取电机单位时间（10ms）改变的脉冲数，进而得到电机速度，从而控制小车实现</w:t>
+      </w:r>
+      <w:r>
+        <w:rPr>
+          <w:rFonts w:ascii="宋体" w:hAnsi="宋体" w:hint="eastAsia"/>
+          <w:b w:val="0"/>
+          <w:bCs/>
+        </w:rPr>
+        <w:t>位置改变。</w:t>
+      </w:r>
+    </w:p>
+    <w:p>
+      <w:pPr>
+        <w:pStyle w:val="3"/>
+      </w:pPr>
+      <w:r>
+        <w:rPr>
+          <w:rFonts w:hint="eastAsia"/>
+        </w:rPr>
+        <w:t>巡线逻辑</w:t>
+      </w:r>
+    </w:p>
+    <w:p>
+      <w:pPr>
+        <w:pStyle w:val="3"/>
+        <w:numPr>
+          <w:ilvl w:val="0"/>
+          <w:numId w:val="0"/>
+        </w:numPr>
+        <w:ind w:firstLine="420"/>
+        <w:rPr>
+          <w:rFonts w:hint="eastAsia"/>
+        </w:rPr>
+      </w:pPr>
+      <w:r>
+        <w:rPr>
+          <w:rFonts w:hint="eastAsia"/>
+          <w:b w:val="0"/>
+          <w:bCs/>
+        </w:rPr>
+        <w:t>使用</w:t>
+      </w:r>
+      <w:proofErr w:type="gramStart"/>
+      <w:r>
+        <w:rPr>
+          <w:rFonts w:hint="eastAsia"/>
+          <w:b w:val="0"/>
+          <w:bCs/>
+        </w:rPr>
+        <w:t>光电对</w:t>
+      </w:r>
+      <w:proofErr w:type="gramEnd"/>
+      <w:r>
+        <w:rPr>
+          <w:rFonts w:hint="eastAsia"/>
+          <w:b w:val="0"/>
+          <w:bCs/>
+        </w:rPr>
+        <w:t>管传感器读取当前小车所在黑线的位置，经过平均滤波处理得到小车准确的偏航角，进而作为</w:t>
+      </w:r>
+      <w:proofErr w:type="gramStart"/>
+      <w:r>
+        <w:rPr>
+          <w:rFonts w:hint="eastAsia"/>
+          <w:b w:val="0"/>
+          <w:bCs/>
+        </w:rPr>
+        <w:t>角度环控制</w:t>
+      </w:r>
+      <w:proofErr w:type="gramEnd"/>
+      <w:r>
+        <w:rPr>
+          <w:rFonts w:hint="eastAsia"/>
+          <w:b w:val="0"/>
+          <w:bCs/>
+        </w:rPr>
+        <w:t>小车底盘</w:t>
+      </w:r>
+      <w:proofErr w:type="gramStart"/>
+      <w:r>
+        <w:rPr>
+          <w:rFonts w:hint="eastAsia"/>
+          <w:b w:val="0"/>
+          <w:bCs/>
+        </w:rPr>
+        <w:t>速度环实现</w:t>
+      </w:r>
+      <w:proofErr w:type="gramEnd"/>
+      <w:r>
+        <w:rPr>
+          <w:rFonts w:hint="eastAsia"/>
+          <w:b w:val="0"/>
+          <w:bCs/>
+        </w:rPr>
+        <w:t>稳定巡线</w:t>
+      </w:r>
+      <w:r>
+        <w:rPr>
+          <w:rFonts w:hint="eastAsia"/>
+          <w:b w:val="0"/>
+          <w:bCs/>
+        </w:rPr>
+        <w:t>。</w:t>
+      </w:r>
+    </w:p>
+    <w:p>
+      <w:pPr>
+        <w:pStyle w:val="3"/>
+      </w:pPr>
+      <w:r>
+        <w:rPr>
+          <w:rFonts w:hint="eastAsia"/>
+        </w:rPr>
+        <w:t>交叉路口识别与转向逻辑</w:t>
+      </w:r>
+    </w:p>
+    <w:p>
+      <w:pPr>
+        <w:pStyle w:val="3"/>
+        <w:numPr>
+          <w:ilvl w:val="0"/>
+          <w:numId w:val="0"/>
+        </w:numPr>
+        <w:ind w:firstLine="420"/>
+        <w:rPr>
+          <w:rFonts w:hint="eastAsia"/>
+          <w:b w:val="0"/>
+          <w:bCs/>
+        </w:rPr>
+      </w:pPr>
+      <w:r>
+        <w:rPr>
+          <w:rFonts w:hint="eastAsia"/>
+          <w:b w:val="0"/>
+          <w:bCs/>
+        </w:rPr>
+        <w:t>使用</w:t>
+      </w:r>
+      <w:proofErr w:type="gramStart"/>
+      <w:r>
+        <w:rPr>
+          <w:rFonts w:hint="eastAsia"/>
+          <w:b w:val="0"/>
+          <w:bCs/>
+        </w:rPr>
+        <w:t>光电对</w:t>
+      </w:r>
+      <w:proofErr w:type="gramEnd"/>
+      <w:r>
+        <w:rPr>
+          <w:rFonts w:hint="eastAsia"/>
+          <w:b w:val="0"/>
+          <w:bCs/>
+        </w:rPr>
+        <w:t>管进行交叉路口检测，当识别到交叉路口后根据视觉模块发出的指令或者默认状态进行方向选择，实现转向。</w:t>
+      </w:r>
+    </w:p>
+    <w:p>
+      <w:pPr>
+        <w:pStyle w:val="3"/>
+      </w:pPr>
+      <w:r>
+        <w:rPr>
+          <w:rFonts w:hint="eastAsia"/>
+        </w:rPr>
+        <w:t>红绿灯与字符控制逻辑</w:t>
+      </w:r>
+    </w:p>
+    <w:p>
+      <w:pPr>
+        <w:pStyle w:val="3"/>
+        <w:numPr>
+          <w:ilvl w:val="0"/>
+          <w:numId w:val="0"/>
+        </w:numPr>
+        <w:ind w:firstLine="420"/>
+        <w:rPr>
+          <w:rFonts w:hint="eastAsia"/>
+          <w:b w:val="0"/>
+          <w:bCs/>
+        </w:rPr>
+      </w:pPr>
+      <w:r>
+        <w:rPr>
+          <w:rFonts w:hint="eastAsia"/>
+          <w:b w:val="0"/>
+          <w:bCs/>
+        </w:rPr>
+        <w:t>小车与树莓派进行串口通信，通过约定的协议读取视觉参数如识别到的左右转路牌和红绿灯状态，从而控制电机进行相应的状态改变。</w:t>
+      </w:r>
+    </w:p>
+    <w:p>
+      <w:pPr>
+        <w:pStyle w:val="3"/>
+      </w:pPr>
+      <w:r>
+        <w:rPr>
+          <w:rFonts w:hint="eastAsia"/>
+        </w:rPr>
+        <w:t>OLED</w:t>
+      </w:r>
+      <w:r>
+        <w:rPr>
+          <w:rFonts w:hint="eastAsia"/>
+        </w:rPr>
+        <w:t>菜单设计</w:t>
+      </w:r>
+    </w:p>
+    <w:p>
+      <w:pPr>
+        <w:pStyle w:val="3"/>
+        <w:numPr>
+          <w:ilvl w:val="0"/>
+          <w:numId w:val="0"/>
+        </w:numPr>
+        <w:ind w:left="420"/>
+        <w:rPr>
+          <w:rFonts w:hint="eastAsia"/>
+          <w:b w:val="0"/>
+          <w:bCs/>
+        </w:rPr>
+      </w:pPr>
+      <w:r>
+        <w:rPr>
+          <w:rFonts w:hint="eastAsia"/>
+          <w:b w:val="0"/>
+          <w:bCs/>
+        </w:rPr>
+        <w:t>使用</w:t>
+      </w:r>
+      <w:r>
+        <w:rPr>
+          <w:rFonts w:hint="eastAsia"/>
+          <w:b w:val="0"/>
+          <w:bCs/>
+        </w:rPr>
+        <w:t>OLED</w:t>
+      </w:r>
+      <w:r>
+        <w:rPr>
+          <w:rFonts w:hint="eastAsia"/>
+          <w:b w:val="0"/>
+          <w:bCs/>
+        </w:rPr>
+        <w:t>进行参数改变和验收题目选择，实现便捷交互。</w:t>
+      </w:r>
+    </w:p>
+    <w:p>
+      <w:pPr>
         <w:pStyle w:val="2"/>
       </w:pPr>
       <w:r>
@@ -1327,12 +1965,14 @@
         </w:rPr>
         <w:t>（</w:t>
       </w:r>
+      <w:proofErr w:type="spellStart"/>
       <w:r>
         <w:rPr>
           <w:rFonts w:hint="eastAsia"/>
         </w:rPr>
         <w:t>zpb</w:t>
       </w:r>
+      <w:proofErr w:type="spellEnd"/>
       <w:r>
         <w:rPr>
           <w:rFonts w:hint="eastAsia"/>
@@ -1349,7 +1989,6 @@
         <w:rPr>
           <w:noProof/>
         </w:rPr>
-        <w:lastRenderedPageBreak/>
         <w:drawing>
           <wp:inline distT="0" distB="0" distL="0" distR="0" wp14:anchorId="6D179C62" wp14:editId="2D490141">
             <wp:extent cx="5354438" cy="4500000"/>
@@ -1477,12 +2116,13 @@
     </w:p>
     <w:p>
       <w:pPr>
-        <w:pStyle w:val="10"/>
-      </w:pPr>
-      <w:r>
-        <w:rPr>
-          <w:rFonts w:hint="eastAsia"/>
-        </w:rPr>
+        <w:pStyle w:val="1"/>
+      </w:pPr>
+      <w:r>
+        <w:rPr>
+          <w:rFonts w:hint="eastAsia"/>
+        </w:rPr>
+        <w:lastRenderedPageBreak/>
         <w:t>设计报告测试方案与测试结果</w:t>
       </w:r>
     </w:p>
@@ -1729,7 +2369,25 @@
                 <w:b w:val="0"/>
                 <w:bCs w:val="0"/>
               </w:rPr>
-              <w:t>小车总行驶时间</w:t>
+              <w:t>小车总行</w:t>
+            </w:r>
+            <w:proofErr w:type="gramStart"/>
+            <w:r>
+              <w:rPr>
+                <w:rFonts w:hint="eastAsia"/>
+                <w:b w:val="0"/>
+                <w:bCs w:val="0"/>
+              </w:rPr>
+              <w:t>驶</w:t>
+            </w:r>
+            <w:proofErr w:type="gramEnd"/>
+            <w:r>
+              <w:rPr>
+                <w:rFonts w:hint="eastAsia"/>
+                <w:b w:val="0"/>
+                <w:bCs w:val="0"/>
+              </w:rPr>
+              <w:t>时间</w:t>
             </w:r>
           </w:p>
         </w:tc>
@@ -1787,7 +2445,25 @@
                 <w:b w:val="0"/>
                 <w:bCs w:val="0"/>
               </w:rPr>
-              <w:t>小车停止与等停时离标志的距离</w:t>
+              <w:t>小车停止与等停时</w:t>
+            </w:r>
+            <w:proofErr w:type="gramStart"/>
+            <w:r>
+              <w:rPr>
+                <w:rFonts w:hint="eastAsia"/>
+                <w:b w:val="0"/>
+                <w:bCs w:val="0"/>
+              </w:rPr>
+              <w:t>离标志</w:t>
+            </w:r>
+            <w:proofErr w:type="gramEnd"/>
+            <w:r>
+              <w:rPr>
+                <w:rFonts w:hint="eastAsia"/>
+                <w:b w:val="0"/>
+                <w:bCs w:val="0"/>
+              </w:rPr>
+              <w:t>的距离</w:t>
             </w:r>
           </w:p>
         </w:tc>
@@ -2034,14 +2710,7 @@
         <w:rPr>
           <w:rFonts w:hint="eastAsia"/>
         </w:rPr>
-        <w:t>。测量小车行驶时间，小车在等停标志停车时车头与下横线的距离以及在等停标志时的停车</w:t>
-      </w:r>
-      <w:r>
-        <w:rPr>
-          <w:rFonts w:hint="eastAsia"/>
-        </w:rPr>
-        <w:lastRenderedPageBreak/>
-        <w:t>时间。</w:t>
+        <w:t>。测量小车行驶时间，小车在等停标志停车时车头与下横线的距离以及在等停标志时的停车时间。</w:t>
       </w:r>
     </w:p>
     <w:p>
@@ -2113,9 +2782,11 @@
       <w:r>
         <w:t xml:space="preserve"> 5 </w:t>
       </w:r>
+      <w:proofErr w:type="gramStart"/>
       <w:r>
         <w:t>秒翻一次</w:t>
       </w:r>
+      <w:proofErr w:type="gramEnd"/>
       <w:r>
         <w:rPr>
           <w:rFonts w:hint="eastAsia"/>
@@ -2123,7 +2794,15 @@
         <w:t>，</w:t>
       </w:r>
       <w:r>
-        <w:t>手动切换由蓝牙模块连接手机远程操控完成</w:t>
+        <w:t>手动切换</w:t>
+      </w:r>
+      <w:proofErr w:type="gramStart"/>
+      <w:r>
+        <w:t>由蓝牙模块</w:t>
+      </w:r>
+      <w:proofErr w:type="gramEnd"/>
+      <w:r>
+        <w:t>连接手机远程操控完成</w:t>
       </w:r>
       <w:r>
         <w:rPr>
@@ -2374,6 +3053,7 @@
         <w:rPr>
           <w:rFonts w:hint="eastAsia"/>
         </w:rPr>
+        <w:lastRenderedPageBreak/>
         <w:t>表</w:t>
       </w:r>
       <w:r>
@@ -2942,12 +3622,14 @@
             <w:pPr>
               <w:pStyle w:val="af6"/>
             </w:pPr>
+            <w:proofErr w:type="gramStart"/>
             <w:r>
               <w:rPr>
                 <w:rFonts w:hint="eastAsia"/>
               </w:rPr>
               <w:t>等停距离</w:t>
             </w:r>
+            <w:proofErr w:type="gramEnd"/>
             <w:r>
               <w:rPr>
                 <w:rFonts w:hint="eastAsia"/>
@@ -3238,14 +3920,7 @@
         <w:rPr>
           <w:rFonts w:hint="eastAsia"/>
         </w:rPr>
-        <w:t>。验证</w:t>
-      </w:r>
-      <w:r>
-        <w:rPr>
-          <w:rFonts w:hint="eastAsia"/>
-        </w:rPr>
-        <w:lastRenderedPageBreak/>
-        <w:t>是否可以做到</w:t>
+        <w:t>。验证是否可以做到</w:t>
       </w:r>
       <w:r>
         <w:t>当红绿灯自动交替时，每个周期红灯</w:t>
@@ -3271,9 +3946,11 @@
       <w:r>
         <w:t xml:space="preserve"> 5 </w:t>
       </w:r>
+      <w:proofErr w:type="gramStart"/>
       <w:r>
         <w:t>秒翻一次</w:t>
       </w:r>
+      <w:proofErr w:type="gramEnd"/>
       <w:r>
         <w:rPr>
           <w:rFonts w:hint="eastAsia"/>
@@ -3281,7 +3958,15 @@
         <w:t>，</w:t>
       </w:r>
       <w:r>
-        <w:t>手动切换由蓝牙模块连接手机远程操控完成</w:t>
+        <w:t>手动切换</w:t>
+      </w:r>
+      <w:proofErr w:type="gramStart"/>
+      <w:r>
+        <w:t>由蓝牙模块</w:t>
+      </w:r>
+      <w:proofErr w:type="gramEnd"/>
+      <w:r>
+        <w:t>连接手机远程操控完成</w:t>
       </w:r>
       <w:r>
         <w:rPr>
@@ -3502,11 +4187,19 @@
             <w:pPr>
               <w:pStyle w:val="af6"/>
             </w:pPr>
-            <w:r>
-              <w:rPr>
-                <w:rFonts w:hint="eastAsia"/>
-              </w:rPr>
-              <w:t>通过蓝牙手动运行</w:t>
+            <w:proofErr w:type="gramStart"/>
+            <w:r>
+              <w:rPr>
+                <w:rFonts w:hint="eastAsia"/>
+              </w:rPr>
+              <w:t>通过蓝牙手动</w:t>
+            </w:r>
+            <w:proofErr w:type="gramEnd"/>
+            <w:r>
+              <w:rPr>
+                <w:rFonts w:hint="eastAsia"/>
+              </w:rPr>
+              <w:t>运行</w:t>
             </w:r>
           </w:p>
         </w:tc>
@@ -3987,7 +4680,14 @@
         <w:rPr>
           <w:rFonts w:hint="eastAsia"/>
         </w:rPr>
-        <w:t>。观察小车转向是否应该遵从路牌指示，是否停止是否符合红绿灯规则，其测试结果如表</w:t>
+        <w:t>。观察小车转向是否应该遵从路牌指示，是否停</w:t>
+      </w:r>
+      <w:r>
+        <w:rPr>
+          <w:rFonts w:hint="eastAsia"/>
+        </w:rPr>
+        <w:lastRenderedPageBreak/>
+        <w:t>止是否符合红绿灯规则，其测试结果如表</w:t>
       </w:r>
       <w:r>
         <w:rPr>
@@ -4490,7 +5190,15 @@
         <w:ind w:firstLine="480"/>
       </w:pPr>
       <w:r>
-        <w:t>根据测试所得数据，小车能够以较快的速度稳定行驶，停车位置距离目标点的误差控制得较小，基本符合预设要求；在后续多圈连续测试中，小车也能准确识别指示牌的方向指示与红绿灯信号，并做出正确的行驶与停车响应，整体表现出较好的场地适应性与功能稳定性。</w:t>
+        <w:t>根据测试所得数据，小车能够以较快的速度稳定行驶，停车位置距离目标点的误差控制得较小，基本符合预设要求；在后续多</w:t>
+      </w:r>
+      <w:proofErr w:type="gramStart"/>
+      <w:r>
+        <w:t>圈连续</w:t>
+      </w:r>
+      <w:proofErr w:type="gramEnd"/>
+      <w:r>
+        <w:t>测试中，小车也能准确识别指示牌的方向指示与红绿灯信号，并做出正确的行驶与停车响应，整体表现出较好的场地适应性与功能稳定性。</w:t>
       </w:r>
     </w:p>
     <w:sectPr>
@@ -4633,6 +5341,95 @@
 <file path=word/numbering.xml><?xml version="1.0" encoding="utf-8"?>
 <w:numbering xmlns:wpc="http://schemas.microsoft.com/office/word/2010/wordprocessingCanvas" xmlns:cx="http://schemas.microsoft.com/office/drawing/2014/chartex" xmlns:cx1="http://schemas.microsoft.com/office/drawing/2015/9/8/chartex" xmlns:cx2="http://schemas.microsoft.com/office/drawing/2015/10/21/chartex" xmlns:cx3="http://schemas.microsoft.com/office/drawing/2016/5/9/chartex" xmlns:cx4="http://schemas.microsoft.com/office/drawing/2016/5/10/chartex" xmlns:cx5="http://schemas.microsoft.com/office/drawing/2016/5/11/chartex" xmlns:cx6="http://schemas.microsoft.com/office/drawing/2016/5/12/chartex" xmlns:cx7="http://schemas.microsoft.com/office/drawing/2016/5/13/chartex" xmlns:cx8="http://schemas.microsoft.com/office/drawing/2016/5/14/chartex" xmlns:mc="http://schemas.openxmlformats.org/markup-compatibility/2006" xmlns:aink="http://schemas.microsoft.com/office/drawing/2016/ink" xmlns:am3d="http://schemas.microsoft.com/office/drawing/2017/model3d" xmlns:o="urn:schemas-microsoft-com:office:office" xmlns:oel="http://schemas.microsoft.com/office/2019/extlst" xmlns:r="http://schemas.openxmlformats.org/officeDocument/2006/relationships" xmlns:m="http://schemas.openxmlformats.org/officeDocument/2006/math" xmlns:v="urn:schemas-microsoft-com:vml" xmlns:wp14="http://schemas.microsoft.com/office/word/2010/wordprocessingDrawing" xmlns:wp="http://schemas.openxmlformats.org/drawingml/2006/wordprocessingDrawing" xmlns:w10="urn:schemas-microsoft-com:office:word" xmlns:w="http://schemas.openxmlformats.org/wordprocessingml/2006/main" xmlns:w14="http://schemas.microsoft.com/office/word/2010/wordml" xmlns:w15="http://schemas.microsoft.com/office/word/2012/wordml" xmlns:w16cex="http://schemas.microsoft.com/office/word/2018/wordml/cex" xmlns:w16cid="http://schemas.microsoft.com/office/word/2016/wordml/cid" xmlns:w16="http://schemas.microsoft.com/office/word/2018/wordml" xmlns:w16du="http://schemas.microsoft.com/office/word/2023/wordml/word16du" xmlns:w16sdtdh="http://schemas.microsoft.com/office/word/2020/wordml/sdtdatahash" xmlns:w16sdtfl="http://schemas.microsoft.com/office/word/2024/wordml/sdtformatlock" xmlns:w16se="http://schemas.microsoft.com/office/word/2015/wordml/symex" xmlns:wpg="http://schemas.microsoft.com/office/word/2010/wordprocessingGroup" xmlns:wpi="http://schemas.microsoft.com/office/word/2010/wordprocessingInk" xmlns:wne="http://schemas.microsoft.com/office/word/2006/wordml" xmlns:wps="http://schemas.microsoft.com/office/word/2010/wordprocessingShape" mc:Ignorable="w14 w15 w16se w16cid w16 w16cex w16sdtdh w16sdtfl w16du wp14">
   <w:abstractNum w:abstractNumId="0" w15:restartNumberingAfterBreak="0">
+    <w:nsid w:val="133B6DA0"/>
+    <w:multiLevelType w:val="hybridMultilevel"/>
+    <w:tmpl w:val="B14A0D0C"/>
+    <w:lvl w:ilvl="0" w:tplc="C7047F64">
+      <w:start w:val="1"/>
+      <w:numFmt w:val="decimal"/>
+      <w:lvlText w:val="%1."/>
+      <w:lvlJc w:val="left"/>
+      <w:pPr>
+        <w:ind w:left="360" w:hanging="360"/>
+      </w:pPr>
+      <w:rPr>
+        <w:rFonts w:hint="default"/>
+      </w:rPr>
+    </w:lvl>
+    <w:lvl w:ilvl="1" w:tplc="04090019" w:tentative="1">
+      <w:start w:val="1"/>
+      <w:numFmt w:val="lowerLetter"/>
+      <w:lvlText w:val="%2)"/>
+      <w:lvlJc w:val="left"/>
+      <w:pPr>
+        <w:ind w:left="880" w:hanging="440"/>
+      </w:pPr>
+    </w:lvl>
+    <w:lvl w:ilvl="2" w:tplc="0409001B" w:tentative="1">
+      <w:start w:val="1"/>
+      <w:numFmt w:val="lowerRoman"/>
+      <w:lvlText w:val="%3."/>
+      <w:lvlJc w:val="right"/>
+      <w:pPr>
+        <w:ind w:left="1320" w:hanging="440"/>
+      </w:pPr>
+    </w:lvl>
+    <w:lvl w:ilvl="3" w:tplc="0409000F" w:tentative="1">
+      <w:start w:val="1"/>
+      <w:numFmt w:val="decimal"/>
+      <w:lvlText w:val="%4."/>
+      <w:lvlJc w:val="left"/>
+      <w:pPr>
+        <w:ind w:left="1760" w:hanging="440"/>
+      </w:pPr>
+    </w:lvl>
+    <w:lvl w:ilvl="4" w:tplc="04090019" w:tentative="1">
+      <w:start w:val="1"/>
+      <w:numFmt w:val="lowerLetter"/>
+      <w:lvlText w:val="%5)"/>
+      <w:lvlJc w:val="left"/>
+      <w:pPr>
+        <w:ind w:left="2200" w:hanging="440"/>
+      </w:pPr>
+    </w:lvl>
+    <w:lvl w:ilvl="5" w:tplc="0409001B" w:tentative="1">
+      <w:start w:val="1"/>
+      <w:numFmt w:val="lowerRoman"/>
+      <w:lvlText w:val="%6."/>
+      <w:lvlJc w:val="right"/>
+      <w:pPr>
+        <w:ind w:left="2640" w:hanging="440"/>
+      </w:pPr>
+    </w:lvl>
+    <w:lvl w:ilvl="6" w:tplc="0409000F" w:tentative="1">
+      <w:start w:val="1"/>
+      <w:numFmt w:val="decimal"/>
+      <w:lvlText w:val="%7."/>
+      <w:lvlJc w:val="left"/>
+      <w:pPr>
+        <w:ind w:left="3080" w:hanging="440"/>
+      </w:pPr>
+    </w:lvl>
+    <w:lvl w:ilvl="7" w:tplc="04090019" w:tentative="1">
+      <w:start w:val="1"/>
+      <w:numFmt w:val="lowerLetter"/>
+      <w:lvlText w:val="%8)"/>
+      <w:lvlJc w:val="left"/>
+      <w:pPr>
+        <w:ind w:left="3520" w:hanging="440"/>
+      </w:pPr>
+    </w:lvl>
+    <w:lvl w:ilvl="8" w:tplc="0409001B" w:tentative="1">
+      <w:start w:val="1"/>
+      <w:numFmt w:val="lowerRoman"/>
+      <w:lvlText w:val="%9."/>
+      <w:lvlJc w:val="right"/>
+      <w:pPr>
+        <w:ind w:left="3960" w:hanging="440"/>
+      </w:pPr>
+    </w:lvl>
+  </w:abstractNum>
+  <w:abstractNum w:abstractNumId="1" w15:restartNumberingAfterBreak="0">
     <w:nsid w:val="1ECD4421"/>
     <w:multiLevelType w:val="multilevel"/>
     <w:tmpl w:val="1ECD4421"/>
@@ -4722,7 +5519,7 @@
       </w:pPr>
     </w:lvl>
   </w:abstractNum>
-  <w:abstractNum w:abstractNumId="1" w15:restartNumberingAfterBreak="0">
+  <w:abstractNum w:abstractNumId="2" w15:restartNumberingAfterBreak="0">
     <w:nsid w:val="22815F3B"/>
     <w:multiLevelType w:val="hybridMultilevel"/>
     <w:tmpl w:val="31DAD58E"/>
@@ -4808,14 +5605,13 @@
       </w:pPr>
     </w:lvl>
   </w:abstractNum>
-  <w:abstractNum w:abstractNumId="2" w15:restartNumberingAfterBreak="0">
+  <w:abstractNum w:abstractNumId="3" w15:restartNumberingAfterBreak="0">
     <w:nsid w:val="351C3B17"/>
     <w:multiLevelType w:val="multilevel"/>
     <w:tmpl w:val="351C3B17"/>
     <w:lvl w:ilvl="0">
       <w:start w:val="1"/>
       <w:numFmt w:val="chineseCountingThousand"/>
-      <w:pStyle w:val="1"/>
       <w:suff w:val="nothing"/>
       <w:lvlText w:val="%1."/>
       <w:lvlJc w:val="left"/>
@@ -4927,7 +5723,7 @@
       </w:rPr>
     </w:lvl>
   </w:abstractNum>
-  <w:abstractNum w:abstractNumId="3" w15:restartNumberingAfterBreak="0">
+  <w:abstractNum w:abstractNumId="4" w15:restartNumberingAfterBreak="0">
     <w:nsid w:val="63A33BB4"/>
     <w:multiLevelType w:val="multilevel"/>
     <w:tmpl w:val="63A33BB4"/>
@@ -5021,25 +5817,25 @@
     </w:lvl>
   </w:abstractNum>
   <w:num w:numId="1" w16cid:durableId="378363148">
+    <w:abstractNumId w:val="3"/>
+  </w:num>
+  <w:num w:numId="2" w16cid:durableId="674264774">
+    <w:abstractNumId w:val="4"/>
+  </w:num>
+  <w:num w:numId="3" w16cid:durableId="1841771503">
+    <w:abstractNumId w:val="1"/>
+  </w:num>
+  <w:num w:numId="4" w16cid:durableId="1634364176">
     <w:abstractNumId w:val="2"/>
   </w:num>
-  <w:num w:numId="2" w16cid:durableId="674264774">
-    <w:abstractNumId w:val="3"/>
-  </w:num>
-  <w:num w:numId="3" w16cid:durableId="1841771503">
-    <w:abstractNumId w:val="0"/>
-  </w:num>
-  <w:num w:numId="4" w16cid:durableId="1634364176">
-    <w:abstractNumId w:val="1"/>
-  </w:num>
   <w:num w:numId="5" w16cid:durableId="2111897943">
-    <w:abstractNumId w:val="3"/>
+    <w:abstractNumId w:val="4"/>
   </w:num>
   <w:num w:numId="6" w16cid:durableId="1621180061">
-    <w:abstractNumId w:val="3"/>
+    <w:abstractNumId w:val="4"/>
   </w:num>
   <w:num w:numId="7" w16cid:durableId="2064744422">
-    <w:abstractNumId w:val="3"/>
+    <w:abstractNumId w:val="4"/>
     <w:lvlOverride w:ilvl="0">
       <w:startOverride w:val="1"/>
     </w:lvlOverride>
@@ -5069,7 +5865,7 @@
     </w:lvlOverride>
   </w:num>
   <w:num w:numId="8" w16cid:durableId="1457917363">
-    <w:abstractNumId w:val="3"/>
+    <w:abstractNumId w:val="4"/>
     <w:lvlOverride w:ilvl="0">
       <w:startOverride w:val="1"/>
     </w:lvlOverride>
@@ -5099,10 +5895,10 @@
     </w:lvlOverride>
   </w:num>
   <w:num w:numId="9" w16cid:durableId="1189296786">
-    <w:abstractNumId w:val="3"/>
+    <w:abstractNumId w:val="4"/>
   </w:num>
   <w:num w:numId="10" w16cid:durableId="26494530">
-    <w:abstractNumId w:val="3"/>
+    <w:abstractNumId w:val="4"/>
     <w:lvlOverride w:ilvl="0">
       <w:startOverride w:val="1"/>
     </w:lvlOverride>
@@ -5130,6 +5926,9 @@
     <w:lvlOverride w:ilvl="8">
       <w:startOverride w:val="1"/>
     </w:lvlOverride>
+  </w:num>
+  <w:num w:numId="11" w16cid:durableId="1707631801">
+    <w:abstractNumId w:val="0"/>
   </w:num>
 </w:numbering>
 </file>
@@ -5535,14 +6334,14 @@
       <w:szCs w:val="21"/>
     </w:rPr>
   </w:style>
-  <w:style w:type="paragraph" w:styleId="10">
+  <w:style w:type="paragraph" w:styleId="1">
     <w:name w:val="heading 1"/>
-    <w:basedOn w:val="1"/>
+    <w:basedOn w:val="10"/>
     <w:next w:val="a0"/>
     <w:link w:val="11"/>
     <w:uiPriority w:val="9"/>
     <w:rPr>
-      <w:bCs/>
+      <w:bCs w:val="0"/>
     </w:rPr>
   </w:style>
   <w:style w:type="paragraph" w:styleId="20">
@@ -5741,28 +6540,27 @@
     <w:semiHidden/>
     <w:unhideWhenUsed/>
   </w:style>
-  <w:style w:type="paragraph" w:customStyle="1" w:styleId="1">
+  <w:style w:type="paragraph" w:customStyle="1" w:styleId="10">
     <w:name w:val="电赛标题 1"/>
     <w:link w:val="1Char"/>
     <w:autoRedefine/>
     <w:qFormat/>
+    <w:rsid w:val="00856A4C"/>
     <w:pPr>
       <w:keepNext/>
       <w:keepLines/>
-      <w:numPr>
-        <w:numId w:val="1"/>
-      </w:numPr>
       <w:adjustRightInd w:val="0"/>
       <w:snapToGrid w:val="0"/>
       <w:spacing w:line="440" w:lineRule="exact"/>
+      <w:ind w:left="845" w:hanging="425"/>
       <w:outlineLvl w:val="0"/>
     </w:pPr>
     <w:rPr>
-      <w:rFonts w:ascii="Times New Roman" w:eastAsia="黑体" w:hAnsi="Times New Roman" w:cs="Times New Roman"/>
-      <w:b/>
+      <w:rFonts w:ascii="宋体" w:eastAsia="宋体" w:hAnsi="宋体" w:cs="Times New Roman"/>
+      <w:bCs/>
       <w:kern w:val="2"/>
-      <w:sz w:val="28"/>
-      <w:szCs w:val="22"/>
+      <w:sz w:val="24"/>
+      <w:szCs w:val="24"/>
     </w:rPr>
   </w:style>
   <w:style w:type="paragraph" w:styleId="a4">
@@ -5870,12 +6668,14 @@
   <w:style w:type="character" w:customStyle="1" w:styleId="1Char">
     <w:name w:val="电赛标题 1 Char"/>
     <w:basedOn w:val="a1"/>
-    <w:link w:val="1"/>
+    <w:link w:val="10"/>
+    <w:rsid w:val="00856A4C"/>
     <w:rPr>
-      <w:rFonts w:ascii="Times New Roman" w:eastAsia="黑体" w:hAnsi="Times New Roman" w:cs="Times New Roman"/>
-      <w:b/>
-      <w:sz w:val="28"/>
-      <w:szCs w:val="22"/>
+      <w:rFonts w:ascii="宋体" w:eastAsia="宋体" w:hAnsi="宋体" w:cs="Times New Roman"/>
+      <w:bCs/>
+      <w:kern w:val="2"/>
+      <w:sz w:val="24"/>
+      <w:szCs w:val="24"/>
     </w:rPr>
   </w:style>
   <w:style w:type="paragraph" w:customStyle="1" w:styleId="3">
@@ -5918,7 +6718,7 @@
   <w:style w:type="character" w:customStyle="1" w:styleId="11">
     <w:name w:val="标题 1 字符"/>
     <w:basedOn w:val="a1"/>
-    <w:link w:val="10"/>
+    <w:link w:val="1"/>
     <w:uiPriority w:val="9"/>
     <w:rPr>
       <w:rFonts w:ascii="Times New Roman" w:eastAsia="黑体" w:hAnsi="Times New Roman" w:cs="Times New Roman"/>
@@ -6172,7 +6972,9 @@
     <w:link w:val="2"/>
     <w:rPr>
       <w:rFonts w:ascii="Times New Roman" w:eastAsia="黑体" w:hAnsi="Times New Roman" w:cs="Times New Roman"/>
-      <w:b/>
+      <w:b w:val="0"/>
+      <w:bCs/>
+      <w:kern w:val="2"/>
       <w:sz w:val="24"/>
       <w:szCs w:val="22"/>
     </w:rPr>

--- a/2025/电赛报告_巡线小车.docx
+++ b/2025/电赛报告_巡线小车.docx
@@ -344,7 +344,7 @@
     </w:p>
     <w:p>
       <w:pPr>
-        <w:pStyle w:val="10"/>
+        <w:pStyle w:val="1"/>
       </w:pPr>
       <w:r>
         <w:rPr>
@@ -375,24 +375,6 @@
         </w:rPr>
         <w:t>巡线方案</w:t>
       </w:r>
-      <w:r>
-        <w:rPr>
-          <w:rFonts w:hint="eastAsia"/>
-        </w:rPr>
-        <w:t>（</w:t>
-      </w:r>
-      <w:r>
-        <w:rPr>
-          <w:rFonts w:hint="eastAsia"/>
-        </w:rPr>
-        <w:t>lx</w:t>
-      </w:r>
-      <w:r>
-        <w:rPr>
-          <w:rFonts w:hint="eastAsia"/>
-        </w:rPr>
-        <w:t>）</w:t>
-      </w:r>
     </w:p>
     <w:p>
       <w:pPr>
@@ -430,6 +412,9 @@
       <w:pPr>
         <w:pStyle w:val="af7"/>
         <w:ind w:firstLine="480"/>
+        <w:rPr>
+          <w:rFonts w:hint="eastAsia"/>
+        </w:rPr>
       </w:pPr>
       <w:r>
         <w:t>该方案</w:t>
@@ -438,13 +423,7 @@
         <w:rPr>
           <w:rFonts w:hint="eastAsia"/>
         </w:rPr>
-        <w:t>优点是</w:t>
-      </w:r>
-      <w:r>
-        <w:rPr>
-          <w:rFonts w:hint="eastAsia"/>
-        </w:rPr>
-        <w:t>输出的方位为模拟量，并且黑线判断算法对白布黑点有过滤作用，受到的环境干扰更小</w:t>
+        <w:t>优点是输出的方位为模拟量，并且黑线判断算法对白布黑点有过滤作用，受到的环境干扰更小</w:t>
       </w:r>
       <w:r>
         <w:t>；缺点是</w:t>
@@ -453,25 +432,7 @@
         <w:rPr>
           <w:rFonts w:hint="eastAsia"/>
         </w:rPr>
-        <w:t>摄像头检测的黑线</w:t>
-      </w:r>
-      <w:r>
-        <w:rPr>
-          <w:rFonts w:hint="eastAsia"/>
-        </w:rPr>
-        <w:t>位置</w:t>
-      </w:r>
-      <w:r>
-        <w:rPr>
-          <w:rFonts w:hint="eastAsia"/>
-        </w:rPr>
-        <w:t>与当前小车所在黑线的位置有偏差</w:t>
-      </w:r>
-      <w:r>
-        <w:rPr>
-          <w:rFonts w:hint="eastAsia"/>
-        </w:rPr>
-        <w:t>，并且黑线检测</w:t>
+        <w:t>摄像头检测的黑线位置与当前小车所在黑线的位置有偏差，并且黑线检测</w:t>
       </w:r>
       <w:r>
         <w:rPr>
@@ -525,6 +486,9 @@
       <w:pPr>
         <w:pStyle w:val="af7"/>
         <w:ind w:firstLine="480"/>
+        <w:rPr>
+          <w:rFonts w:hint="eastAsia"/>
+        </w:rPr>
       </w:pPr>
       <w:r>
         <w:t>该方案优点</w:t>
@@ -533,13 +497,7 @@
         <w:rPr>
           <w:rFonts w:hint="eastAsia"/>
         </w:rPr>
-        <w:t>是</w:t>
-      </w:r>
-      <w:r>
-        <w:rPr>
-          <w:rFonts w:hint="eastAsia"/>
-        </w:rPr>
-        <w:t>专注于黑线巡线，处理速度快，具有即时性</w:t>
+        <w:t>是专注于黑线巡线，处理速度快，具有即时性</w:t>
       </w:r>
       <w:r>
         <w:t>；缺点是</w:t>
@@ -558,6 +516,9 @@
       <w:pPr>
         <w:pStyle w:val="af7"/>
         <w:ind w:firstLine="480"/>
+        <w:rPr>
+          <w:rFonts w:hint="eastAsia"/>
+        </w:rPr>
       </w:pPr>
       <w:r>
         <w:t>方案比较与选择：</w:t>
@@ -573,13 +534,7 @@
         <w:rPr>
           <w:rFonts w:hint="eastAsia"/>
         </w:rPr>
-        <w:t>光电对管</w:t>
-      </w:r>
-      <w:r>
-        <w:rPr>
-          <w:rFonts w:hint="eastAsia"/>
-        </w:rPr>
-        <w:t>更加</w:t>
+        <w:t>光电对管更加</w:t>
       </w:r>
       <w:proofErr w:type="gramEnd"/>
       <w:r>
@@ -612,53 +567,30 @@
         <w:t>管巡线</w:t>
       </w:r>
       <w:r>
+        <w:t>方案。</w:t>
+      </w:r>
+    </w:p>
+    <w:p>
+      <w:pPr>
+        <w:pStyle w:val="3"/>
+      </w:pPr>
+      <w:r>
+        <w:rPr>
+          <w:rFonts w:hint="eastAsia"/>
+        </w:rPr>
+        <w:t>视觉模块</w:t>
+      </w:r>
+      <w:r>
+        <w:rPr>
+          <w:rFonts w:hint="eastAsia"/>
+        </w:rPr>
+        <w:t>设计</w:t>
+      </w:r>
+      <w:r>
+        <w:rPr>
+          <w:rFonts w:hint="eastAsia"/>
+        </w:rPr>
         <w:t>方案</w:t>
-      </w:r>
-      <w:r>
-        <w:t>。</w:t>
-      </w:r>
-    </w:p>
-    <w:p>
-      <w:pPr>
-        <w:pStyle w:val="3"/>
-      </w:pPr>
-      <w:r>
-        <w:rPr>
-          <w:rFonts w:hint="eastAsia"/>
-        </w:rPr>
-        <w:t>视觉模块</w:t>
-      </w:r>
-      <w:r>
-        <w:rPr>
-          <w:rFonts w:hint="eastAsia"/>
-        </w:rPr>
-        <w:t>设计</w:t>
-      </w:r>
-      <w:r>
-        <w:rPr>
-          <w:rFonts w:hint="eastAsia"/>
-        </w:rPr>
-        <w:t>方案</w:t>
-      </w:r>
-      <w:r>
-        <w:rPr>
-          <w:rFonts w:hint="eastAsia"/>
-        </w:rPr>
-        <w:t>（</w:t>
-      </w:r>
-      <w:proofErr w:type="spellStart"/>
-      <w:r>
-        <w:rPr>
-          <w:rFonts w:hint="eastAsia"/>
-        </w:rPr>
-        <w:t>zpb</w:t>
-      </w:r>
-      <w:proofErr w:type="spellEnd"/>
-      <w:r>
-        <w:rPr>
-          <w:rFonts w:hint="eastAsia"/>
-        </w:rPr>
-        <w:t>）</w:t>
       </w:r>
     </w:p>
     <w:p>
@@ -682,7 +614,16 @@
         <w:rPr>
           <w:rFonts w:hint="eastAsia"/>
         </w:rPr>
-        <w:t>xxx</w:t>
+        <w:t>树莓派</w:t>
+      </w:r>
+      <w:r>
+        <w:rPr>
+          <w:rFonts w:hint="eastAsia"/>
+        </w:rPr>
+        <w:t>4</w:t>
+      </w:r>
+      <w:r>
+        <w:t>B</w:t>
       </w:r>
       <w:r>
         <w:t>方案</w:t>
@@ -700,7 +641,42 @@
         <w:rPr>
           <w:rFonts w:hint="eastAsia"/>
         </w:rPr>
-        <w:t>优点是……</w:t>
+        <w:t>优点是</w:t>
+      </w:r>
+      <w:r>
+        <w:rPr>
+          <w:rFonts w:hint="eastAsia"/>
+        </w:rPr>
+        <w:t>C</w:t>
+      </w:r>
+      <w:r>
+        <w:t>PU</w:t>
+      </w:r>
+      <w:proofErr w:type="gramStart"/>
+      <w:r>
+        <w:rPr>
+          <w:rFonts w:hint="eastAsia"/>
+        </w:rPr>
+        <w:t>算力较强</w:t>
+      </w:r>
+      <w:proofErr w:type="gramEnd"/>
+      <w:r>
+        <w:rPr>
+          <w:rFonts w:hint="eastAsia"/>
+        </w:rPr>
+        <w:t>，能流畅运行</w:t>
+      </w:r>
+      <w:r>
+        <w:rPr>
+          <w:rFonts w:hint="eastAsia"/>
+        </w:rPr>
+        <w:t>OpenCV</w:t>
+      </w:r>
+      <w:r>
+        <w:rPr>
+          <w:rFonts w:hint="eastAsia"/>
+        </w:rPr>
+        <w:t>传统图像处理</w:t>
       </w:r>
       <w:r>
         <w:t>；缺点是</w:t>
@@ -709,7 +685,22 @@
         <w:rPr>
           <w:rFonts w:hint="eastAsia"/>
         </w:rPr>
-        <w:t>……</w:t>
+        <w:t>缺少</w:t>
+      </w:r>
+      <w:r>
+        <w:rPr>
+          <w:rFonts w:hint="eastAsia"/>
+        </w:rPr>
+        <w:t>N</w:t>
+      </w:r>
+      <w:r>
+        <w:t>PU</w:t>
+      </w:r>
+      <w:r>
+        <w:rPr>
+          <w:rFonts w:hint="eastAsia"/>
+        </w:rPr>
+        <w:t>，无法运行目标检测模型进行字符识别，且功耗较高</w:t>
       </w:r>
       <w:r>
         <w:t>。</w:t>
@@ -724,10 +715,7 @@
         <w:t>方案二：</w:t>
       </w:r>
       <w:r>
-        <w:rPr>
-          <w:rFonts w:hint="eastAsia"/>
-        </w:rPr>
-        <w:t>xxx</w:t>
+        <w:t>K230</w:t>
       </w:r>
       <w:r>
         <w:t>方案</w:t>
@@ -745,7 +733,22 @@
         <w:rPr>
           <w:rFonts w:hint="eastAsia"/>
         </w:rPr>
-        <w:t>是……</w:t>
+        <w:t>是有独立</w:t>
+      </w:r>
+      <w:r>
+        <w:rPr>
+          <w:rFonts w:hint="eastAsia"/>
+        </w:rPr>
+        <w:t>K</w:t>
+      </w:r>
+      <w:r>
+        <w:t>PU</w:t>
+      </w:r>
+      <w:r>
+        <w:rPr>
+          <w:rFonts w:hint="eastAsia"/>
+        </w:rPr>
+        <w:t>，可流畅运行字符识别</w:t>
       </w:r>
       <w:r>
         <w:t>；缺点是</w:t>
@@ -754,7 +757,19 @@
         <w:rPr>
           <w:rFonts w:hint="eastAsia"/>
         </w:rPr>
-        <w:t>……</w:t>
+        <w:t>对</w:t>
+      </w:r>
+      <w:r>
+        <w:rPr>
+          <w:rFonts w:hint="eastAsia"/>
+        </w:rPr>
+        <w:t>OpenCV</w:t>
+      </w:r>
+      <w:r>
+        <w:rPr>
+          <w:rFonts w:hint="eastAsia"/>
+        </w:rPr>
+        <w:t>支持不佳</w:t>
       </w:r>
       <w:r>
         <w:t>。</w:t>
@@ -770,31 +785,24 @@
         <w:t>方案比较与选择：</w:t>
       </w:r>
       <w:r>
-        <w:t>鉴于系统设计要求</w:t>
-      </w:r>
-      <w:r>
-        <w:rPr>
-          <w:rFonts w:hint="eastAsia"/>
-        </w:rPr>
-        <w:t>……</w:t>
-      </w:r>
-      <w:r>
-        <w:t>。因此方案选择</w:t>
-      </w:r>
-      <w:r>
-        <w:rPr>
-          <w:rFonts w:hint="eastAsia"/>
-        </w:rPr>
-        <w:t>……</w:t>
-      </w:r>
-      <w:r>
-        <w:t>方案</w:t>
-      </w:r>
-      <w:r>
-        <w:rPr>
-          <w:rFonts w:hint="eastAsia"/>
-        </w:rPr>
-        <w:t>x</w:t>
+        <w:rPr>
+          <w:rFonts w:hint="eastAsia"/>
+        </w:rPr>
+        <w:t>鉴于手头硬件限制，且本题对功耗要求不高，选择方案</w:t>
+      </w:r>
+      <w:proofErr w:type="gramStart"/>
+      <w:r>
+        <w:rPr>
+          <w:rFonts w:hint="eastAsia"/>
+        </w:rPr>
+        <w:t>一</w:t>
+      </w:r>
+      <w:proofErr w:type="gramEnd"/>
+      <w:r>
+        <w:rPr>
+          <w:rFonts w:hint="eastAsia"/>
+        </w:rPr>
+        <w:t>作为视觉模块设计方案</w:t>
       </w:r>
       <w:r>
         <w:t>。</w:t>
@@ -1065,194 +1073,14 @@
     </w:p>
     <w:p>
       <w:pPr>
-        <w:pStyle w:val="af3"/>
-      </w:pPr>
-      <w:r>
-        <w:rPr>
-          <w:noProof/>
+        <w:pStyle w:val="10"/>
+      </w:pPr>
+      <w:r>
+        <w:rPr>
+          <w:rFonts w:hint="eastAsia"/>
         </w:rPr>
         <w:lastRenderedPageBreak/>
-        <w:drawing>
-          <wp:inline distT="0" distB="0" distL="0" distR="0" wp14:anchorId="1D0320CB" wp14:editId="1C0DD2DB">
-            <wp:extent cx="4518660" cy="1619885"/>
-            <wp:effectExtent l="0" t="0" r="0" b="0"/>
-            <wp:docPr id="653966803" name="图形 2"/>
-            <wp:cNvGraphicFramePr>
-              <a:graphicFrameLocks xmlns:a="http://schemas.openxmlformats.org/drawingml/2006/main" noChangeAspect="1"/>
-            </wp:cNvGraphicFramePr>
-            <a:graphic xmlns:a="http://schemas.openxmlformats.org/drawingml/2006/main">
-              <a:graphicData uri="http://schemas.openxmlformats.org/drawingml/2006/picture">
-                <pic:pic xmlns:pic="http://schemas.openxmlformats.org/drawingml/2006/picture">
-                  <pic:nvPicPr>
-                    <pic:cNvPr id="653966803" name="图形 2"/>
-                    <pic:cNvPicPr>
-                      <a:picLocks noChangeAspect="1"/>
-                    </pic:cNvPicPr>
-                  </pic:nvPicPr>
-                  <pic:blipFill>
-                    <a:blip r:embed="rId9">
-                      <a:extLst>
-                        <a:ext uri="{96DAC541-7B7A-43D3-8B79-37D633B846F1}">
-                          <asvg:svgBlip xmlns:asvg="http://schemas.microsoft.com/office/drawing/2016/SVG/main" r:embed="rId10"/>
-                        </a:ext>
-                      </a:extLst>
-                    </a:blip>
-                    <a:srcRect l="3205" t="5220" r="51108" b="71618"/>
-                    <a:stretch>
-                      <a:fillRect/>
-                    </a:stretch>
-                  </pic:blipFill>
-                  <pic:spPr>
-                    <a:xfrm>
-                      <a:off x="0" y="0"/>
-                      <a:ext cx="4519263" cy="1620000"/>
-                    </a:xfrm>
-                    <a:prstGeom prst="rect">
-                      <a:avLst/>
-                    </a:prstGeom>
-                  </pic:spPr>
-                </pic:pic>
-              </a:graphicData>
-            </a:graphic>
-          </wp:inline>
-        </w:drawing>
-      </w:r>
-    </w:p>
-    <w:p>
-      <w:pPr>
-        <w:pStyle w:val="af6"/>
-      </w:pPr>
-      <w:bookmarkStart w:id="4" w:name="_Ref205047973"/>
-      <w:r>
-        <w:rPr>
-          <w:rFonts w:hint="eastAsia"/>
-        </w:rPr>
-        <w:t>图</w:t>
-      </w:r>
-      <w:r>
-        <w:rPr>
-          <w:rFonts w:hint="eastAsia"/>
-        </w:rPr>
-        <w:t xml:space="preserve"> </w:t>
-      </w:r>
-      <w:r>
-        <w:fldChar w:fldCharType="begin"/>
-      </w:r>
-      <w:r>
-        <w:instrText xml:space="preserve"> </w:instrText>
-      </w:r>
-      <w:r>
-        <w:rPr>
-          <w:rFonts w:hint="eastAsia"/>
-        </w:rPr>
-        <w:instrText xml:space="preserve">SEQ </w:instrText>
-      </w:r>
-      <w:r>
-        <w:rPr>
-          <w:rFonts w:hint="eastAsia"/>
-        </w:rPr>
-        <w:instrText>图</w:instrText>
-      </w:r>
-      <w:r>
-        <w:rPr>
-          <w:rFonts w:hint="eastAsia"/>
-        </w:rPr>
-        <w:instrText xml:space="preserve"> \* ARABIC</w:instrText>
-      </w:r>
-      <w:r>
-        <w:instrText xml:space="preserve"> </w:instrText>
-      </w:r>
-      <w:r>
-        <w:fldChar w:fldCharType="separate"/>
-      </w:r>
-      <w:r>
-        <w:rPr>
-          <w:noProof/>
-        </w:rPr>
-        <w:t>1</w:t>
-      </w:r>
-      <w:r>
-        <w:fldChar w:fldCharType="end"/>
-      </w:r>
-      <w:bookmarkStart w:id="5" w:name="_Ref205014916"/>
-      <w:bookmarkEnd w:id="4"/>
-      <w:r>
-        <w:rPr>
-          <w:rFonts w:hint="eastAsia"/>
-        </w:rPr>
-        <w:t xml:space="preserve"> </w:t>
-      </w:r>
-      <w:r>
-        <w:rPr>
-          <w:rFonts w:hint="eastAsia"/>
-        </w:rPr>
-        <w:t>目标物测量装置系统</w:t>
-      </w:r>
-      <w:bookmarkEnd w:id="5"/>
-      <w:r>
-        <w:rPr>
-          <w:rFonts w:hint="eastAsia"/>
-        </w:rPr>
-        <w:t>架构示意图</w:t>
-      </w:r>
-      <w:r>
-        <w:rPr>
-          <w:rFonts w:hint="eastAsia"/>
-        </w:rPr>
-        <w:t>（黑体</w:t>
-      </w:r>
-      <w:r>
-        <w:rPr>
-          <w:rFonts w:hint="eastAsia"/>
-        </w:rPr>
-        <w:t>/</w:t>
-      </w:r>
-      <w:r>
-        <w:rPr>
-          <w:rFonts w:hint="eastAsia"/>
-        </w:rPr>
-        <w:t>新罗马</w:t>
-      </w:r>
-      <w:r>
-        <w:rPr>
-          <w:rFonts w:hint="eastAsia"/>
-        </w:rPr>
-        <w:t>5</w:t>
-      </w:r>
-      <w:r>
-        <w:rPr>
-          <w:rFonts w:hint="eastAsia"/>
-        </w:rPr>
-        <w:t>号加粗</w:t>
-      </w:r>
-      <w:r>
-        <w:rPr>
-          <w:rFonts w:hint="eastAsia"/>
-        </w:rPr>
-        <w:t>，空格分隔</w:t>
-      </w:r>
-      <w:r>
-        <w:rPr>
-          <w:rFonts w:hint="eastAsia"/>
-        </w:rPr>
-        <w:t>）</w:t>
-      </w:r>
-    </w:p>
-    <w:p>
-      <w:pPr>
-        <w:pStyle w:val="1"/>
-      </w:pPr>
-      <w:r>
-        <w:rPr>
-          <w:rFonts w:hint="eastAsia"/>
-        </w:rPr>
         <w:t>理论分析</w:t>
-      </w:r>
-      <w:r>
-        <w:rPr>
-          <w:rFonts w:hint="eastAsia"/>
-        </w:rPr>
-        <w:t>（lx）</w:t>
       </w:r>
     </w:p>
     <w:p>
@@ -1263,55 +1091,34 @@
           <w:numId w:val="0"/>
         </w:numPr>
         <w:ind w:left="567" w:hanging="567"/>
-        <w:rPr>
-          <w:rFonts w:ascii="宋体" w:eastAsia="宋体" w:hAnsi="宋体"/>
-          <w:b w:val="0"/>
-          <w:bCs/>
-        </w:rPr>
       </w:pPr>
       <w:proofErr w:type="gramStart"/>
       <w:r>
         <w:rPr>
-          <w:rFonts w:ascii="宋体" w:eastAsia="宋体" w:hAnsi="宋体" w:hint="eastAsia"/>
-          <w:b w:val="0"/>
-          <w:bCs/>
+          <w:rFonts w:hint="eastAsia"/>
         </w:rPr>
         <w:t>光电对</w:t>
       </w:r>
       <w:proofErr w:type="gramEnd"/>
       <w:r>
         <w:rPr>
-          <w:rFonts w:ascii="宋体" w:eastAsia="宋体" w:hAnsi="宋体" w:hint="eastAsia"/>
-          <w:b w:val="0"/>
-          <w:bCs/>
+          <w:rFonts w:hint="eastAsia"/>
         </w:rPr>
         <w:t>管控制</w:t>
       </w:r>
       <w:proofErr w:type="spellStart"/>
       <w:r>
         <w:rPr>
-          <w:rFonts w:ascii="宋体" w:eastAsia="宋体" w:hAnsi="宋体" w:hint="eastAsia"/>
-          <w:b w:val="0"/>
-          <w:bCs/>
+          <w:rFonts w:hint="eastAsia"/>
         </w:rPr>
         <w:t>pid</w:t>
       </w:r>
       <w:proofErr w:type="spellEnd"/>
       <w:r>
         <w:rPr>
-          <w:rFonts w:ascii="宋体" w:eastAsia="宋体" w:hAnsi="宋体" w:hint="eastAsia"/>
-          <w:b w:val="0"/>
-          <w:bCs/>
+          <w:rFonts w:hint="eastAsia"/>
         </w:rPr>
         <w:t>巡线原理</w:t>
-      </w:r>
-      <w:r>
-        <w:rPr>
-          <w:rFonts w:ascii="宋体" w:eastAsia="宋体" w:hAnsi="宋体" w:hint="eastAsia"/>
-          <w:b w:val="0"/>
-          <w:bCs/>
-        </w:rPr>
-        <w:t>：</w:t>
       </w:r>
     </w:p>
     <w:p>
@@ -1323,7 +1130,7 @@
         </w:numPr>
         <w:ind w:left="567" w:hanging="567"/>
         <w:rPr>
-          <w:rFonts w:ascii="宋体" w:eastAsia="宋体" w:hAnsi="宋体"/>
+          <w:rFonts w:ascii="宋体" w:eastAsia="宋体" w:hAnsi="宋体" w:hint="eastAsia"/>
           <w:b w:val="0"/>
           <w:bCs/>
         </w:rPr>
@@ -1364,186 +1171,351 @@
         </w:numPr>
         <w:ind w:left="567" w:hanging="567"/>
         <w:rPr>
+          <w:rFonts w:hint="eastAsia"/>
+        </w:rPr>
+      </w:pPr>
+      <w:r>
+        <w:rPr>
           <w:rFonts w:ascii="宋体" w:eastAsia="宋体" w:hAnsi="宋体" w:hint="eastAsia"/>
           <w:b w:val="0"/>
           <w:bCs/>
         </w:rPr>
-      </w:pPr>
+        <w:t>控制代码编写：首先考虑到</w:t>
+      </w:r>
+      <w:proofErr w:type="gramStart"/>
       <w:r>
         <w:rPr>
           <w:rFonts w:ascii="宋体" w:eastAsia="宋体" w:hAnsi="宋体" w:hint="eastAsia"/>
           <w:b w:val="0"/>
           <w:bCs/>
         </w:rPr>
-        <w:t>控制代码编写：首先考虑到</w:t>
-      </w:r>
-      <w:proofErr w:type="gramStart"/>
+        <w:t>光电对</w:t>
+      </w:r>
+      <w:proofErr w:type="gramEnd"/>
       <w:r>
         <w:rPr>
           <w:rFonts w:ascii="宋体" w:eastAsia="宋体" w:hAnsi="宋体" w:hint="eastAsia"/>
           <w:b w:val="0"/>
           <w:bCs/>
         </w:rPr>
-        <w:t>光电对</w:t>
-      </w:r>
-      <w:proofErr w:type="gramEnd"/>
+        <w:t>管发送的数据为离散量，不适合PID直接处理，所以先进行距离测算得到每个传感器偏离主轴的角度，从而根据单次对管传输的数据即可算出小车的偏移角度，其次测量</w:t>
+      </w:r>
+      <w:proofErr w:type="gramStart"/>
       <w:r>
         <w:rPr>
           <w:rFonts w:ascii="宋体" w:eastAsia="宋体" w:hAnsi="宋体" w:hint="eastAsia"/>
           <w:b w:val="0"/>
           <w:bCs/>
         </w:rPr>
-        <w:t>管发送的数据为离散量，不适合PID直接处理，所以先进行距离测算得到每个传感器偏离主轴的角度，从而根据单次对管传输的数据即可算出小车的偏移角度，其次测量</w:t>
-      </w:r>
-      <w:proofErr w:type="gramStart"/>
+        <w:t>光电对</w:t>
+      </w:r>
+      <w:proofErr w:type="gramEnd"/>
       <w:r>
         <w:rPr>
           <w:rFonts w:ascii="宋体" w:eastAsia="宋体" w:hAnsi="宋体" w:hint="eastAsia"/>
           <w:b w:val="0"/>
           <w:bCs/>
         </w:rPr>
-        <w:t>光电对</w:t>
-      </w:r>
-      <w:proofErr w:type="gramEnd"/>
+        <w:t>管更新数据的周期，大概为400us，而考虑到电机</w:t>
+      </w:r>
+      <w:proofErr w:type="gramStart"/>
       <w:r>
         <w:rPr>
           <w:rFonts w:ascii="宋体" w:eastAsia="宋体" w:hAnsi="宋体" w:hint="eastAsia"/>
           <w:b w:val="0"/>
           <w:bCs/>
         </w:rPr>
-        <w:t>管更新数据的周期，大概为400us，而考虑到电机</w:t>
-      </w:r>
-      <w:proofErr w:type="gramStart"/>
+        <w:t>速度环</w:t>
+      </w:r>
+      <w:proofErr w:type="gramEnd"/>
       <w:r>
         <w:rPr>
           <w:rFonts w:ascii="宋体" w:eastAsia="宋体" w:hAnsi="宋体" w:hint="eastAsia"/>
           <w:b w:val="0"/>
           <w:bCs/>
         </w:rPr>
-        <w:t>速度环</w:t>
-      </w:r>
-      <w:proofErr w:type="gramEnd"/>
+        <w:t>更新间隔为10ms，而</w:t>
+      </w:r>
+      <w:proofErr w:type="gramStart"/>
       <w:r>
         <w:rPr>
           <w:rFonts w:ascii="宋体" w:eastAsia="宋体" w:hAnsi="宋体" w:hint="eastAsia"/>
           <w:b w:val="0"/>
           <w:bCs/>
         </w:rPr>
-        <w:t>更新间隔为10ms，而</w:t>
-      </w:r>
-      <w:proofErr w:type="gramStart"/>
+        <w:t>光电对</w:t>
+      </w:r>
+      <w:proofErr w:type="gramEnd"/>
       <w:r>
         <w:rPr>
           <w:rFonts w:ascii="宋体" w:eastAsia="宋体" w:hAnsi="宋体" w:hint="eastAsia"/>
           <w:b w:val="0"/>
           <w:bCs/>
         </w:rPr>
-        <w:t>光电对</w:t>
-      </w:r>
-      <w:proofErr w:type="gramEnd"/>
+        <w:t>管的数据是电机PID更新的重要参考因素，所以考虑在一个电机更新周期中读取20次</w:t>
+      </w:r>
+      <w:proofErr w:type="gramStart"/>
       <w:r>
         <w:rPr>
           <w:rFonts w:ascii="宋体" w:eastAsia="宋体" w:hAnsi="宋体" w:hint="eastAsia"/>
           <w:b w:val="0"/>
           <w:bCs/>
         </w:rPr>
-        <w:t>管的数据是电机PID更新的重要参考因素，所以考虑在一个电机更新周期中读取20次</w:t>
-      </w:r>
-      <w:proofErr w:type="gramStart"/>
+        <w:t>光电对</w:t>
+      </w:r>
+      <w:proofErr w:type="gramEnd"/>
       <w:r>
         <w:rPr>
           <w:rFonts w:ascii="宋体" w:eastAsia="宋体" w:hAnsi="宋体" w:hint="eastAsia"/>
           <w:b w:val="0"/>
           <w:bCs/>
         </w:rPr>
-        <w:t>光电对</w:t>
-      </w:r>
-      <w:proofErr w:type="gramEnd"/>
+        <w:t>管输出的偏离角度并进行平均滤波得到一次电机更新周期内的偏离角，作为电机PID更新的参考，从而</w:t>
+      </w:r>
+      <w:proofErr w:type="gramStart"/>
       <w:r>
         <w:rPr>
           <w:rFonts w:ascii="宋体" w:eastAsia="宋体" w:hAnsi="宋体" w:hint="eastAsia"/>
           <w:b w:val="0"/>
           <w:bCs/>
         </w:rPr>
-        <w:t>管输出的偏离角度并进行平均滤波得到一次电机更新周期内的偏离角，作为电机PID更新的参考，从而</w:t>
-      </w:r>
-      <w:proofErr w:type="gramStart"/>
+        <w:t>实现丝滑巡线</w:t>
+      </w:r>
+      <w:proofErr w:type="gramEnd"/>
       <w:r>
         <w:rPr>
           <w:rFonts w:ascii="宋体" w:eastAsia="宋体" w:hAnsi="宋体" w:hint="eastAsia"/>
           <w:b w:val="0"/>
           <w:bCs/>
         </w:rPr>
-        <w:t>实现丝滑巡线</w:t>
+        <w:t>。</w:t>
+      </w:r>
+    </w:p>
+    <w:p>
+      <w:pPr>
+        <w:pStyle w:val="1"/>
+      </w:pPr>
+      <w:r>
+        <w:tab/>
+      </w:r>
+      <w:r>
+        <w:rPr>
+          <w:rFonts w:hint="eastAsia"/>
+        </w:rPr>
+        <w:t>电路与程序设计</w:t>
+      </w:r>
+    </w:p>
+    <w:p>
+      <w:pPr>
+        <w:pStyle w:val="2"/>
+      </w:pPr>
+      <w:r>
+        <w:rPr>
+          <w:rFonts w:hint="eastAsia"/>
+        </w:rPr>
+        <w:t>电路设计分析</w:t>
+      </w:r>
+      <w:r>
+        <w:t xml:space="preserve"> </w:t>
+      </w:r>
+    </w:p>
+    <w:p>
+      <w:pPr>
+        <w:pStyle w:val="3"/>
+      </w:pPr>
+      <w:r>
+        <w:rPr>
+          <w:rFonts w:hint="eastAsia"/>
+        </w:rPr>
+        <w:t>主电路设计</w:t>
+      </w:r>
+    </w:p>
+    <w:p>
+      <w:pPr>
+        <w:pStyle w:val="af7"/>
+        <w:ind w:firstLine="480"/>
+      </w:pPr>
+      <w:r>
+        <w:rPr>
+          <w:rFonts w:hint="eastAsia"/>
+        </w:rPr>
+        <w:t>主电路集成树莓派</w:t>
+      </w:r>
+      <w:r>
+        <w:rPr>
+          <w:rFonts w:hint="eastAsia"/>
+        </w:rPr>
+        <w:t>4</w:t>
+      </w:r>
+      <w:r>
+        <w:t>B</w:t>
+      </w:r>
+      <w:r>
+        <w:rPr>
+          <w:rFonts w:hint="eastAsia"/>
+        </w:rPr>
+        <w:t>、</w:t>
+      </w:r>
+      <w:r>
+        <w:rPr>
+          <w:rFonts w:hint="eastAsia"/>
+        </w:rPr>
+        <w:t>S</w:t>
+      </w:r>
+      <w:r>
+        <w:t>TM32</w:t>
+      </w:r>
+      <w:r>
+        <w:rPr>
+          <w:rFonts w:hint="eastAsia"/>
+        </w:rPr>
+        <w:t>、</w:t>
+      </w:r>
+      <w:r>
+        <w:rPr>
+          <w:rFonts w:hint="eastAsia"/>
+        </w:rPr>
+        <w:t>O</w:t>
+      </w:r>
+      <w:r>
+        <w:t>LED</w:t>
+      </w:r>
+      <w:r>
+        <w:rPr>
+          <w:rFonts w:hint="eastAsia"/>
+        </w:rPr>
+        <w:t>显示屏、</w:t>
+      </w:r>
+      <w:r>
+        <w:rPr>
+          <w:rFonts w:hint="eastAsia"/>
+        </w:rPr>
+        <w:t>H</w:t>
+      </w:r>
+      <w:r>
+        <w:t>C-06</w:t>
+      </w:r>
+      <w:proofErr w:type="gramStart"/>
+      <w:r>
+        <w:rPr>
+          <w:rFonts w:hint="eastAsia"/>
+        </w:rPr>
+        <w:t>蓝牙模块</w:t>
       </w:r>
       <w:proofErr w:type="gramEnd"/>
       <w:r>
         <w:rPr>
-          <w:rFonts w:ascii="宋体" w:eastAsia="宋体" w:hAnsi="宋体" w:hint="eastAsia"/>
-          <w:b w:val="0"/>
-          <w:bCs/>
-        </w:rPr>
-        <w:t>。</w:t>
-      </w:r>
-    </w:p>
-    <w:p>
-      <w:pPr>
-        <w:pStyle w:val="10"/>
-      </w:pPr>
-      <w:r>
-        <w:tab/>
-      </w:r>
-      <w:r>
-        <w:rPr>
-          <w:rFonts w:hint="eastAsia"/>
-        </w:rPr>
-        <w:t>电路与程序设计</w:t>
-      </w:r>
-    </w:p>
-    <w:p>
-      <w:pPr>
-        <w:pStyle w:val="2"/>
-      </w:pPr>
-      <w:r>
-        <w:rPr>
-          <w:rFonts w:hint="eastAsia"/>
-        </w:rPr>
-        <w:t>电路设计分析</w:t>
-      </w:r>
-      <w:r>
-        <w:t xml:space="preserve"> </w:t>
-      </w:r>
-      <w:r>
-        <w:rPr>
-          <w:rFonts w:hint="eastAsia"/>
-        </w:rPr>
-        <w:t>（</w:t>
-      </w:r>
-      <w:proofErr w:type="spellStart"/>
-      <w:r>
-        <w:rPr>
-          <w:rFonts w:hint="eastAsia"/>
-        </w:rPr>
-        <w:t>zpb</w:t>
-      </w:r>
-      <w:proofErr w:type="spellEnd"/>
-      <w:r>
-        <w:rPr>
-          <w:rFonts w:hint="eastAsia"/>
-        </w:rPr>
-        <w:t>）</w:t>
-      </w:r>
-    </w:p>
-    <w:bookmarkStart w:id="6" w:name="_Hlk202262439"/>
-    <w:p>
-      <w:pPr>
-        <w:pStyle w:val="af3"/>
-      </w:pPr>
-      <w:r>
-        <w:rPr>
-          <w:rFonts w:hint="eastAsia"/>
-        </w:rPr>
-        <w:object w:dxaOrig="12121" w:dyaOrig="3397" w14:anchorId="1A5EEF30">
+          <w:rFonts w:hint="eastAsia"/>
+        </w:rPr>
+        <w:t>、</w:t>
+      </w:r>
+      <w:r>
+        <w:rPr>
+          <w:rFonts w:hint="eastAsia"/>
+        </w:rPr>
+        <w:t>M</w:t>
+      </w:r>
+      <w:r>
+        <w:t>PU6050</w:t>
+      </w:r>
+      <w:r>
+        <w:rPr>
+          <w:rFonts w:hint="eastAsia"/>
+        </w:rPr>
+        <w:t>陀螺仪、</w:t>
+      </w:r>
+      <w:r>
+        <w:t>8</w:t>
+      </w:r>
+      <w:r>
+        <w:rPr>
+          <w:rFonts w:hint="eastAsia"/>
+        </w:rPr>
+        <w:t>路循迹模块及电机接口、调试接口等，并采用独立</w:t>
+      </w:r>
+      <w:r>
+        <w:rPr>
+          <w:rFonts w:hint="eastAsia"/>
+        </w:rPr>
+        <w:t>D</w:t>
+      </w:r>
+      <w:r>
+        <w:t>CDC</w:t>
+      </w:r>
+      <w:r>
+        <w:rPr>
+          <w:rFonts w:hint="eastAsia"/>
+        </w:rPr>
+        <w:t>降压</w:t>
+      </w:r>
+      <w:proofErr w:type="gramStart"/>
+      <w:r>
+        <w:rPr>
+          <w:rFonts w:hint="eastAsia"/>
+        </w:rPr>
+        <w:t>板同时</w:t>
+      </w:r>
+      <w:proofErr w:type="gramEnd"/>
+      <w:r>
+        <w:rPr>
+          <w:rFonts w:hint="eastAsia"/>
+        </w:rPr>
+        <w:t>为</w:t>
+      </w:r>
+      <w:r>
+        <w:rPr>
+          <w:rFonts w:hint="eastAsia"/>
+        </w:rPr>
+        <w:t>S</w:t>
+      </w:r>
+      <w:r>
+        <w:t>TM32</w:t>
+      </w:r>
+      <w:r>
+        <w:rPr>
+          <w:rFonts w:hint="eastAsia"/>
+        </w:rPr>
+        <w:t>以及树莓派提供</w:t>
+      </w:r>
+      <w:r>
+        <w:rPr>
+          <w:rFonts w:hint="eastAsia"/>
+        </w:rPr>
+        <w:t>5</w:t>
+      </w:r>
+      <w:r>
+        <w:t>V</w:t>
+      </w:r>
+      <w:r>
+        <w:rPr>
+          <w:rFonts w:hint="eastAsia"/>
+        </w:rPr>
+        <w:t>电源。</w:t>
+      </w:r>
+    </w:p>
+    <w:p>
+      <w:pPr>
+        <w:pStyle w:val="3"/>
+      </w:pPr>
+      <w:r>
+        <w:rPr>
+          <w:rFonts w:hint="eastAsia"/>
+        </w:rPr>
+        <w:lastRenderedPageBreak/>
+        <w:t>电路板供电设计</w:t>
+      </w:r>
+    </w:p>
+    <w:p>
+      <w:pPr>
+        <w:pStyle w:val="af7"/>
+        <w:ind w:firstLine="480"/>
+      </w:pPr>
+      <w:r>
+        <w:rPr>
+          <w:rFonts w:asciiTheme="minorHAnsi" w:eastAsiaTheme="minorEastAsia" w:hAnsiTheme="minorHAnsi" w:cstheme="minorBidi"/>
+          <w:noProof/>
+        </w:rPr>
+        <w:object w:dxaOrig="1440" w:dyaOrig="1440" w14:anchorId="1F94523A">
           <v:shapetype id="_x0000_t75" coordsize="21600,21600" o:spt="75" o:preferrelative="t" path="m@4@5l@4@11@9@11@9@5xe" filled="f" stroked="f">
             <v:stroke joinstyle="miter"/>
             <v:formulas>
@@ -1563,18 +1535,82 @@
             <v:path o:extrusionok="f" gradientshapeok="t" o:connecttype="rect"/>
             <o:lock v:ext="edit" aspectratio="t"/>
           </v:shapetype>
-          <v:shape id="_x0000_i1060" type="#_x0000_t75" style="width:453.2pt;height:127.05pt" o:ole="">
-            <v:imagedata r:id="rId11" o:title=""/>
+          <v:shape id="_x0000_s2050" type="#_x0000_t75" style="position:absolute;left:0;text-align:left;margin-left:42.6pt;margin-top:75.5pt;width:367.5pt;height:266.7pt;z-index:251659264;mso-position-horizontal-relative:text;mso-position-vertical-relative:text">
+            <v:imagedata r:id="rId9" o:title=""/>
+            <w10:wrap type="topAndBottom"/>
           </v:shape>
-          <o:OLEObject Type="Embed" ProgID="Visio.Drawing.15" ShapeID="_x0000_i1060" DrawAspect="Content" ObjectID="_1827761398" r:id="rId12"/>
+          <o:OLEObject Type="Embed" ProgID="Visio.Drawing.15" ShapeID="_x0000_s2050" DrawAspect="Content" ObjectID="_1827762281" r:id="rId10"/>
         </w:object>
       </w:r>
+      <w:r>
+        <w:rPr>
+          <w:rFonts w:hint="eastAsia"/>
+        </w:rPr>
+        <w:t>由于电路中使用了独立降压板进行供电，需要使用外界线将</w:t>
+      </w:r>
+      <w:r>
+        <w:rPr>
+          <w:rFonts w:hint="eastAsia"/>
+        </w:rPr>
+        <w:t>5</w:t>
+      </w:r>
+      <w:r>
+        <w:t>V</w:t>
+      </w:r>
+      <w:r>
+        <w:rPr>
+          <w:rFonts w:hint="eastAsia"/>
+        </w:rPr>
+        <w:t>电压引入主电路板，故在电路板中加入</w:t>
+      </w:r>
+      <w:r>
+        <w:rPr>
+          <w:rFonts w:hint="eastAsia"/>
+        </w:rPr>
+        <w:t>U</w:t>
+      </w:r>
+      <w:r>
+        <w:t>SB T</w:t>
+      </w:r>
+      <w:r>
+        <w:rPr>
+          <w:rFonts w:hint="eastAsia"/>
+        </w:rPr>
+        <w:t>ype</w:t>
+      </w:r>
+      <w:r>
+        <w:t>-C</w:t>
+      </w:r>
+      <w:r>
+        <w:rPr>
+          <w:rFonts w:hint="eastAsia"/>
+        </w:rPr>
+        <w:t>接口，保证供电能力的同时占用较小空间。供电逻辑如图</w:t>
+      </w:r>
+      <w:r>
+        <w:rPr>
+          <w:rFonts w:hint="eastAsia"/>
+        </w:rPr>
+        <w:t>3</w:t>
+      </w:r>
+      <w:r>
+        <w:rPr>
+          <w:rFonts w:hint="eastAsia"/>
+        </w:rPr>
+        <w:t>所示：</w:t>
+      </w:r>
+    </w:p>
+    <w:p>
+      <w:pPr>
+        <w:pStyle w:val="af3"/>
+      </w:pPr>
+      <w:bookmarkStart w:id="4" w:name="_Hlk202262439"/>
     </w:p>
     <w:p>
       <w:pPr>
         <w:pStyle w:val="af6"/>
       </w:pPr>
-      <w:bookmarkStart w:id="7" w:name="_Ref204965287"/>
+      <w:bookmarkStart w:id="5" w:name="_Ref204965287"/>
       <w:r>
         <w:rPr>
           <w:rFonts w:hint="eastAsia"/>
@@ -1626,7 +1662,7 @@
       <w:r>
         <w:fldChar w:fldCharType="end"/>
       </w:r>
-      <w:bookmarkEnd w:id="7"/>
+      <w:bookmarkEnd w:id="5"/>
       <w:r>
         <w:rPr>
           <w:rFonts w:hint="eastAsia"/>
@@ -1640,7 +1676,7 @@
         <w:t>电流测量模块电路图</w:t>
       </w:r>
     </w:p>
-    <w:bookmarkEnd w:id="6"/>
+    <w:bookmarkEnd w:id="4"/>
     <w:p>
       <w:pPr>
         <w:pStyle w:val="2"/>
@@ -1678,7 +1714,13 @@
         <w:rPr>
           <w:rFonts w:hint="eastAsia"/>
         </w:rPr>
-        <w:t>底盘逻辑</w:t>
+        <w:t>底盘</w:t>
+      </w:r>
+      <w:r>
+        <w:rPr>
+          <w:rFonts w:hint="eastAsia"/>
+        </w:rPr>
+        <w:t>逻辑</w:t>
       </w:r>
     </w:p>
     <w:p>
@@ -1691,8 +1733,6 @@
         <w:ind w:firstLine="420"/>
         <w:rPr>
           <w:rFonts w:hint="eastAsia"/>
-          <w:b w:val="0"/>
-          <w:bCs/>
         </w:rPr>
       </w:pPr>
       <w:r>
@@ -1701,7 +1741,6 @@
           <w:b w:val="0"/>
           <w:bCs/>
         </w:rPr>
-        <w:lastRenderedPageBreak/>
         <w:t>使用编码器读取电机单位时间（10ms）改变的脉冲数，进而得到电机速度，从而控制小车实现</w:t>
       </w:r>
       <w:r>
@@ -1710,7 +1749,15 @@
           <w:b w:val="0"/>
           <w:bCs/>
         </w:rPr>
-        <w:t>位置改变。</w:t>
+        <w:t>位置改变</w:t>
+      </w:r>
+      <w:r>
+        <w:rPr>
+          <w:rFonts w:ascii="宋体" w:hAnsi="宋体" w:hint="eastAsia"/>
+          <w:b w:val="0"/>
+          <w:bCs/>
+        </w:rPr>
+        <w:t>。</w:t>
       </w:r>
     </w:p>
     <w:p>
@@ -1828,35 +1875,41 @@
         <w:ind w:firstLine="420"/>
         <w:rPr>
           <w:rFonts w:hint="eastAsia"/>
+        </w:rPr>
+      </w:pPr>
+      <w:r>
+        <w:rPr>
+          <w:rFonts w:hint="eastAsia"/>
           <w:b w:val="0"/>
           <w:bCs/>
         </w:rPr>
-      </w:pPr>
+        <w:t>使用</w:t>
+      </w:r>
+      <w:proofErr w:type="gramStart"/>
       <w:r>
         <w:rPr>
           <w:rFonts w:hint="eastAsia"/>
           <w:b w:val="0"/>
           <w:bCs/>
         </w:rPr>
-        <w:t>使用</w:t>
-      </w:r>
-      <w:proofErr w:type="gramStart"/>
+        <w:t>光电对</w:t>
+      </w:r>
+      <w:proofErr w:type="gramEnd"/>
       <w:r>
         <w:rPr>
           <w:rFonts w:hint="eastAsia"/>
           <w:b w:val="0"/>
           <w:bCs/>
         </w:rPr>
-        <w:t>光电对</w:t>
-      </w:r>
-      <w:proofErr w:type="gramEnd"/>
+        <w:t>管进行交叉路口检测，当识别到交叉路口后根据视觉模块发出的指令或者默认状态进行方向选择，实现转向</w:t>
+      </w:r>
       <w:r>
         <w:rPr>
           <w:rFonts w:hint="eastAsia"/>
           <w:b w:val="0"/>
           <w:bCs/>
         </w:rPr>
-        <w:t>管进行交叉路口检测，当识别到交叉路口后根据视觉模块发出的指令或者默认状态进行方向选择，实现转向。</w:t>
+        <w:t>。</w:t>
       </w:r>
     </w:p>
     <w:p>
@@ -1880,17 +1933,23 @@
         <w:ind w:firstLine="420"/>
         <w:rPr>
           <w:rFonts w:hint="eastAsia"/>
+        </w:rPr>
+      </w:pPr>
+      <w:r>
+        <w:rPr>
+          <w:rFonts w:hint="eastAsia"/>
           <w:b w:val="0"/>
           <w:bCs/>
         </w:rPr>
-      </w:pPr>
+        <w:t>车与树莓派进行串口通信，通过约定的协议读取视觉参数如识别到的左右转路牌和红绿灯状态，从而控制电机进行相应的状态改变</w:t>
+      </w:r>
       <w:r>
         <w:rPr>
           <w:rFonts w:hint="eastAsia"/>
           <w:b w:val="0"/>
           <w:bCs/>
         </w:rPr>
-        <w:t>小车与树莓派进行串口通信，通过约定的协议读取视觉参数如识别到的左右转路牌和红绿灯状态，从而控制电机进行相应的状态改变。</w:t>
+        <w:t>。</w:t>
       </w:r>
     </w:p>
     <w:p>
@@ -1907,7 +1966,7 @@
         <w:rPr>
           <w:rFonts w:hint="eastAsia"/>
         </w:rPr>
-        <w:t>菜单设计</w:t>
+        <w:t>交互式菜单设计</w:t>
       </w:r>
     </w:p>
     <w:p>
@@ -1917,20 +1976,26 @@
           <w:ilvl w:val="0"/>
           <w:numId w:val="0"/>
         </w:numPr>
-        <w:ind w:left="420"/>
+        <w:ind w:firstLine="420"/>
+        <w:rPr>
+          <w:rFonts w:hint="eastAsia"/>
+        </w:rPr>
+      </w:pPr>
+      <w:r>
         <w:rPr>
           <w:rFonts w:hint="eastAsia"/>
           <w:b w:val="0"/>
           <w:bCs/>
         </w:rPr>
-      </w:pPr>
+        <w:t>使用</w:t>
+      </w:r>
       <w:r>
         <w:rPr>
           <w:rFonts w:hint="eastAsia"/>
           <w:b w:val="0"/>
           <w:bCs/>
         </w:rPr>
-        <w:t>使用</w:t>
+        <w:t>OLED</w:t>
       </w:r>
       <w:r>
         <w:rPr>
@@ -1938,7 +2003,7 @@
           <w:b w:val="0"/>
           <w:bCs/>
         </w:rPr>
-        <w:t>OLED</w:t>
+        <w:t>进行参数改变和验收题目选择，实现便捷交互</w:t>
       </w:r>
       <w:r>
         <w:rPr>
@@ -1946,7 +2011,7 @@
           <w:b w:val="0"/>
           <w:bCs/>
         </w:rPr>
-        <w:t>进行参数改变和验收题目选择，实现便捷交互。</w:t>
+        <w:t>。</w:t>
       </w:r>
     </w:p>
     <w:p>
@@ -1959,41 +2024,385 @@
         </w:rPr>
         <w:t>视觉程序设计</w:t>
       </w:r>
-      <w:r>
-        <w:rPr>
-          <w:rFonts w:hint="eastAsia"/>
-        </w:rPr>
-        <w:t>（</w:t>
+    </w:p>
+    <w:p>
+      <w:pPr>
+        <w:pStyle w:val="af7"/>
+        <w:ind w:firstLine="480"/>
+      </w:pPr>
+      <w:r>
+        <w:rPr>
+          <w:rFonts w:hint="eastAsia"/>
+        </w:rPr>
+        <w:t>视觉部分基于树莓派</w:t>
+      </w:r>
+      <w:r>
+        <w:rPr>
+          <w:rFonts w:hint="eastAsia"/>
+        </w:rPr>
+        <w:t>4</w:t>
+      </w:r>
+      <w:r>
+        <w:t>B</w:t>
+      </w:r>
+      <w:r>
+        <w:rPr>
+          <w:rFonts w:hint="eastAsia"/>
+        </w:rPr>
+        <w:t>，使用</w:t>
+      </w:r>
+      <w:r>
+        <w:rPr>
+          <w:rFonts w:hint="eastAsia"/>
+        </w:rPr>
+        <w:t>OpenCV</w:t>
+      </w:r>
+      <w:r>
+        <w:rPr>
+          <w:rFonts w:hint="eastAsia"/>
+        </w:rPr>
+        <w:t>进行停止标识、</w:t>
+      </w:r>
+      <w:proofErr w:type="gramStart"/>
+      <w:r>
+        <w:rPr>
+          <w:rFonts w:hint="eastAsia"/>
+        </w:rPr>
+        <w:t>等停标识</w:t>
+      </w:r>
+      <w:proofErr w:type="gramEnd"/>
+      <w:r>
+        <w:rPr>
+          <w:rFonts w:hint="eastAsia"/>
+        </w:rPr>
+        <w:t>、红绿灯以及路牌的识别。由于树莓派与</w:t>
+      </w:r>
+      <w:r>
+        <w:rPr>
+          <w:rFonts w:hint="eastAsia"/>
+        </w:rPr>
+        <w:t>S</w:t>
+      </w:r>
+      <w:r>
+        <w:t>TM32</w:t>
+      </w:r>
+      <w:r>
+        <w:rPr>
+          <w:rFonts w:hint="eastAsia"/>
+        </w:rPr>
+        <w:t>核心板是单向通信，因此程序采用单线程结构，每一帧信息处理完毕后再进行数据的收发和新一帧的采集，降低复杂度并减少树莓</w:t>
+      </w:r>
+      <w:proofErr w:type="gramStart"/>
+      <w:r>
+        <w:rPr>
+          <w:rFonts w:hint="eastAsia"/>
+        </w:rPr>
+        <w:t>派资源</w:t>
+      </w:r>
+      <w:proofErr w:type="gramEnd"/>
+      <w:r>
+        <w:rPr>
+          <w:rFonts w:hint="eastAsia"/>
+        </w:rPr>
+        <w:t>的浪费，系统流程如图所示：</w:t>
+      </w:r>
+    </w:p>
+    <w:p>
+      <w:pPr>
+        <w:pStyle w:val="af7"/>
+        <w:ind w:firstLine="480"/>
+      </w:pPr>
+      <w:r>
+        <w:rPr>
+          <w:rFonts w:hint="eastAsia"/>
+        </w:rPr>
+        <w:t>为</w:t>
+      </w:r>
+      <w:r>
+        <w:t>适应多目标形态及动态测量需求，视觉系统采用多模态处理架构，通过解析串口指令实时切换工作状态。系统基于多线程并行机制，同步执行图像采集处理与串口通信任务，确保实时响应性能，其核心流程如</w:t>
+      </w:r>
+      <w:r>
+        <w:fldChar w:fldCharType="begin"/>
+      </w:r>
+      <w:r>
+        <w:instrText xml:space="preserve"> REF _Ref204988600 \h </w:instrText>
+      </w:r>
+      <w:r>
+        <w:fldChar w:fldCharType="separate"/>
+      </w:r>
+      <w:r>
+        <w:rPr>
+          <w:rFonts w:hint="eastAsia"/>
+        </w:rPr>
+        <w:t>图</w:t>
+      </w:r>
+      <w:r>
+        <w:rPr>
+          <w:rFonts w:hint="eastAsia"/>
+        </w:rPr>
+        <w:t xml:space="preserve"> </w:t>
+      </w:r>
+      <w:r>
+        <w:rPr>
+          <w:noProof/>
+        </w:rPr>
+        <w:t>4</w:t>
+      </w:r>
+      <w:r>
+        <w:fldChar w:fldCharType="end"/>
+      </w:r>
+      <w:r>
+        <w:t>所示：</w:t>
+      </w:r>
+    </w:p>
+    <w:p>
+      <w:pPr>
+        <w:pStyle w:val="a"/>
+        <w:ind w:firstLine="482"/>
+      </w:pPr>
+      <w:r>
+        <w:rPr>
+          <w:b/>
+          <w:bCs/>
+        </w:rPr>
+        <w:t>图像采集与预处理：</w:t>
+      </w:r>
+      <w:r>
+        <w:t>通过摄像头捕获视野图像，转换为灰度图后执行固定阈值</w:t>
+      </w:r>
+      <w:proofErr w:type="gramStart"/>
+      <w:r>
+        <w:t>二值化处理</w:t>
+      </w:r>
+      <w:proofErr w:type="gramEnd"/>
+      <w:r>
+        <w:t>，增强目标物轮廓特征。</w:t>
+      </w:r>
+    </w:p>
+    <w:p>
+      <w:pPr>
+        <w:pStyle w:val="a"/>
+        <w:ind w:firstLine="482"/>
+      </w:pPr>
+      <w:r>
+        <w:rPr>
+          <w:rFonts w:hint="eastAsia"/>
+          <w:b/>
+          <w:bCs/>
+        </w:rPr>
+        <w:t>进行目标识别</w:t>
+      </w:r>
+      <w:r>
+        <w:rPr>
+          <w:b/>
+          <w:bCs/>
+        </w:rPr>
+        <w:t>：</w:t>
+      </w:r>
+      <w:r>
+        <w:rPr>
+          <w:rFonts w:hint="eastAsia"/>
+        </w:rPr>
+        <w:t>仅使用</w:t>
+      </w:r>
+      <w:r>
+        <w:rPr>
+          <w:rFonts w:hint="eastAsia"/>
+        </w:rPr>
+        <w:t>OpenCV</w:t>
+      </w:r>
+      <w:r>
+        <w:rPr>
+          <w:rFonts w:hint="eastAsia"/>
+        </w:rPr>
+        <w:t>以及</w:t>
       </w:r>
       <w:proofErr w:type="spellStart"/>
       <w:r>
         <w:rPr>
           <w:rFonts w:hint="eastAsia"/>
         </w:rPr>
-        <w:t>zpb</w:t>
+        <w:t>n</w:t>
+      </w:r>
+      <w:r>
+        <w:t>umpy</w:t>
       </w:r>
       <w:proofErr w:type="spellEnd"/>
       <w:r>
         <w:rPr>
           <w:rFonts w:hint="eastAsia"/>
         </w:rPr>
-        <w:t>）</w:t>
-      </w:r>
-    </w:p>
-    <w:p>
-      <w:pPr>
-        <w:pStyle w:val="af3"/>
-      </w:pPr>
-      <w:bookmarkStart w:id="8" w:name="_Ref204982949"/>
+        <w:t>进行标识、红绿灯以及路牌的识别以获得较好</w:t>
+      </w:r>
+      <w:proofErr w:type="gramStart"/>
+      <w:r>
+        <w:rPr>
+          <w:rFonts w:hint="eastAsia"/>
+        </w:rPr>
+        <w:t>的帧率以及</w:t>
+      </w:r>
+      <w:proofErr w:type="gramEnd"/>
+      <w:r>
+        <w:rPr>
+          <w:rFonts w:hint="eastAsia"/>
+        </w:rPr>
+        <w:t>可用的识别准确度。使用</w:t>
+      </w:r>
+      <w:proofErr w:type="spellStart"/>
+      <w:r>
+        <w:rPr>
+          <w:rFonts w:hint="eastAsia"/>
+        </w:rPr>
+        <w:t>n</w:t>
+      </w:r>
+      <w:r>
+        <w:t>umpy</w:t>
+      </w:r>
+      <w:proofErr w:type="spellEnd"/>
+      <w:r>
+        <w:rPr>
+          <w:rFonts w:hint="eastAsia"/>
+        </w:rPr>
+        <w:t>对</w:t>
+      </w:r>
+      <w:proofErr w:type="gramStart"/>
+      <w:r>
+        <w:rPr>
+          <w:rFonts w:hint="eastAsia"/>
+        </w:rPr>
+        <w:t>二值化后</w:t>
+      </w:r>
+      <w:proofErr w:type="gramEnd"/>
+      <w:r>
+        <w:rPr>
+          <w:rFonts w:hint="eastAsia"/>
+        </w:rPr>
+        <w:t>的图像进行像素计数识别路上的横线以判断停止</w:t>
+      </w:r>
+      <w:proofErr w:type="gramStart"/>
+      <w:r>
+        <w:rPr>
+          <w:rFonts w:hint="eastAsia"/>
+        </w:rPr>
+        <w:t>和等停标识</w:t>
+      </w:r>
+      <w:proofErr w:type="gramEnd"/>
+      <w:r>
+        <w:rPr>
+          <w:rFonts w:hint="eastAsia"/>
+        </w:rPr>
+        <w:t>；使用</w:t>
+      </w:r>
+      <w:proofErr w:type="spellStart"/>
+      <w:r>
+        <w:rPr>
+          <w:rFonts w:hint="eastAsia"/>
+        </w:rPr>
+        <w:t>n</w:t>
+      </w:r>
+      <w:r>
+        <w:t>umpy</w:t>
+      </w:r>
+      <w:proofErr w:type="spellEnd"/>
+      <w:r>
+        <w:rPr>
+          <w:rFonts w:hint="eastAsia"/>
+        </w:rPr>
+        <w:t>对截取</w:t>
+      </w:r>
+      <w:r>
+        <w:t>ROI</w:t>
+      </w:r>
+      <w:r>
+        <w:rPr>
+          <w:rFonts w:hint="eastAsia"/>
+        </w:rPr>
+        <w:t>区域进行红、绿、黄色像素的计数，当像素数量达到阈值</w:t>
+      </w:r>
+      <w:proofErr w:type="gramStart"/>
+      <w:r>
+        <w:rPr>
+          <w:rFonts w:hint="eastAsia"/>
+        </w:rPr>
+        <w:t>后判断</w:t>
+      </w:r>
+      <w:proofErr w:type="gramEnd"/>
+      <w:r>
+        <w:rPr>
+          <w:rFonts w:hint="eastAsia"/>
+        </w:rPr>
+        <w:t>红绿灯状态；使用</w:t>
+      </w:r>
+      <w:r>
+        <w:rPr>
+          <w:rFonts w:hint="eastAsia"/>
+        </w:rPr>
+        <w:t>OpenCV</w:t>
+      </w:r>
+      <w:r>
+        <w:rPr>
+          <w:rFonts w:hint="eastAsia"/>
+        </w:rPr>
+        <w:t>模板匹配方式</w:t>
+      </w:r>
+      <w:r>
+        <w:rPr>
+          <w:rFonts w:hint="eastAsia"/>
+        </w:rPr>
+        <w:lastRenderedPageBreak/>
+        <w:t>对路牌进行识别，保持模板和摄像头分辨率</w:t>
+      </w:r>
+      <w:proofErr w:type="gramStart"/>
+      <w:r>
+        <w:rPr>
+          <w:rFonts w:hint="eastAsia"/>
+        </w:rPr>
+        <w:t>相同以</w:t>
+      </w:r>
+      <w:proofErr w:type="gramEnd"/>
+      <w:r>
+        <w:rPr>
+          <w:rFonts w:hint="eastAsia"/>
+        </w:rPr>
+        <w:t>防止逐像素匹配导致</w:t>
+      </w:r>
+      <w:proofErr w:type="gramStart"/>
+      <w:r>
+        <w:rPr>
+          <w:rFonts w:hint="eastAsia"/>
+        </w:rPr>
+        <w:t>的帧率下降</w:t>
+      </w:r>
+      <w:proofErr w:type="gramEnd"/>
+      <w:r>
+        <w:rPr>
+          <w:rFonts w:hint="eastAsia"/>
+        </w:rPr>
+        <w:t>。</w:t>
+      </w:r>
+    </w:p>
+    <w:p>
+      <w:pPr>
+        <w:pStyle w:val="a"/>
+        <w:ind w:firstLine="480"/>
+      </w:pPr>
       <w:r>
         <w:rPr>
           <w:noProof/>
         </w:rPr>
         <w:drawing>
-          <wp:inline distT="0" distB="0" distL="0" distR="0" wp14:anchorId="6D179C62" wp14:editId="2D490141">
-            <wp:extent cx="5354438" cy="4500000"/>
+          <wp:anchor distT="0" distB="0" distL="114300" distR="114300" simplePos="0" relativeHeight="251661312" behindDoc="0" locked="0" layoutInCell="1" allowOverlap="1" wp14:anchorId="2DAFD604" wp14:editId="4DB233D7">
+            <wp:simplePos x="0" y="0"/>
+            <wp:positionH relativeFrom="column">
+              <wp:posOffset>296364</wp:posOffset>
+            </wp:positionH>
+            <wp:positionV relativeFrom="paragraph">
+              <wp:posOffset>848178</wp:posOffset>
+            </wp:positionV>
+            <wp:extent cx="4953000" cy="4442460"/>
             <wp:effectExtent l="0" t="0" r="0" b="0"/>
-            <wp:docPr id="707366467" name="图形 6"/>
+            <wp:wrapTopAndBottom/>
+            <wp:docPr id="1" name="图形 1"/>
             <wp:cNvGraphicFramePr>
               <a:graphicFrameLocks xmlns:a="http://schemas.openxmlformats.org/drawingml/2006/main" noChangeAspect="1"/>
             </wp:cNvGraphicFramePr>
@@ -2001,53 +2410,123 @@
               <a:graphicData uri="http://schemas.openxmlformats.org/drawingml/2006/picture">
                 <pic:pic xmlns:pic="http://schemas.openxmlformats.org/drawingml/2006/picture">
                   <pic:nvPicPr>
-                    <pic:cNvPr id="707366467" name="图形 6"/>
-                    <pic:cNvPicPr>
-                      <a:picLocks noChangeAspect="1"/>
-                    </pic:cNvPicPr>
+                    <pic:cNvPr id="1" name=""/>
+                    <pic:cNvPicPr/>
                   </pic:nvPicPr>
-                  <pic:blipFill rotWithShape="1">
-                    <a:blip r:embed="rId13">
+                  <pic:blipFill>
+                    <a:blip r:embed="rId11">
                       <a:extLst>
                         <a:ext uri="{96DAC541-7B7A-43D3-8B79-37D633B846F1}">
-                          <asvg:svgBlip xmlns:asvg="http://schemas.microsoft.com/office/drawing/2016/SVG/main" r:embed="rId14"/>
+                          <asvg:svgBlip xmlns:asvg="http://schemas.microsoft.com/office/drawing/2016/SVG/main" r:embed="rId12"/>
                         </a:ext>
                       </a:extLst>
                     </a:blip>
-                    <a:srcRect l="10066" t="4268" r="19029" b="11450"/>
                     <a:stretch>
                       <a:fillRect/>
                     </a:stretch>
                   </pic:blipFill>
-                  <pic:spPr bwMode="auto">
+                  <pic:spPr>
                     <a:xfrm>
                       <a:off x="0" y="0"/>
-                      <a:ext cx="5354438" cy="4500000"/>
+                      <a:ext cx="4953000" cy="4442460"/>
                     </a:xfrm>
                     <a:prstGeom prst="rect">
                       <a:avLst/>
                     </a:prstGeom>
-                    <a:ln>
-                      <a:noFill/>
-                    </a:ln>
-                    <a:extLst>
-                      <a:ext uri="{53640926-AAD7-44D8-BBD7-CCE9431645EC}">
-                        <a14:shadowObscured xmlns:a14="http://schemas.microsoft.com/office/drawing/2010/main"/>
-                      </a:ext>
-                    </a:extLst>
                   </pic:spPr>
                 </pic:pic>
               </a:graphicData>
             </a:graphic>
-          </wp:inline>
+            <wp14:sizeRelH relativeFrom="margin">
+              <wp14:pctWidth>0</wp14:pctWidth>
+            </wp14:sizeRelH>
+            <wp14:sizeRelV relativeFrom="margin">
+              <wp14:pctHeight>0</wp14:pctHeight>
+            </wp14:sizeRelV>
+          </wp:anchor>
         </w:drawing>
       </w:r>
+      <w:r>
+        <w:rPr>
+          <w:rFonts w:hint="eastAsia"/>
+          <w:b/>
+          <w:bCs/>
+        </w:rPr>
+        <w:t>识别结果打包为数据包</w:t>
+      </w:r>
+      <w:r>
+        <w:rPr>
+          <w:b/>
+          <w:bCs/>
+        </w:rPr>
+        <w:t>：</w:t>
+      </w:r>
+      <w:r>
+        <w:rPr>
+          <w:rFonts w:hint="eastAsia"/>
+        </w:rPr>
+        <w:t>将红绿灯识别结果、路牌识别结果、标识识别结果以及巡线视觉重心的</w:t>
+      </w:r>
+      <w:r>
+        <w:rPr>
+          <w:rFonts w:hint="eastAsia"/>
+        </w:rPr>
+        <w:t>x</w:t>
+      </w:r>
+      <w:r>
+        <w:rPr>
+          <w:rFonts w:hint="eastAsia"/>
+        </w:rPr>
+        <w:t>值分别</w:t>
+      </w:r>
+      <w:r>
+        <w:rPr>
+          <w:rFonts w:hint="eastAsia"/>
+        </w:rPr>
+        <w:t>2</w:t>
+      </w:r>
+      <w:r>
+        <w:rPr>
+          <w:rFonts w:hint="eastAsia"/>
+        </w:rPr>
+        <w:t>字节打包为</w:t>
+      </w:r>
+      <w:r>
+        <w:rPr>
+          <w:rFonts w:hint="eastAsia"/>
+        </w:rPr>
+        <w:t>8</w:t>
+      </w:r>
+      <w:r>
+        <w:rPr>
+          <w:rFonts w:hint="eastAsia"/>
+        </w:rPr>
+        <w:t>字节数据包，自定义</w:t>
+      </w:r>
+      <w:proofErr w:type="gramStart"/>
+      <w:r>
+        <w:rPr>
+          <w:rFonts w:hint="eastAsia"/>
+        </w:rPr>
+        <w:t>帧头帧尾使</w:t>
+      </w:r>
+      <w:proofErr w:type="gramEnd"/>
+      <w:r>
+        <w:rPr>
+          <w:rFonts w:hint="eastAsia"/>
+        </w:rPr>
+        <w:t>通信更加高效</w:t>
+      </w:r>
+      <w:r>
+        <w:t>。</w:t>
+      </w:r>
+      <w:bookmarkStart w:id="6" w:name="_Ref204982949"/>
     </w:p>
     <w:p>
       <w:pPr>
         <w:pStyle w:val="af6"/>
       </w:pPr>
-      <w:bookmarkStart w:id="9" w:name="_Ref204988600"/>
+      <w:bookmarkStart w:id="7" w:name="_Ref204988600"/>
       <w:r>
         <w:rPr>
           <w:rFonts w:hint="eastAsia"/>
@@ -2099,8 +2578,8 @@
       <w:r>
         <w:fldChar w:fldCharType="end"/>
       </w:r>
-      <w:bookmarkEnd w:id="8"/>
-      <w:bookmarkEnd w:id="9"/>
+      <w:bookmarkEnd w:id="6"/>
+      <w:bookmarkEnd w:id="7"/>
       <w:r>
         <w:rPr>
           <w:rFonts w:hint="eastAsia"/>
@@ -2116,13 +2595,58 @@
     </w:p>
     <w:p>
       <w:pPr>
-        <w:pStyle w:val="1"/>
-      </w:pPr>
-      <w:r>
-        <w:rPr>
-          <w:rFonts w:hint="eastAsia"/>
-        </w:rPr>
-        <w:lastRenderedPageBreak/>
+        <w:pStyle w:val="a"/>
+        <w:ind w:firstLine="482"/>
+        <w:rPr>
+          <w:b/>
+          <w:bCs/>
+        </w:rPr>
+      </w:pPr>
+      <w:r>
+        <w:rPr>
+          <w:rFonts w:hint="eastAsia"/>
+          <w:b/>
+          <w:bCs/>
+        </w:rPr>
+        <w:t>串口发送</w:t>
+      </w:r>
+      <w:r>
+        <w:rPr>
+          <w:b/>
+          <w:bCs/>
+        </w:rPr>
+        <w:t>：</w:t>
+      </w:r>
+      <w:r>
+        <w:rPr>
+          <w:rFonts w:hint="eastAsia"/>
+        </w:rPr>
+        <w:t>串口波特率设置为</w:t>
+      </w:r>
+      <w:r>
+        <w:rPr>
+          <w:rFonts w:hint="eastAsia"/>
+        </w:rPr>
+        <w:t>1</w:t>
+      </w:r>
+      <w:r>
+        <w:t>15200</w:t>
+      </w:r>
+      <w:r>
+        <w:rPr>
+          <w:rFonts w:hint="eastAsia"/>
+        </w:rPr>
+        <w:t>保证传输速度。</w:t>
+      </w:r>
+    </w:p>
+    <w:p>
+      <w:pPr>
+        <w:pStyle w:val="10"/>
+      </w:pPr>
+      <w:r>
+        <w:rPr>
+          <w:rFonts w:hint="eastAsia"/>
+        </w:rPr>
         <w:t>设计报告测试方案与测试结果</w:t>
       </w:r>
     </w:p>
@@ -2198,11 +2722,12 @@
       <w:pPr>
         <w:pStyle w:val="af6"/>
       </w:pPr>
-      <w:bookmarkStart w:id="10" w:name="_Ref215393316"/>
-      <w:r>
-        <w:rPr>
-          <w:rFonts w:hint="eastAsia"/>
-        </w:rPr>
+      <w:bookmarkStart w:id="8" w:name="_Ref215393316"/>
+      <w:r>
+        <w:rPr>
+          <w:rFonts w:hint="eastAsia"/>
+        </w:rPr>
+        <w:lastRenderedPageBreak/>
         <w:t>表</w:t>
       </w:r>
       <w:r>
@@ -2253,7 +2778,7 @@
         </w:rPr>
         <w:fldChar w:fldCharType="end"/>
       </w:r>
-      <w:bookmarkEnd w:id="10"/>
+      <w:bookmarkEnd w:id="8"/>
       <w:r>
         <w:rPr>
           <w:rFonts w:hint="eastAsia"/>
@@ -2844,7 +3369,7 @@
         </w:rPr>
         <w:t>：</w:t>
       </w:r>
-      <w:bookmarkStart w:id="11" w:name="_Hlk215997078"/>
+      <w:bookmarkStart w:id="9" w:name="_Hlk215997078"/>
       <w:r>
         <w:t>将红绿灯和指示牌摆放在场地上，关闭所有红绿灯，将路牌设置在手动模式，听专家老师指令切换路牌方向，小车行驶三圈</w:t>
       </w:r>
@@ -2866,7 +3391,7 @@
         </w:rPr>
         <w:t>圈的总时间</w:t>
       </w:r>
-      <w:bookmarkEnd w:id="11"/>
+      <w:bookmarkEnd w:id="9"/>
       <w:r>
         <w:rPr>
           <w:rFonts w:hint="eastAsia"/>
@@ -2947,7 +3472,7 @@
       <w:pPr>
         <w:pStyle w:val="3"/>
       </w:pPr>
-      <w:bookmarkStart w:id="12" w:name="_Hlk202261333"/>
+      <w:bookmarkStart w:id="10" w:name="_Hlk202261333"/>
       <w:r>
         <w:rPr>
           <w:rFonts w:hint="eastAsia"/>
@@ -2967,7 +3492,7 @@
         <w:t>测试结果</w:t>
       </w:r>
     </w:p>
-    <w:bookmarkEnd w:id="12"/>
+    <w:bookmarkEnd w:id="10"/>
     <w:p>
       <w:pPr>
         <w:pStyle w:val="af7"/>
@@ -3047,8 +3572,8 @@
       <w:pPr>
         <w:pStyle w:val="af6"/>
       </w:pPr>
-      <w:bookmarkStart w:id="13" w:name="_Ref202261639"/>
-      <w:bookmarkStart w:id="14" w:name="_Hlk202261357"/>
+      <w:bookmarkStart w:id="11" w:name="_Ref202261639"/>
+      <w:bookmarkStart w:id="12" w:name="_Hlk202261357"/>
       <w:r>
         <w:rPr>
           <w:rFonts w:hint="eastAsia"/>
@@ -3101,7 +3626,7 @@
       <w:r>
         <w:fldChar w:fldCharType="end"/>
       </w:r>
-      <w:bookmarkEnd w:id="13"/>
+      <w:bookmarkEnd w:id="11"/>
       <w:r>
         <w:rPr>
           <w:rFonts w:hint="eastAsia"/>
@@ -3325,7 +3850,7 @@
         </w:tc>
       </w:tr>
     </w:tbl>
-    <w:bookmarkEnd w:id="14"/>
+    <w:bookmarkEnd w:id="12"/>
     <w:p>
       <w:pPr>
         <w:pStyle w:val="3"/>
@@ -3459,7 +3984,7 @@
       <w:pPr>
         <w:pStyle w:val="af6"/>
       </w:pPr>
-      <w:bookmarkStart w:id="15" w:name="_Ref205051762"/>
+      <w:bookmarkStart w:id="13" w:name="_Ref205051762"/>
       <w:r>
         <w:rPr>
           <w:rFonts w:hint="eastAsia"/>
@@ -3512,7 +4037,7 @@
       <w:r>
         <w:fldChar w:fldCharType="end"/>
       </w:r>
-      <w:bookmarkEnd w:id="15"/>
+      <w:bookmarkEnd w:id="13"/>
       <w:r>
         <w:rPr>
           <w:rFonts w:hint="eastAsia"/>
@@ -4034,8 +4559,8 @@
       <w:pPr>
         <w:pStyle w:val="af6"/>
       </w:pPr>
-      <w:bookmarkStart w:id="16" w:name="_Ref205051765"/>
-      <w:bookmarkStart w:id="17" w:name="_Hlk215996849"/>
+      <w:bookmarkStart w:id="14" w:name="_Ref205051765"/>
+      <w:bookmarkStart w:id="15" w:name="_Hlk215996849"/>
       <w:r>
         <w:rPr>
           <w:rFonts w:hint="eastAsia"/>
@@ -4088,7 +4613,7 @@
       <w:r>
         <w:fldChar w:fldCharType="end"/>
       </w:r>
-      <w:bookmarkEnd w:id="16"/>
+      <w:bookmarkEnd w:id="14"/>
       <w:r>
         <w:rPr>
           <w:rFonts w:hint="eastAsia"/>
@@ -4128,7 +4653,7 @@
           <w:tcPr>
             <w:tcW w:w="2362" w:type="dxa"/>
           </w:tcPr>
-          <w:bookmarkEnd w:id="17"/>
+          <w:bookmarkEnd w:id="15"/>
           <w:p>
             <w:pPr>
               <w:pStyle w:val="af6"/>
@@ -5202,7 +5727,7 @@
       </w:r>
     </w:p>
     <w:sectPr>
-      <w:footerReference w:type="default" r:id="rId15"/>
+      <w:footerReference w:type="default" r:id="rId13"/>
       <w:pgSz w:w="11906" w:h="16838"/>
       <w:pgMar w:top="1701" w:right="1418" w:bottom="1134" w:left="1418" w:header="851" w:footer="992" w:gutter="0"/>
       <w:pgNumType w:start="1"/>
@@ -5341,95 +5866,6 @@
 <file path=word/numbering.xml><?xml version="1.0" encoding="utf-8"?>
 <w:numbering xmlns:wpc="http://schemas.microsoft.com/office/word/2010/wordprocessingCanvas" xmlns:cx="http://schemas.microsoft.com/office/drawing/2014/chartex" xmlns:cx1="http://schemas.microsoft.com/office/drawing/2015/9/8/chartex" xmlns:cx2="http://schemas.microsoft.com/office/drawing/2015/10/21/chartex" xmlns:cx3="http://schemas.microsoft.com/office/drawing/2016/5/9/chartex" xmlns:cx4="http://schemas.microsoft.com/office/drawing/2016/5/10/chartex" xmlns:cx5="http://schemas.microsoft.com/office/drawing/2016/5/11/chartex" xmlns:cx6="http://schemas.microsoft.com/office/drawing/2016/5/12/chartex" xmlns:cx7="http://schemas.microsoft.com/office/drawing/2016/5/13/chartex" xmlns:cx8="http://schemas.microsoft.com/office/drawing/2016/5/14/chartex" xmlns:mc="http://schemas.openxmlformats.org/markup-compatibility/2006" xmlns:aink="http://schemas.microsoft.com/office/drawing/2016/ink" xmlns:am3d="http://schemas.microsoft.com/office/drawing/2017/model3d" xmlns:o="urn:schemas-microsoft-com:office:office" xmlns:oel="http://schemas.microsoft.com/office/2019/extlst" xmlns:r="http://schemas.openxmlformats.org/officeDocument/2006/relationships" xmlns:m="http://schemas.openxmlformats.org/officeDocument/2006/math" xmlns:v="urn:schemas-microsoft-com:vml" xmlns:wp14="http://schemas.microsoft.com/office/word/2010/wordprocessingDrawing" xmlns:wp="http://schemas.openxmlformats.org/drawingml/2006/wordprocessingDrawing" xmlns:w10="urn:schemas-microsoft-com:office:word" xmlns:w="http://schemas.openxmlformats.org/wordprocessingml/2006/main" xmlns:w14="http://schemas.microsoft.com/office/word/2010/wordml" xmlns:w15="http://schemas.microsoft.com/office/word/2012/wordml" xmlns:w16cex="http://schemas.microsoft.com/office/word/2018/wordml/cex" xmlns:w16cid="http://schemas.microsoft.com/office/word/2016/wordml/cid" xmlns:w16="http://schemas.microsoft.com/office/word/2018/wordml" xmlns:w16du="http://schemas.microsoft.com/office/word/2023/wordml/word16du" xmlns:w16sdtdh="http://schemas.microsoft.com/office/word/2020/wordml/sdtdatahash" xmlns:w16sdtfl="http://schemas.microsoft.com/office/word/2024/wordml/sdtformatlock" xmlns:w16se="http://schemas.microsoft.com/office/word/2015/wordml/symex" xmlns:wpg="http://schemas.microsoft.com/office/word/2010/wordprocessingGroup" xmlns:wpi="http://schemas.microsoft.com/office/word/2010/wordprocessingInk" xmlns:wne="http://schemas.microsoft.com/office/word/2006/wordml" xmlns:wps="http://schemas.microsoft.com/office/word/2010/wordprocessingShape" mc:Ignorable="w14 w15 w16se w16cid w16 w16cex w16sdtdh w16sdtfl w16du wp14">
   <w:abstractNum w:abstractNumId="0" w15:restartNumberingAfterBreak="0">
-    <w:nsid w:val="133B6DA0"/>
-    <w:multiLevelType w:val="hybridMultilevel"/>
-    <w:tmpl w:val="B14A0D0C"/>
-    <w:lvl w:ilvl="0" w:tplc="C7047F64">
-      <w:start w:val="1"/>
-      <w:numFmt w:val="decimal"/>
-      <w:lvlText w:val="%1."/>
-      <w:lvlJc w:val="left"/>
-      <w:pPr>
-        <w:ind w:left="360" w:hanging="360"/>
-      </w:pPr>
-      <w:rPr>
-        <w:rFonts w:hint="default"/>
-      </w:rPr>
-    </w:lvl>
-    <w:lvl w:ilvl="1" w:tplc="04090019" w:tentative="1">
-      <w:start w:val="1"/>
-      <w:numFmt w:val="lowerLetter"/>
-      <w:lvlText w:val="%2)"/>
-      <w:lvlJc w:val="left"/>
-      <w:pPr>
-        <w:ind w:left="880" w:hanging="440"/>
-      </w:pPr>
-    </w:lvl>
-    <w:lvl w:ilvl="2" w:tplc="0409001B" w:tentative="1">
-      <w:start w:val="1"/>
-      <w:numFmt w:val="lowerRoman"/>
-      <w:lvlText w:val="%3."/>
-      <w:lvlJc w:val="right"/>
-      <w:pPr>
-        <w:ind w:left="1320" w:hanging="440"/>
-      </w:pPr>
-    </w:lvl>
-    <w:lvl w:ilvl="3" w:tplc="0409000F" w:tentative="1">
-      <w:start w:val="1"/>
-      <w:numFmt w:val="decimal"/>
-      <w:lvlText w:val="%4."/>
-      <w:lvlJc w:val="left"/>
-      <w:pPr>
-        <w:ind w:left="1760" w:hanging="440"/>
-      </w:pPr>
-    </w:lvl>
-    <w:lvl w:ilvl="4" w:tplc="04090019" w:tentative="1">
-      <w:start w:val="1"/>
-      <w:numFmt w:val="lowerLetter"/>
-      <w:lvlText w:val="%5)"/>
-      <w:lvlJc w:val="left"/>
-      <w:pPr>
-        <w:ind w:left="2200" w:hanging="440"/>
-      </w:pPr>
-    </w:lvl>
-    <w:lvl w:ilvl="5" w:tplc="0409001B" w:tentative="1">
-      <w:start w:val="1"/>
-      <w:numFmt w:val="lowerRoman"/>
-      <w:lvlText w:val="%6."/>
-      <w:lvlJc w:val="right"/>
-      <w:pPr>
-        <w:ind w:left="2640" w:hanging="440"/>
-      </w:pPr>
-    </w:lvl>
-    <w:lvl w:ilvl="6" w:tplc="0409000F" w:tentative="1">
-      <w:start w:val="1"/>
-      <w:numFmt w:val="decimal"/>
-      <w:lvlText w:val="%7."/>
-      <w:lvlJc w:val="left"/>
-      <w:pPr>
-        <w:ind w:left="3080" w:hanging="440"/>
-      </w:pPr>
-    </w:lvl>
-    <w:lvl w:ilvl="7" w:tplc="04090019" w:tentative="1">
-      <w:start w:val="1"/>
-      <w:numFmt w:val="lowerLetter"/>
-      <w:lvlText w:val="%8)"/>
-      <w:lvlJc w:val="left"/>
-      <w:pPr>
-        <w:ind w:left="3520" w:hanging="440"/>
-      </w:pPr>
-    </w:lvl>
-    <w:lvl w:ilvl="8" w:tplc="0409001B" w:tentative="1">
-      <w:start w:val="1"/>
-      <w:numFmt w:val="lowerRoman"/>
-      <w:lvlText w:val="%9."/>
-      <w:lvlJc w:val="right"/>
-      <w:pPr>
-        <w:ind w:left="3960" w:hanging="440"/>
-      </w:pPr>
-    </w:lvl>
-  </w:abstractNum>
-  <w:abstractNum w:abstractNumId="1" w15:restartNumberingAfterBreak="0">
     <w:nsid w:val="1ECD4421"/>
     <w:multiLevelType w:val="multilevel"/>
     <w:tmpl w:val="1ECD4421"/>
@@ -5519,7 +5955,7 @@
       </w:pPr>
     </w:lvl>
   </w:abstractNum>
-  <w:abstractNum w:abstractNumId="2" w15:restartNumberingAfterBreak="0">
+  <w:abstractNum w:abstractNumId="1" w15:restartNumberingAfterBreak="0">
     <w:nsid w:val="22815F3B"/>
     <w:multiLevelType w:val="hybridMultilevel"/>
     <w:tmpl w:val="31DAD58E"/>
@@ -5605,13 +6041,14 @@
       </w:pPr>
     </w:lvl>
   </w:abstractNum>
-  <w:abstractNum w:abstractNumId="3" w15:restartNumberingAfterBreak="0">
+  <w:abstractNum w:abstractNumId="2" w15:restartNumberingAfterBreak="0">
     <w:nsid w:val="351C3B17"/>
     <w:multiLevelType w:val="multilevel"/>
     <w:tmpl w:val="351C3B17"/>
     <w:lvl w:ilvl="0">
       <w:start w:val="1"/>
       <w:numFmt w:val="chineseCountingThousand"/>
+      <w:pStyle w:val="1"/>
       <w:suff w:val="nothing"/>
       <w:lvlText w:val="%1."/>
       <w:lvlJc w:val="left"/>
@@ -5723,7 +6160,7 @@
       </w:rPr>
     </w:lvl>
   </w:abstractNum>
-  <w:abstractNum w:abstractNumId="4" w15:restartNumberingAfterBreak="0">
+  <w:abstractNum w:abstractNumId="3" w15:restartNumberingAfterBreak="0">
     <w:nsid w:val="63A33BB4"/>
     <w:multiLevelType w:val="multilevel"/>
     <w:tmpl w:val="63A33BB4"/>
@@ -5817,25 +6254,25 @@
     </w:lvl>
   </w:abstractNum>
   <w:num w:numId="1" w16cid:durableId="378363148">
+    <w:abstractNumId w:val="2"/>
+  </w:num>
+  <w:num w:numId="2" w16cid:durableId="674264774">
     <w:abstractNumId w:val="3"/>
   </w:num>
-  <w:num w:numId="2" w16cid:durableId="674264774">
-    <w:abstractNumId w:val="4"/>
+  <w:num w:numId="3" w16cid:durableId="1841771503">
+    <w:abstractNumId w:val="0"/>
   </w:num>
-  <w:num w:numId="3" w16cid:durableId="1841771503">
+  <w:num w:numId="4" w16cid:durableId="1634364176">
     <w:abstractNumId w:val="1"/>
   </w:num>
-  <w:num w:numId="4" w16cid:durableId="1634364176">
-    <w:abstractNumId w:val="2"/>
-  </w:num>
   <w:num w:numId="5" w16cid:durableId="2111897943">
-    <w:abstractNumId w:val="4"/>
+    <w:abstractNumId w:val="3"/>
   </w:num>
   <w:num w:numId="6" w16cid:durableId="1621180061">
-    <w:abstractNumId w:val="4"/>
+    <w:abstractNumId w:val="3"/>
   </w:num>
   <w:num w:numId="7" w16cid:durableId="2064744422">
-    <w:abstractNumId w:val="4"/>
+    <w:abstractNumId w:val="3"/>
     <w:lvlOverride w:ilvl="0">
       <w:startOverride w:val="1"/>
     </w:lvlOverride>
@@ -5865,7 +6302,7 @@
     </w:lvlOverride>
   </w:num>
   <w:num w:numId="8" w16cid:durableId="1457917363">
-    <w:abstractNumId w:val="4"/>
+    <w:abstractNumId w:val="3"/>
     <w:lvlOverride w:ilvl="0">
       <w:startOverride w:val="1"/>
     </w:lvlOverride>
@@ -5895,10 +6332,10 @@
     </w:lvlOverride>
   </w:num>
   <w:num w:numId="9" w16cid:durableId="1189296786">
-    <w:abstractNumId w:val="4"/>
+    <w:abstractNumId w:val="3"/>
   </w:num>
   <w:num w:numId="10" w16cid:durableId="26494530">
-    <w:abstractNumId w:val="4"/>
+    <w:abstractNumId w:val="3"/>
     <w:lvlOverride w:ilvl="0">
       <w:startOverride w:val="1"/>
     </w:lvlOverride>
@@ -5926,9 +6363,6 @@
     <w:lvlOverride w:ilvl="8">
       <w:startOverride w:val="1"/>
     </w:lvlOverride>
-  </w:num>
-  <w:num w:numId="11" w16cid:durableId="1707631801">
-    <w:abstractNumId w:val="0"/>
   </w:num>
 </w:numbering>
 </file>
@@ -6334,14 +6768,14 @@
       <w:szCs w:val="21"/>
     </w:rPr>
   </w:style>
-  <w:style w:type="paragraph" w:styleId="1">
+  <w:style w:type="paragraph" w:styleId="10">
     <w:name w:val="heading 1"/>
-    <w:basedOn w:val="10"/>
+    <w:basedOn w:val="1"/>
     <w:next w:val="a0"/>
     <w:link w:val="11"/>
     <w:uiPriority w:val="9"/>
     <w:rPr>
-      <w:bCs w:val="0"/>
+      <w:bCs/>
     </w:rPr>
   </w:style>
   <w:style w:type="paragraph" w:styleId="20">
@@ -6540,27 +6974,28 @@
     <w:semiHidden/>
     <w:unhideWhenUsed/>
   </w:style>
-  <w:style w:type="paragraph" w:customStyle="1" w:styleId="10">
+  <w:style w:type="paragraph" w:customStyle="1" w:styleId="1">
     <w:name w:val="电赛标题 1"/>
     <w:link w:val="1Char"/>
     <w:autoRedefine/>
     <w:qFormat/>
-    <w:rsid w:val="00856A4C"/>
     <w:pPr>
       <w:keepNext/>
       <w:keepLines/>
+      <w:numPr>
+        <w:numId w:val="1"/>
+      </w:numPr>
       <w:adjustRightInd w:val="0"/>
       <w:snapToGrid w:val="0"/>
       <w:spacing w:line="440" w:lineRule="exact"/>
-      <w:ind w:left="845" w:hanging="425"/>
       <w:outlineLvl w:val="0"/>
     </w:pPr>
     <w:rPr>
-      <w:rFonts w:ascii="宋体" w:eastAsia="宋体" w:hAnsi="宋体" w:cs="Times New Roman"/>
-      <w:bCs/>
+      <w:rFonts w:ascii="Times New Roman" w:eastAsia="黑体" w:hAnsi="Times New Roman" w:cs="Times New Roman"/>
+      <w:b/>
       <w:kern w:val="2"/>
-      <w:sz w:val="24"/>
-      <w:szCs w:val="24"/>
+      <w:sz w:val="28"/>
+      <w:szCs w:val="22"/>
     </w:rPr>
   </w:style>
   <w:style w:type="paragraph" w:styleId="a4">
@@ -6668,14 +7103,12 @@
   <w:style w:type="character" w:customStyle="1" w:styleId="1Char">
     <w:name w:val="电赛标题 1 Char"/>
     <w:basedOn w:val="a1"/>
-    <w:link w:val="10"/>
-    <w:rsid w:val="00856A4C"/>
+    <w:link w:val="1"/>
     <w:rPr>
-      <w:rFonts w:ascii="宋体" w:eastAsia="宋体" w:hAnsi="宋体" w:cs="Times New Roman"/>
-      <w:bCs/>
-      <w:kern w:val="2"/>
-      <w:sz w:val="24"/>
-      <w:szCs w:val="24"/>
+      <w:rFonts w:ascii="Times New Roman" w:eastAsia="黑体" w:hAnsi="Times New Roman" w:cs="Times New Roman"/>
+      <w:b/>
+      <w:sz w:val="28"/>
+      <w:szCs w:val="22"/>
     </w:rPr>
   </w:style>
   <w:style w:type="paragraph" w:customStyle="1" w:styleId="3">
@@ -6718,7 +7151,7 @@
   <w:style w:type="character" w:customStyle="1" w:styleId="11">
     <w:name w:val="标题 1 字符"/>
     <w:basedOn w:val="a1"/>
-    <w:link w:val="1"/>
+    <w:link w:val="10"/>
     <w:uiPriority w:val="9"/>
     <w:rPr>
       <w:rFonts w:ascii="Times New Roman" w:eastAsia="黑体" w:hAnsi="Times New Roman" w:cs="Times New Roman"/>
@@ -6972,9 +7405,7 @@
     <w:link w:val="2"/>
     <w:rPr>
       <w:rFonts w:ascii="Times New Roman" w:eastAsia="黑体" w:hAnsi="Times New Roman" w:cs="Times New Roman"/>
-      <w:b w:val="0"/>
-      <w:bCs/>
-      <w:kern w:val="2"/>
+      <w:b/>
       <w:sz w:val="24"/>
       <w:szCs w:val="22"/>
     </w:rPr>
